--- a/docs/33_새가족_정착_보고서.docx
+++ b/docs/33_새가족_정착_보고서.docx
@@ -11,7 +11,7 @@
         <w:rPr>
           <w:b w:val="0"/>
         </w:rPr>
-        <w:t>청년부·교구 새가족 정착 보고서</w:t>
+        <w:t>(교회명) 청년부·교구 새가족 정착 보고서</w:t>
       </w:r>
     </w:p>
     <w:p>
@@ -22,329 +22,108 @@
         <w:rPr>
           <w:b w:val="0"/>
         </w:rPr>
-        <w:t>기본 정보</w:t>
+        <w:t>개요</w:t>
       </w:r>
     </w:p>
-    <w:tbl>
-      <w:tblPr>
-        <w:tblStyle w:val="TableGrid"/>
-        <w:tblW w:type="auto" w:w="0"/>
-        <w:tblLook w:firstColumn="1" w:firstRow="1" w:lastColumn="0" w:lastRow="0" w:noHBand="0" w:noVBand="1" w:val="04A0"/>
-      </w:tblPr>
-      <w:tblGrid>
-        <w:gridCol w:w="4320"/>
-        <w:gridCol w:w="4320"/>
-      </w:tblGrid>
-      <w:tr>
-        <w:tc>
-          <w:tcPr>
-            <w:tcW w:type="dxa" w:w="4320"/>
-          </w:tcPr>
-          <w:p>
-            <w:r>
-              <w:rPr>
-                <w:b/>
-              </w:rPr>
-              <w:t>항목</w:t>
-            </w:r>
-          </w:p>
-        </w:tc>
-        <w:tc>
-          <w:tcPr>
-            <w:tcW w:type="dxa" w:w="4320"/>
-          </w:tcPr>
-          <w:p>
-            <w:r>
-              <w:rPr>
-                <w:b/>
-              </w:rPr>
-              <w:t>내용</w:t>
-            </w:r>
-          </w:p>
-        </w:tc>
-      </w:tr>
-      <w:tr>
-        <w:tc>
-          <w:tcPr>
-            <w:tcW w:type="dxa" w:w="4320"/>
-          </w:tcPr>
-          <w:p>
-            <w:r>
-              <w:rPr>
-                <w:b w:val="0"/>
-              </w:rPr>
-              <w:t>교회명</w:t>
-            </w:r>
-          </w:p>
-        </w:tc>
-        <w:tc>
-          <w:tcPr>
-            <w:tcW w:type="dxa" w:w="4320"/>
-          </w:tcPr>
-          <w:p>
-            <w:r>
-              <w:rPr>
-                <w:b w:val="0"/>
-              </w:rPr>
-              <w:t>(교회명)</w:t>
-            </w:r>
-          </w:p>
-        </w:tc>
-      </w:tr>
-      <w:tr>
-        <w:tc>
-          <w:tcPr>
-            <w:tcW w:type="dxa" w:w="4320"/>
-          </w:tcPr>
-          <w:p>
-            <w:r>
-              <w:rPr>
-                <w:b w:val="0"/>
-              </w:rPr>
-              <w:t>부서</w:t>
-            </w:r>
-          </w:p>
-        </w:tc>
-        <w:tc>
-          <w:tcPr>
-            <w:tcW w:type="dxa" w:w="4320"/>
-          </w:tcPr>
-          <w:p>
-            <w:r>
-              <w:rPr>
-                <w:b w:val="0"/>
-              </w:rPr>
-              <w:t>청년부 / 교구</w:t>
-            </w:r>
-          </w:p>
-        </w:tc>
-      </w:tr>
-      <w:tr>
-        <w:tc>
-          <w:tcPr>
-            <w:tcW w:type="dxa" w:w="4320"/>
-          </w:tcPr>
-          <w:p>
-            <w:r>
-              <w:rPr>
-                <w:b w:val="0"/>
-              </w:rPr>
-              <w:t>대상자 성명</w:t>
-            </w:r>
-          </w:p>
-        </w:tc>
-        <w:tc>
-          <w:tcPr>
-            <w:tcW w:type="dxa" w:w="4320"/>
-          </w:tcPr>
-          <w:p>
-            <w:r>
-              <w:rPr>
-                <w:b w:val="0"/>
-              </w:rPr>
-              <w:t>________</w:t>
-            </w:r>
-          </w:p>
-        </w:tc>
-      </w:tr>
-      <w:tr>
-        <w:tc>
-          <w:tcPr>
-            <w:tcW w:type="dxa" w:w="4320"/>
-          </w:tcPr>
-          <w:p>
-            <w:r>
-              <w:rPr>
-                <w:b w:val="0"/>
-              </w:rPr>
-              <w:t>성별</w:t>
-            </w:r>
-          </w:p>
-        </w:tc>
-        <w:tc>
-          <w:tcPr>
-            <w:tcW w:type="dxa" w:w="4320"/>
-          </w:tcPr>
-          <w:p>
-            <w:r>
-              <w:rPr>
-                <w:b w:val="0"/>
-              </w:rPr>
-              <w:t>________</w:t>
-            </w:r>
-          </w:p>
-        </w:tc>
-      </w:tr>
-      <w:tr>
-        <w:tc>
-          <w:tcPr>
-            <w:tcW w:type="dxa" w:w="4320"/>
-          </w:tcPr>
-          <w:p>
-            <w:r>
-              <w:rPr>
-                <w:b w:val="0"/>
-              </w:rPr>
-              <w:t>연령</w:t>
-            </w:r>
-          </w:p>
-        </w:tc>
-        <w:tc>
-          <w:tcPr>
-            <w:tcW w:type="dxa" w:w="4320"/>
-          </w:tcPr>
-          <w:p>
-            <w:r>
-              <w:rPr>
-                <w:b w:val="0"/>
-              </w:rPr>
-              <w:t>________</w:t>
-            </w:r>
-          </w:p>
-        </w:tc>
-      </w:tr>
-      <w:tr>
-        <w:tc>
-          <w:tcPr>
-            <w:tcW w:type="dxa" w:w="4320"/>
-          </w:tcPr>
-          <w:p>
-            <w:r>
-              <w:rPr>
-                <w:b w:val="0"/>
-              </w:rPr>
-              <w:t>연락처</w:t>
-            </w:r>
-          </w:p>
-        </w:tc>
-        <w:tc>
-          <w:tcPr>
-            <w:tcW w:type="dxa" w:w="4320"/>
-          </w:tcPr>
-          <w:p>
-            <w:r>
-              <w:rPr>
-                <w:b w:val="0"/>
-              </w:rPr>
-              <w:t>________</w:t>
-            </w:r>
-          </w:p>
-        </w:tc>
-      </w:tr>
-      <w:tr>
-        <w:tc>
-          <w:tcPr>
-            <w:tcW w:type="dxa" w:w="4320"/>
-          </w:tcPr>
-          <w:p>
-            <w:r>
-              <w:rPr>
-                <w:b w:val="0"/>
-              </w:rPr>
-              <w:t>등록일</w:t>
-            </w:r>
-          </w:p>
-        </w:tc>
-        <w:tc>
-          <w:tcPr>
-            <w:tcW w:type="dxa" w:w="4320"/>
-          </w:tcPr>
-          <w:p>
-            <w:r>
-              <w:rPr>
-                <w:b w:val="0"/>
-              </w:rPr>
-              <w:t>________</w:t>
-            </w:r>
-          </w:p>
-        </w:tc>
-      </w:tr>
-      <w:tr>
-        <w:tc>
-          <w:tcPr>
-            <w:tcW w:type="dxa" w:w="4320"/>
-          </w:tcPr>
-          <w:p>
-            <w:r>
-              <w:rPr>
-                <w:b w:val="0"/>
-              </w:rPr>
-              <w:t>인도자</w:t>
-            </w:r>
-          </w:p>
-        </w:tc>
-        <w:tc>
-          <w:tcPr>
-            <w:tcW w:type="dxa" w:w="4320"/>
-          </w:tcPr>
-          <w:p>
-            <w:r>
-              <w:rPr>
-                <w:b w:val="0"/>
-              </w:rPr>
-              <w:t>________</w:t>
-            </w:r>
-          </w:p>
-        </w:tc>
-      </w:tr>
-      <w:tr>
-        <w:tc>
-          <w:tcPr>
-            <w:tcW w:type="dxa" w:w="4320"/>
-          </w:tcPr>
-          <w:p>
-            <w:r>
-              <w:rPr>
-                <w:b w:val="0"/>
-              </w:rPr>
-              <w:t>작성자</w:t>
-            </w:r>
-          </w:p>
-        </w:tc>
-        <w:tc>
-          <w:tcPr>
-            <w:tcW w:type="dxa" w:w="4320"/>
-          </w:tcPr>
-          <w:p>
-            <w:r>
-              <w:rPr>
-                <w:b w:val="0"/>
-              </w:rPr>
-              <w:t>________</w:t>
-            </w:r>
-          </w:p>
-        </w:tc>
-      </w:tr>
-      <w:tr>
-        <w:tc>
-          <w:tcPr>
-            <w:tcW w:type="dxa" w:w="4320"/>
-          </w:tcPr>
-          <w:p>
-            <w:r>
-              <w:rPr>
-                <w:b w:val="0"/>
-              </w:rPr>
-              <w:t>작성일</w:t>
-            </w:r>
-          </w:p>
-        </w:tc>
-        <w:tc>
-          <w:tcPr>
-            <w:tcW w:type="dxa" w:w="4320"/>
-          </w:tcPr>
-          <w:p>
-            <w:r>
-              <w:rPr>
-                <w:b w:val="0"/>
-              </w:rPr>
-              <w:t>________</w:t>
-            </w:r>
-          </w:p>
-        </w:tc>
-      </w:tr>
-    </w:tbl>
-    <w:p/>
+    <w:p>
+      <w:pPr>
+        <w:pStyle w:val="ListBullet"/>
+      </w:pPr>
+      <w:r>
+        <w:rPr>
+          <w:b w:val="0"/>
+        </w:rPr>
+        <w:t>주제 : 새가족 등록 후 8주 정착 돌봄</w:t>
+      </w:r>
+    </w:p>
+    <w:p>
+      <w:pPr>
+        <w:pStyle w:val="ListBullet"/>
+      </w:pPr>
+      <w:r>
+        <w:rPr>
+          <w:b w:val="0"/>
+        </w:rPr>
+        <w:t>주제 말씀 : 에베소서 2:19</w:t>
+      </w:r>
+    </w:p>
+    <w:p>
+      <w:pPr>
+        <w:pStyle w:val="ListBullet"/>
+      </w:pPr>
+      <w:r>
+        <w:rPr>
+          <w:b w:val="0"/>
+        </w:rPr>
+        <w:t>목적 : 예배와 소그룹에 연결되어 신앙생활을 이어가도록 돕기</w:t>
+      </w:r>
+    </w:p>
+    <w:p>
+      <w:pPr>
+        <w:pStyle w:val="ListBullet"/>
+      </w:pPr>
+      <w:r>
+        <w:rPr>
+          <w:b w:val="0"/>
+        </w:rPr>
+        <w:t>장소 : ________</w:t>
+      </w:r>
+    </w:p>
+    <w:p>
+      <w:pPr>
+        <w:pStyle w:val="ListBullet"/>
+      </w:pPr>
+      <w:r>
+        <w:rPr>
+          <w:b w:val="0"/>
+        </w:rPr>
+        <w:t>일시 : ________년 ____월 ____일 ~ ________년 ____월 ____일</w:t>
+      </w:r>
+    </w:p>
+    <w:p>
+      <w:pPr>
+        <w:pStyle w:val="ListBullet"/>
+      </w:pPr>
+      <w:r>
+        <w:rPr>
+          <w:b w:val="0"/>
+        </w:rPr>
+        <w:t>담당 : ________</w:t>
+      </w:r>
+    </w:p>
+    <w:p>
+      <w:pPr>
+        <w:pStyle w:val="ListBullet"/>
+      </w:pPr>
+      <w:r>
+        <w:rPr>
+          <w:b w:val="0"/>
+        </w:rPr>
+        <w:t>대상 : 새가족 ________ (청년부·교구 : ________)</w:t>
+      </w:r>
+    </w:p>
+    <w:p>
+      <w:pPr>
+        <w:pStyle w:val="ListBullet"/>
+      </w:pPr>
+      <w:r>
+        <w:rPr>
+          <w:b w:val="0"/>
+        </w:rPr>
+        <w:t>등록일 : ________년 ____월 ____일</w:t>
+      </w:r>
+    </w:p>
+    <w:p>
+      <w:pPr>
+        <w:pStyle w:val="ListBullet"/>
+      </w:pPr>
+      <w:r>
+        <w:rPr>
+          <w:b w:val="0"/>
+        </w:rPr>
+        <w:t>보고일 : ________년 ____월 ____일</w:t>
+      </w:r>
+    </w:p>
     <w:p>
       <w:pPr>
         <w:pStyle w:val="Heading2"/>
@@ -353,338 +132,7 @@
         <w:rPr>
           <w:b w:val="0"/>
         </w:rPr>
-        <w:t>새가족 등록 정보</w:t>
-      </w:r>
-    </w:p>
-    <w:tbl>
-      <w:tblPr>
-        <w:tblStyle w:val="TableGrid"/>
-        <w:tblW w:type="auto" w:w="0"/>
-        <w:tblLook w:firstColumn="1" w:firstRow="1" w:lastColumn="0" w:lastRow="0" w:noHBand="0" w:noVBand="1" w:val="04A0"/>
-      </w:tblPr>
-      <w:tblGrid>
-        <w:gridCol w:w="4320"/>
-        <w:gridCol w:w="4320"/>
-      </w:tblGrid>
-      <w:tr>
-        <w:tc>
-          <w:tcPr>
-            <w:tcW w:type="dxa" w:w="4320"/>
-          </w:tcPr>
-          <w:p>
-            <w:r>
-              <w:rPr>
-                <w:b/>
-              </w:rPr>
-              <w:t>항목</w:t>
-            </w:r>
-          </w:p>
-        </w:tc>
-        <w:tc>
-          <w:tcPr>
-            <w:tcW w:type="dxa" w:w="4320"/>
-          </w:tcPr>
-          <w:p>
-            <w:r>
-              <w:rPr>
-                <w:b/>
-              </w:rPr>
-              <w:t>내용</w:t>
-            </w:r>
-          </w:p>
-        </w:tc>
-      </w:tr>
-      <w:tr>
-        <w:tc>
-          <w:tcPr>
-            <w:tcW w:type="dxa" w:w="4320"/>
-          </w:tcPr>
-          <w:p>
-            <w:r>
-              <w:rPr>
-                <w:b w:val="0"/>
-              </w:rPr>
-              <w:t>세례 여부</w:t>
-            </w:r>
-          </w:p>
-        </w:tc>
-        <w:tc>
-          <w:tcPr>
-            <w:tcW w:type="dxa" w:w="4320"/>
-          </w:tcPr>
-          <w:p>
-            <w:r>
-              <w:rPr>
-                <w:b w:val="0"/>
-              </w:rPr>
-              <w:t>________</w:t>
-            </w:r>
-          </w:p>
-        </w:tc>
-      </w:tr>
-      <w:tr>
-        <w:tc>
-          <w:tcPr>
-            <w:tcW w:type="dxa" w:w="4320"/>
-          </w:tcPr>
-          <w:p>
-            <w:r>
-              <w:rPr>
-                <w:b w:val="0"/>
-              </w:rPr>
-              <w:t>출석 계기</w:t>
-            </w:r>
-          </w:p>
-        </w:tc>
-        <w:tc>
-          <w:tcPr>
-            <w:tcW w:type="dxa" w:w="4320"/>
-          </w:tcPr>
-          <w:p>
-            <w:r>
-              <w:rPr>
-                <w:b w:val="0"/>
-              </w:rPr>
-              <w:t>________</w:t>
-            </w:r>
-          </w:p>
-        </w:tc>
-      </w:tr>
-      <w:tr>
-        <w:tc>
-          <w:tcPr>
-            <w:tcW w:type="dxa" w:w="4320"/>
-          </w:tcPr>
-          <w:p>
-            <w:r>
-              <w:rPr>
-                <w:b w:val="0"/>
-              </w:rPr>
-              <w:t>소개자</w:t>
-            </w:r>
-          </w:p>
-        </w:tc>
-        <w:tc>
-          <w:tcPr>
-            <w:tcW w:type="dxa" w:w="4320"/>
-          </w:tcPr>
-          <w:p>
-            <w:r>
-              <w:rPr>
-                <w:b w:val="0"/>
-              </w:rPr>
-              <w:t>________</w:t>
-            </w:r>
-          </w:p>
-        </w:tc>
-      </w:tr>
-      <w:tr>
-        <w:tc>
-          <w:tcPr>
-            <w:tcW w:type="dxa" w:w="4320"/>
-          </w:tcPr>
-          <w:p>
-            <w:r>
-              <w:rPr>
-                <w:b w:val="0"/>
-              </w:rPr>
-              <w:t>직업 / 학업</w:t>
-            </w:r>
-          </w:p>
-        </w:tc>
-        <w:tc>
-          <w:tcPr>
-            <w:tcW w:type="dxa" w:w="4320"/>
-          </w:tcPr>
-          <w:p>
-            <w:r>
-              <w:rPr>
-                <w:b w:val="0"/>
-              </w:rPr>
-              <w:t>________</w:t>
-            </w:r>
-          </w:p>
-        </w:tc>
-      </w:tr>
-      <w:tr>
-        <w:tc>
-          <w:tcPr>
-            <w:tcW w:type="dxa" w:w="4320"/>
-          </w:tcPr>
-          <w:p>
-            <w:r>
-              <w:rPr>
-                <w:b w:val="0"/>
-              </w:rPr>
-              <w:t>거주 지역</w:t>
-            </w:r>
-          </w:p>
-        </w:tc>
-        <w:tc>
-          <w:tcPr>
-            <w:tcW w:type="dxa" w:w="4320"/>
-          </w:tcPr>
-          <w:p>
-            <w:r>
-              <w:rPr>
-                <w:b w:val="0"/>
-              </w:rPr>
-              <w:t>________</w:t>
-            </w:r>
-          </w:p>
-        </w:tc>
-      </w:tr>
-      <w:tr>
-        <w:tc>
-          <w:tcPr>
-            <w:tcW w:type="dxa" w:w="4320"/>
-          </w:tcPr>
-          <w:p>
-            <w:r>
-              <w:rPr>
-                <w:b w:val="0"/>
-              </w:rPr>
-              <w:t>신앙 배경</w:t>
-            </w:r>
-          </w:p>
-        </w:tc>
-        <w:tc>
-          <w:tcPr>
-            <w:tcW w:type="dxa" w:w="4320"/>
-          </w:tcPr>
-          <w:p>
-            <w:r>
-              <w:rPr>
-                <w:b w:val="0"/>
-              </w:rPr>
-              <w:t>________</w:t>
-            </w:r>
-          </w:p>
-        </w:tc>
-      </w:tr>
-      <w:tr>
-        <w:tc>
-          <w:tcPr>
-            <w:tcW w:type="dxa" w:w="4320"/>
-          </w:tcPr>
-          <w:p>
-            <w:r>
-              <w:rPr>
-                <w:b w:val="0"/>
-              </w:rPr>
-              <w:t>이전 교회</w:t>
-            </w:r>
-          </w:p>
-        </w:tc>
-        <w:tc>
-          <w:tcPr>
-            <w:tcW w:type="dxa" w:w="4320"/>
-          </w:tcPr>
-          <w:p>
-            <w:r>
-              <w:rPr>
-                <w:b w:val="0"/>
-              </w:rPr>
-              <w:t>________</w:t>
-            </w:r>
-          </w:p>
-        </w:tc>
-      </w:tr>
-      <w:tr>
-        <w:tc>
-          <w:tcPr>
-            <w:tcW w:type="dxa" w:w="4320"/>
-          </w:tcPr>
-          <w:p>
-            <w:r>
-              <w:rPr>
-                <w:b w:val="0"/>
-              </w:rPr>
-              <w:t>관심 사역</w:t>
-            </w:r>
-          </w:p>
-        </w:tc>
-        <w:tc>
-          <w:tcPr>
-            <w:tcW w:type="dxa" w:w="4320"/>
-          </w:tcPr>
-          <w:p>
-            <w:r>
-              <w:rPr>
-                <w:b w:val="0"/>
-              </w:rPr>
-              <w:t>________</w:t>
-            </w:r>
-          </w:p>
-        </w:tc>
-      </w:tr>
-      <w:tr>
-        <w:tc>
-          <w:tcPr>
-            <w:tcW w:type="dxa" w:w="4320"/>
-          </w:tcPr>
-          <w:p>
-            <w:r>
-              <w:rPr>
-                <w:b w:val="0"/>
-              </w:rPr>
-              <w:t>도움이 필요한 부분</w:t>
-            </w:r>
-          </w:p>
-        </w:tc>
-        <w:tc>
-          <w:tcPr>
-            <w:tcW w:type="dxa" w:w="4320"/>
-          </w:tcPr>
-          <w:p>
-            <w:r>
-              <w:rPr>
-                <w:b w:val="0"/>
-              </w:rPr>
-              <w:t>________</w:t>
-            </w:r>
-          </w:p>
-        </w:tc>
-      </w:tr>
-      <w:tr>
-        <w:tc>
-          <w:tcPr>
-            <w:tcW w:type="dxa" w:w="4320"/>
-          </w:tcPr>
-          <w:p>
-            <w:r>
-              <w:rPr>
-                <w:b w:val="0"/>
-              </w:rPr>
-              <w:t>특이사항</w:t>
-            </w:r>
-          </w:p>
-        </w:tc>
-        <w:tc>
-          <w:tcPr>
-            <w:tcW w:type="dxa" w:w="4320"/>
-          </w:tcPr>
-          <w:p>
-            <w:r>
-              <w:rPr>
-                <w:b w:val="0"/>
-              </w:rPr>
-              <w:t>________</w:t>
-            </w:r>
-          </w:p>
-        </w:tc>
-      </w:tr>
-    </w:tbl>
-    <w:p/>
-    <w:p>
-      <w:pPr>
-        <w:pStyle w:val="Heading2"/>
-      </w:pPr>
-      <w:r>
-        <w:rPr>
-          <w:b w:val="0"/>
-        </w:rPr>
-        <w:t>8주 정착 과정</w:t>
+        <w:t>등록 후 8주 정착 과정</w:t>
       </w:r>
     </w:p>
     <w:tbl>
@@ -763,7 +211,7 @@
               <w:rPr>
                 <w:b w:val="0"/>
               </w:rPr>
-              <w:t>1주차</w:t>
+              <w:t>1주</w:t>
             </w:r>
           </w:p>
         </w:tc>
@@ -776,7 +224,1287 @@
               <w:rPr>
                 <w:b w:val="0"/>
               </w:rPr>
-              <w:t>새가족 등록 확인, 기본 정보 정리, 첫 만남 인사, 예배 안내</w:t>
+              <w:t>환영 인사, 등록 확인, 연락 동의·선호 연락 방법 확인</w:t>
+            </w:r>
+          </w:p>
+        </w:tc>
+        <w:tc>
+          <w:tcPr>
+            <w:tcW w:type="dxa" w:w="2160"/>
+          </w:tcPr>
+          <w:p>
+            <w:r>
+              <w:rPr>
+                <w:b w:val="0"/>
+              </w:rPr>
+              <w:t>________</w:t>
+            </w:r>
+          </w:p>
+        </w:tc>
+        <w:tc>
+          <w:tcPr>
+            <w:tcW w:type="dxa" w:w="2160"/>
+          </w:tcPr>
+          <w:p>
+            <w:r>
+              <w:rPr>
+                <w:b w:val="0"/>
+              </w:rPr>
+              <w:t>□</w:t>
+            </w:r>
+          </w:p>
+        </w:tc>
+      </w:tr>
+      <w:tr>
+        <w:tc>
+          <w:tcPr>
+            <w:tcW w:type="dxa" w:w="2160"/>
+          </w:tcPr>
+          <w:p>
+            <w:r>
+              <w:rPr>
+                <w:b w:val="0"/>
+              </w:rPr>
+              <w:t>2주</w:t>
+            </w:r>
+          </w:p>
+        </w:tc>
+        <w:tc>
+          <w:tcPr>
+            <w:tcW w:type="dxa" w:w="2160"/>
+          </w:tcPr>
+          <w:p>
+            <w:r>
+              <w:rPr>
+                <w:b w:val="0"/>
+              </w:rPr>
+              <w:t>예배 안내, 교회생활 안내, 안부 연락</w:t>
+            </w:r>
+          </w:p>
+        </w:tc>
+        <w:tc>
+          <w:tcPr>
+            <w:tcW w:type="dxa" w:w="2160"/>
+          </w:tcPr>
+          <w:p>
+            <w:r>
+              <w:rPr>
+                <w:b w:val="0"/>
+              </w:rPr>
+              <w:t>________</w:t>
+            </w:r>
+          </w:p>
+        </w:tc>
+        <w:tc>
+          <w:tcPr>
+            <w:tcW w:type="dxa" w:w="2160"/>
+          </w:tcPr>
+          <w:p>
+            <w:r>
+              <w:rPr>
+                <w:b w:val="0"/>
+              </w:rPr>
+              <w:t>□</w:t>
+            </w:r>
+          </w:p>
+        </w:tc>
+      </w:tr>
+      <w:tr>
+        <w:tc>
+          <w:tcPr>
+            <w:tcW w:type="dxa" w:w="2160"/>
+          </w:tcPr>
+          <w:p>
+            <w:r>
+              <w:rPr>
+                <w:b w:val="0"/>
+              </w:rPr>
+              <w:t>3주</w:t>
+            </w:r>
+          </w:p>
+        </w:tc>
+        <w:tc>
+          <w:tcPr>
+            <w:tcW w:type="dxa" w:w="2160"/>
+          </w:tcPr>
+          <w:p>
+            <w:r>
+              <w:rPr>
+                <w:b w:val="0"/>
+              </w:rPr>
+              <w:t>첫 면담, 소그룹 참여 의향·가능 시간 확인</w:t>
+            </w:r>
+          </w:p>
+        </w:tc>
+        <w:tc>
+          <w:tcPr>
+            <w:tcW w:type="dxa" w:w="2160"/>
+          </w:tcPr>
+          <w:p>
+            <w:r>
+              <w:rPr>
+                <w:b w:val="0"/>
+              </w:rPr>
+              <w:t>________</w:t>
+            </w:r>
+          </w:p>
+        </w:tc>
+        <w:tc>
+          <w:tcPr>
+            <w:tcW w:type="dxa" w:w="2160"/>
+          </w:tcPr>
+          <w:p>
+            <w:r>
+              <w:rPr>
+                <w:b w:val="0"/>
+              </w:rPr>
+              <w:t>□</w:t>
+            </w:r>
+          </w:p>
+        </w:tc>
+      </w:tr>
+      <w:tr>
+        <w:tc>
+          <w:tcPr>
+            <w:tcW w:type="dxa" w:w="2160"/>
+          </w:tcPr>
+          <w:p>
+            <w:r>
+              <w:rPr>
+                <w:b w:val="0"/>
+              </w:rPr>
+              <w:t>4주</w:t>
+            </w:r>
+          </w:p>
+        </w:tc>
+        <w:tc>
+          <w:tcPr>
+            <w:tcW w:type="dxa" w:w="2160"/>
+          </w:tcPr>
+          <w:p>
+            <w:r>
+              <w:rPr>
+                <w:b w:val="0"/>
+              </w:rPr>
+              <w:t>소그룹 소개, 리더 연결, 첫 모임 동행</w:t>
+            </w:r>
+          </w:p>
+        </w:tc>
+        <w:tc>
+          <w:tcPr>
+            <w:tcW w:type="dxa" w:w="2160"/>
+          </w:tcPr>
+          <w:p>
+            <w:r>
+              <w:rPr>
+                <w:b w:val="0"/>
+              </w:rPr>
+              <w:t>________</w:t>
+            </w:r>
+          </w:p>
+        </w:tc>
+        <w:tc>
+          <w:tcPr>
+            <w:tcW w:type="dxa" w:w="2160"/>
+          </w:tcPr>
+          <w:p>
+            <w:r>
+              <w:rPr>
+                <w:b w:val="0"/>
+              </w:rPr>
+              <w:t>□</w:t>
+            </w:r>
+          </w:p>
+        </w:tc>
+      </w:tr>
+      <w:tr>
+        <w:tc>
+          <w:tcPr>
+            <w:tcW w:type="dxa" w:w="2160"/>
+          </w:tcPr>
+          <w:p>
+            <w:r>
+              <w:rPr>
+                <w:b w:val="0"/>
+              </w:rPr>
+              <w:t>5주</w:t>
+            </w:r>
+          </w:p>
+        </w:tc>
+        <w:tc>
+          <w:tcPr>
+            <w:tcW w:type="dxa" w:w="2160"/>
+          </w:tcPr>
+          <w:p>
+            <w:r>
+              <w:rPr>
+                <w:b w:val="0"/>
+              </w:rPr>
+              <w:t>예배·소그룹 참여 확인, 어려움 듣기</w:t>
+            </w:r>
+          </w:p>
+        </w:tc>
+        <w:tc>
+          <w:tcPr>
+            <w:tcW w:type="dxa" w:w="2160"/>
+          </w:tcPr>
+          <w:p>
+            <w:r>
+              <w:rPr>
+                <w:b w:val="0"/>
+              </w:rPr>
+              <w:t>________</w:t>
+            </w:r>
+          </w:p>
+        </w:tc>
+        <w:tc>
+          <w:tcPr>
+            <w:tcW w:type="dxa" w:w="2160"/>
+          </w:tcPr>
+          <w:p>
+            <w:r>
+              <w:rPr>
+                <w:b w:val="0"/>
+              </w:rPr>
+              <w:t>□</w:t>
+            </w:r>
+          </w:p>
+        </w:tc>
+      </w:tr>
+      <w:tr>
+        <w:tc>
+          <w:tcPr>
+            <w:tcW w:type="dxa" w:w="2160"/>
+          </w:tcPr>
+          <w:p>
+            <w:r>
+              <w:rPr>
+                <w:b w:val="0"/>
+              </w:rPr>
+              <w:t>6주</w:t>
+            </w:r>
+          </w:p>
+        </w:tc>
+        <w:tc>
+          <w:tcPr>
+            <w:tcW w:type="dxa" w:w="2160"/>
+          </w:tcPr>
+          <w:p>
+            <w:r>
+              <w:rPr>
+                <w:b w:val="0"/>
+              </w:rPr>
+              <w:t>새가족 교육 참여 확인, 미참여 시 일정 조율</w:t>
+            </w:r>
+          </w:p>
+        </w:tc>
+        <w:tc>
+          <w:tcPr>
+            <w:tcW w:type="dxa" w:w="2160"/>
+          </w:tcPr>
+          <w:p>
+            <w:r>
+              <w:rPr>
+                <w:b w:val="0"/>
+              </w:rPr>
+              <w:t>________</w:t>
+            </w:r>
+          </w:p>
+        </w:tc>
+        <w:tc>
+          <w:tcPr>
+            <w:tcW w:type="dxa" w:w="2160"/>
+          </w:tcPr>
+          <w:p>
+            <w:r>
+              <w:rPr>
+                <w:b w:val="0"/>
+              </w:rPr>
+              <w:t>□</w:t>
+            </w:r>
+          </w:p>
+        </w:tc>
+      </w:tr>
+      <w:tr>
+        <w:tc>
+          <w:tcPr>
+            <w:tcW w:type="dxa" w:w="2160"/>
+          </w:tcPr>
+          <w:p>
+            <w:r>
+              <w:rPr>
+                <w:b w:val="0"/>
+              </w:rPr>
+              <w:t>7주</w:t>
+            </w:r>
+          </w:p>
+        </w:tc>
+        <w:tc>
+          <w:tcPr>
+            <w:tcW w:type="dxa" w:w="2160"/>
+          </w:tcPr>
+          <w:p>
+            <w:r>
+              <w:rPr>
+                <w:b w:val="0"/>
+              </w:rPr>
+              <w:t>후속 면담, 관계 형성·돌봄 필요 확인</w:t>
+            </w:r>
+          </w:p>
+        </w:tc>
+        <w:tc>
+          <w:tcPr>
+            <w:tcW w:type="dxa" w:w="2160"/>
+          </w:tcPr>
+          <w:p>
+            <w:r>
+              <w:rPr>
+                <w:b w:val="0"/>
+              </w:rPr>
+              <w:t>________</w:t>
+            </w:r>
+          </w:p>
+        </w:tc>
+        <w:tc>
+          <w:tcPr>
+            <w:tcW w:type="dxa" w:w="2160"/>
+          </w:tcPr>
+          <w:p>
+            <w:r>
+              <w:rPr>
+                <w:b w:val="0"/>
+              </w:rPr>
+              <w:t>□</w:t>
+            </w:r>
+          </w:p>
+        </w:tc>
+      </w:tr>
+      <w:tr>
+        <w:tc>
+          <w:tcPr>
+            <w:tcW w:type="dxa" w:w="2160"/>
+          </w:tcPr>
+          <w:p>
+            <w:r>
+              <w:rPr>
+                <w:b w:val="0"/>
+              </w:rPr>
+              <w:t>8주</w:t>
+            </w:r>
+          </w:p>
+        </w:tc>
+        <w:tc>
+          <w:tcPr>
+            <w:tcW w:type="dxa" w:w="2160"/>
+          </w:tcPr>
+          <w:p>
+            <w:r>
+              <w:rPr>
+                <w:b w:val="0"/>
+              </w:rPr>
+              <w:t>정착 여부 평가, 후속 돌봄 담당·일정 정하기</w:t>
+            </w:r>
+          </w:p>
+        </w:tc>
+        <w:tc>
+          <w:tcPr>
+            <w:tcW w:type="dxa" w:w="2160"/>
+          </w:tcPr>
+          <w:p>
+            <w:r>
+              <w:rPr>
+                <w:b w:val="0"/>
+              </w:rPr>
+              <w:t>________</w:t>
+            </w:r>
+          </w:p>
+        </w:tc>
+        <w:tc>
+          <w:tcPr>
+            <w:tcW w:type="dxa" w:w="2160"/>
+          </w:tcPr>
+          <w:p>
+            <w:r>
+              <w:rPr>
+                <w:b w:val="0"/>
+              </w:rPr>
+              <w:t>□</w:t>
+            </w:r>
+          </w:p>
+        </w:tc>
+      </w:tr>
+    </w:tbl>
+    <w:p/>
+    <w:p>
+      <w:pPr>
+        <w:pStyle w:val="Heading2"/>
+      </w:pPr>
+      <w:r>
+        <w:rPr>
+          <w:b w:val="0"/>
+        </w:rPr>
+        <w:t>예배·모임 참여 현황</w:t>
+      </w:r>
+    </w:p>
+    <w:p>
+      <w:r>
+        <w:rPr>
+          <w:b w:val="0"/>
+        </w:rPr>
+        <w:t>※ 해당 칸에 ○(참여), △(일부 참여), —(미참여)를 적습니다.</w:t>
+      </w:r>
+    </w:p>
+    <w:tbl>
+      <w:tblPr>
+        <w:tblStyle w:val="TableGrid"/>
+        <w:tblW w:type="auto" w:w="0"/>
+        <w:tblLook w:firstColumn="1" w:firstRow="1" w:lastColumn="0" w:lastRow="0" w:noHBand="0" w:noVBand="1" w:val="04A0"/>
+      </w:tblPr>
+      <w:tblGrid>
+        <w:gridCol w:w="960"/>
+        <w:gridCol w:w="960"/>
+        <w:gridCol w:w="960"/>
+        <w:gridCol w:w="960"/>
+        <w:gridCol w:w="960"/>
+        <w:gridCol w:w="960"/>
+        <w:gridCol w:w="960"/>
+        <w:gridCol w:w="960"/>
+        <w:gridCol w:w="960"/>
+      </w:tblGrid>
+      <w:tr>
+        <w:tc>
+          <w:tcPr>
+            <w:tcW w:type="dxa" w:w="960"/>
+          </w:tcPr>
+          <w:p>
+            <w:r>
+              <w:rPr>
+                <w:b/>
+              </w:rPr>
+              <w:t>구분</w:t>
+            </w:r>
+          </w:p>
+        </w:tc>
+        <w:tc>
+          <w:tcPr>
+            <w:tcW w:type="dxa" w:w="960"/>
+          </w:tcPr>
+          <w:p>
+            <w:r>
+              <w:rPr>
+                <w:b/>
+              </w:rPr>
+              <w:t>1주</w:t>
+            </w:r>
+          </w:p>
+        </w:tc>
+        <w:tc>
+          <w:tcPr>
+            <w:tcW w:type="dxa" w:w="960"/>
+          </w:tcPr>
+          <w:p>
+            <w:r>
+              <w:rPr>
+                <w:b/>
+              </w:rPr>
+              <w:t>2주</w:t>
+            </w:r>
+          </w:p>
+        </w:tc>
+        <w:tc>
+          <w:tcPr>
+            <w:tcW w:type="dxa" w:w="960"/>
+          </w:tcPr>
+          <w:p>
+            <w:r>
+              <w:rPr>
+                <w:b/>
+              </w:rPr>
+              <w:t>3주</w:t>
+            </w:r>
+          </w:p>
+        </w:tc>
+        <w:tc>
+          <w:tcPr>
+            <w:tcW w:type="dxa" w:w="960"/>
+          </w:tcPr>
+          <w:p>
+            <w:r>
+              <w:rPr>
+                <w:b/>
+              </w:rPr>
+              <w:t>4주</w:t>
+            </w:r>
+          </w:p>
+        </w:tc>
+        <w:tc>
+          <w:tcPr>
+            <w:tcW w:type="dxa" w:w="960"/>
+          </w:tcPr>
+          <w:p>
+            <w:r>
+              <w:rPr>
+                <w:b/>
+              </w:rPr>
+              <w:t>5주</w:t>
+            </w:r>
+          </w:p>
+        </w:tc>
+        <w:tc>
+          <w:tcPr>
+            <w:tcW w:type="dxa" w:w="960"/>
+          </w:tcPr>
+          <w:p>
+            <w:r>
+              <w:rPr>
+                <w:b/>
+              </w:rPr>
+              <w:t>6주</w:t>
+            </w:r>
+          </w:p>
+        </w:tc>
+        <w:tc>
+          <w:tcPr>
+            <w:tcW w:type="dxa" w:w="960"/>
+          </w:tcPr>
+          <w:p>
+            <w:r>
+              <w:rPr>
+                <w:b/>
+              </w:rPr>
+              <w:t>7주</w:t>
+            </w:r>
+          </w:p>
+        </w:tc>
+        <w:tc>
+          <w:tcPr>
+            <w:tcW w:type="dxa" w:w="960"/>
+          </w:tcPr>
+          <w:p>
+            <w:r>
+              <w:rPr>
+                <w:b/>
+              </w:rPr>
+              <w:t>8주</w:t>
+            </w:r>
+          </w:p>
+        </w:tc>
+      </w:tr>
+      <w:tr>
+        <w:tc>
+          <w:tcPr>
+            <w:tcW w:type="dxa" w:w="960"/>
+          </w:tcPr>
+          <w:p>
+            <w:r>
+              <w:rPr>
+                <w:b w:val="0"/>
+              </w:rPr>
+              <w:t>주일예배</w:t>
+            </w:r>
+          </w:p>
+        </w:tc>
+        <w:tc>
+          <w:tcPr>
+            <w:tcW w:type="dxa" w:w="960"/>
+          </w:tcPr>
+          <w:p>
+            <w:r>
+              <w:rPr>
+                <w:b w:val="0"/>
+              </w:rPr>
+              <w:t>____</w:t>
+            </w:r>
+          </w:p>
+        </w:tc>
+        <w:tc>
+          <w:tcPr>
+            <w:tcW w:type="dxa" w:w="960"/>
+          </w:tcPr>
+          <w:p>
+            <w:r>
+              <w:rPr>
+                <w:b w:val="0"/>
+              </w:rPr>
+              <w:t>____</w:t>
+            </w:r>
+          </w:p>
+        </w:tc>
+        <w:tc>
+          <w:tcPr>
+            <w:tcW w:type="dxa" w:w="960"/>
+          </w:tcPr>
+          <w:p>
+            <w:r>
+              <w:rPr>
+                <w:b w:val="0"/>
+              </w:rPr>
+              <w:t>____</w:t>
+            </w:r>
+          </w:p>
+        </w:tc>
+        <w:tc>
+          <w:tcPr>
+            <w:tcW w:type="dxa" w:w="960"/>
+          </w:tcPr>
+          <w:p>
+            <w:r>
+              <w:rPr>
+                <w:b w:val="0"/>
+              </w:rPr>
+              <w:t>____</w:t>
+            </w:r>
+          </w:p>
+        </w:tc>
+        <w:tc>
+          <w:tcPr>
+            <w:tcW w:type="dxa" w:w="960"/>
+          </w:tcPr>
+          <w:p>
+            <w:r>
+              <w:rPr>
+                <w:b w:val="0"/>
+              </w:rPr>
+              <w:t>____</w:t>
+            </w:r>
+          </w:p>
+        </w:tc>
+        <w:tc>
+          <w:tcPr>
+            <w:tcW w:type="dxa" w:w="960"/>
+          </w:tcPr>
+          <w:p>
+            <w:r>
+              <w:rPr>
+                <w:b w:val="0"/>
+              </w:rPr>
+              <w:t>____</w:t>
+            </w:r>
+          </w:p>
+        </w:tc>
+        <w:tc>
+          <w:tcPr>
+            <w:tcW w:type="dxa" w:w="960"/>
+          </w:tcPr>
+          <w:p>
+            <w:r>
+              <w:rPr>
+                <w:b w:val="0"/>
+              </w:rPr>
+              <w:t>____</w:t>
+            </w:r>
+          </w:p>
+        </w:tc>
+        <w:tc>
+          <w:tcPr>
+            <w:tcW w:type="dxa" w:w="960"/>
+          </w:tcPr>
+          <w:p>
+            <w:r>
+              <w:rPr>
+                <w:b w:val="0"/>
+              </w:rPr>
+              <w:t>____</w:t>
+            </w:r>
+          </w:p>
+        </w:tc>
+      </w:tr>
+      <w:tr>
+        <w:tc>
+          <w:tcPr>
+            <w:tcW w:type="dxa" w:w="960"/>
+          </w:tcPr>
+          <w:p>
+            <w:r>
+              <w:rPr>
+                <w:b w:val="0"/>
+              </w:rPr>
+              <w:t>소그룹</w:t>
+            </w:r>
+          </w:p>
+        </w:tc>
+        <w:tc>
+          <w:tcPr>
+            <w:tcW w:type="dxa" w:w="960"/>
+          </w:tcPr>
+          <w:p>
+            <w:r>
+              <w:rPr>
+                <w:b w:val="0"/>
+              </w:rPr>
+              <w:t>____</w:t>
+            </w:r>
+          </w:p>
+        </w:tc>
+        <w:tc>
+          <w:tcPr>
+            <w:tcW w:type="dxa" w:w="960"/>
+          </w:tcPr>
+          <w:p>
+            <w:r>
+              <w:rPr>
+                <w:b w:val="0"/>
+              </w:rPr>
+              <w:t>____</w:t>
+            </w:r>
+          </w:p>
+        </w:tc>
+        <w:tc>
+          <w:tcPr>
+            <w:tcW w:type="dxa" w:w="960"/>
+          </w:tcPr>
+          <w:p>
+            <w:r>
+              <w:rPr>
+                <w:b w:val="0"/>
+              </w:rPr>
+              <w:t>____</w:t>
+            </w:r>
+          </w:p>
+        </w:tc>
+        <w:tc>
+          <w:tcPr>
+            <w:tcW w:type="dxa" w:w="960"/>
+          </w:tcPr>
+          <w:p>
+            <w:r>
+              <w:rPr>
+                <w:b w:val="0"/>
+              </w:rPr>
+              <w:t>____</w:t>
+            </w:r>
+          </w:p>
+        </w:tc>
+        <w:tc>
+          <w:tcPr>
+            <w:tcW w:type="dxa" w:w="960"/>
+          </w:tcPr>
+          <w:p>
+            <w:r>
+              <w:rPr>
+                <w:b w:val="0"/>
+              </w:rPr>
+              <w:t>____</w:t>
+            </w:r>
+          </w:p>
+        </w:tc>
+        <w:tc>
+          <w:tcPr>
+            <w:tcW w:type="dxa" w:w="960"/>
+          </w:tcPr>
+          <w:p>
+            <w:r>
+              <w:rPr>
+                <w:b w:val="0"/>
+              </w:rPr>
+              <w:t>____</w:t>
+            </w:r>
+          </w:p>
+        </w:tc>
+        <w:tc>
+          <w:tcPr>
+            <w:tcW w:type="dxa" w:w="960"/>
+          </w:tcPr>
+          <w:p>
+            <w:r>
+              <w:rPr>
+                <w:b w:val="0"/>
+              </w:rPr>
+              <w:t>____</w:t>
+            </w:r>
+          </w:p>
+        </w:tc>
+        <w:tc>
+          <w:tcPr>
+            <w:tcW w:type="dxa" w:w="960"/>
+          </w:tcPr>
+          <w:p>
+            <w:r>
+              <w:rPr>
+                <w:b w:val="0"/>
+              </w:rPr>
+              <w:t>____</w:t>
+            </w:r>
+          </w:p>
+        </w:tc>
+      </w:tr>
+      <w:tr>
+        <w:tc>
+          <w:tcPr>
+            <w:tcW w:type="dxa" w:w="960"/>
+          </w:tcPr>
+          <w:p>
+            <w:r>
+              <w:rPr>
+                <w:b w:val="0"/>
+              </w:rPr>
+              <w:t>새가족 교육</w:t>
+            </w:r>
+          </w:p>
+        </w:tc>
+        <w:tc>
+          <w:tcPr>
+            <w:tcW w:type="dxa" w:w="960"/>
+          </w:tcPr>
+          <w:p>
+            <w:r>
+              <w:rPr>
+                <w:b w:val="0"/>
+              </w:rPr>
+              <w:t>____</w:t>
+            </w:r>
+          </w:p>
+        </w:tc>
+        <w:tc>
+          <w:tcPr>
+            <w:tcW w:type="dxa" w:w="960"/>
+          </w:tcPr>
+          <w:p>
+            <w:r>
+              <w:rPr>
+                <w:b w:val="0"/>
+              </w:rPr>
+              <w:t>____</w:t>
+            </w:r>
+          </w:p>
+        </w:tc>
+        <w:tc>
+          <w:tcPr>
+            <w:tcW w:type="dxa" w:w="960"/>
+          </w:tcPr>
+          <w:p>
+            <w:r>
+              <w:rPr>
+                <w:b w:val="0"/>
+              </w:rPr>
+              <w:t>____</w:t>
+            </w:r>
+          </w:p>
+        </w:tc>
+        <w:tc>
+          <w:tcPr>
+            <w:tcW w:type="dxa" w:w="960"/>
+          </w:tcPr>
+          <w:p>
+            <w:r>
+              <w:rPr>
+                <w:b w:val="0"/>
+              </w:rPr>
+              <w:t>____</w:t>
+            </w:r>
+          </w:p>
+        </w:tc>
+        <w:tc>
+          <w:tcPr>
+            <w:tcW w:type="dxa" w:w="960"/>
+          </w:tcPr>
+          <w:p>
+            <w:r>
+              <w:rPr>
+                <w:b w:val="0"/>
+              </w:rPr>
+              <w:t>____</w:t>
+            </w:r>
+          </w:p>
+        </w:tc>
+        <w:tc>
+          <w:tcPr>
+            <w:tcW w:type="dxa" w:w="960"/>
+          </w:tcPr>
+          <w:p>
+            <w:r>
+              <w:rPr>
+                <w:b w:val="0"/>
+              </w:rPr>
+              <w:t>____</w:t>
+            </w:r>
+          </w:p>
+        </w:tc>
+        <w:tc>
+          <w:tcPr>
+            <w:tcW w:type="dxa" w:w="960"/>
+          </w:tcPr>
+          <w:p>
+            <w:r>
+              <w:rPr>
+                <w:b w:val="0"/>
+              </w:rPr>
+              <w:t>____</w:t>
+            </w:r>
+          </w:p>
+        </w:tc>
+        <w:tc>
+          <w:tcPr>
+            <w:tcW w:type="dxa" w:w="960"/>
+          </w:tcPr>
+          <w:p>
+            <w:r>
+              <w:rPr>
+                <w:b w:val="0"/>
+              </w:rPr>
+              <w:t>____</w:t>
+            </w:r>
+          </w:p>
+        </w:tc>
+      </w:tr>
+    </w:tbl>
+    <w:p/>
+    <w:p>
+      <w:pPr>
+        <w:pStyle w:val="Heading2"/>
+      </w:pPr>
+      <w:r>
+        <w:rPr>
+          <w:b w:val="0"/>
+        </w:rPr>
+        <w:t>소그룹 연결</w:t>
+      </w:r>
+    </w:p>
+    <w:tbl>
+      <w:tblPr>
+        <w:tblStyle w:val="TableGrid"/>
+        <w:tblW w:type="auto" w:w="0"/>
+        <w:tblLook w:firstColumn="1" w:firstRow="1" w:lastColumn="0" w:lastRow="0" w:noHBand="0" w:noVBand="1" w:val="04A0"/>
+      </w:tblPr>
+      <w:tblGrid>
+        <w:gridCol w:w="4320"/>
+        <w:gridCol w:w="4320"/>
+      </w:tblGrid>
+      <w:tr>
+        <w:tc>
+          <w:tcPr>
+            <w:tcW w:type="dxa" w:w="4320"/>
+          </w:tcPr>
+          <w:p>
+            <w:r>
+              <w:rPr>
+                <w:b/>
+              </w:rPr>
+              <w:t>항목</w:t>
+            </w:r>
+          </w:p>
+        </w:tc>
+        <w:tc>
+          <w:tcPr>
+            <w:tcW w:type="dxa" w:w="4320"/>
+          </w:tcPr>
+          <w:p>
+            <w:r>
+              <w:rPr>
+                <w:b/>
+              </w:rPr>
+              <w:t>기록</w:t>
+            </w:r>
+          </w:p>
+        </w:tc>
+      </w:tr>
+      <w:tr>
+        <w:tc>
+          <w:tcPr>
+            <w:tcW w:type="dxa" w:w="4320"/>
+          </w:tcPr>
+          <w:p>
+            <w:r>
+              <w:rPr>
+                <w:b w:val="0"/>
+              </w:rPr>
+              <w:t>본인 참여 의향·가능 시간</w:t>
+            </w:r>
+          </w:p>
+        </w:tc>
+        <w:tc>
+          <w:tcPr>
+            <w:tcW w:type="dxa" w:w="4320"/>
+          </w:tcPr>
+          <w:p>
+            <w:r>
+              <w:rPr>
+                <w:b w:val="0"/>
+              </w:rPr>
+              <w:t>________</w:t>
+            </w:r>
+          </w:p>
+        </w:tc>
+      </w:tr>
+      <w:tr>
+        <w:tc>
+          <w:tcPr>
+            <w:tcW w:type="dxa" w:w="4320"/>
+          </w:tcPr>
+          <w:p>
+            <w:r>
+              <w:rPr>
+                <w:b w:val="0"/>
+              </w:rPr>
+              <w:t>연결 소그룹</w:t>
+            </w:r>
+          </w:p>
+        </w:tc>
+        <w:tc>
+          <w:tcPr>
+            <w:tcW w:type="dxa" w:w="4320"/>
+          </w:tcPr>
+          <w:p>
+            <w:r>
+              <w:rPr>
+                <w:b w:val="0"/>
+              </w:rPr>
+              <w:t>________</w:t>
+            </w:r>
+          </w:p>
+        </w:tc>
+      </w:tr>
+      <w:tr>
+        <w:tc>
+          <w:tcPr>
+            <w:tcW w:type="dxa" w:w="4320"/>
+          </w:tcPr>
+          <w:p>
+            <w:r>
+              <w:rPr>
+                <w:b w:val="0"/>
+              </w:rPr>
+              <w:t>소그룹 리더 / 동행 담당</w:t>
+            </w:r>
+          </w:p>
+        </w:tc>
+        <w:tc>
+          <w:tcPr>
+            <w:tcW w:type="dxa" w:w="4320"/>
+          </w:tcPr>
+          <w:p>
+            <w:r>
+              <w:rPr>
+                <w:b w:val="0"/>
+              </w:rPr>
+              <w:t>________ / ________</w:t>
+            </w:r>
+          </w:p>
+        </w:tc>
+      </w:tr>
+      <w:tr>
+        <w:tc>
+          <w:tcPr>
+            <w:tcW w:type="dxa" w:w="4320"/>
+          </w:tcPr>
+          <w:p>
+            <w:r>
+              <w:rPr>
+                <w:b w:val="0"/>
+              </w:rPr>
+              <w:t>연결일 / 첫 참여일</w:t>
+            </w:r>
+          </w:p>
+        </w:tc>
+        <w:tc>
+          <w:tcPr>
+            <w:tcW w:type="dxa" w:w="4320"/>
+          </w:tcPr>
+          <w:p>
+            <w:r>
+              <w:rPr>
+                <w:b w:val="0"/>
+              </w:rPr>
+              <w:t>________ / ________</w:t>
+            </w:r>
+          </w:p>
+        </w:tc>
+      </w:tr>
+      <w:tr>
+        <w:tc>
+          <w:tcPr>
+            <w:tcW w:type="dxa" w:w="4320"/>
+          </w:tcPr>
+          <w:p>
+            <w:r>
+              <w:rPr>
+                <w:b w:val="0"/>
+              </w:rPr>
+              <w:t>첫 참여 후 소감</w:t>
+            </w:r>
+          </w:p>
+        </w:tc>
+        <w:tc>
+          <w:tcPr>
+            <w:tcW w:type="dxa" w:w="4320"/>
+          </w:tcPr>
+          <w:p>
+            <w:r>
+              <w:rPr>
+                <w:b w:val="0"/>
+              </w:rPr>
+              <w:t>________</w:t>
+            </w:r>
+          </w:p>
+        </w:tc>
+      </w:tr>
+      <w:tr>
+        <w:tc>
+          <w:tcPr>
+            <w:tcW w:type="dxa" w:w="4320"/>
+          </w:tcPr>
+          <w:p>
+            <w:r>
+              <w:rPr>
+                <w:b w:val="0"/>
+              </w:rPr>
+              <w:t>미연결·참여 어려움 및 조치</w:t>
+            </w:r>
+          </w:p>
+        </w:tc>
+        <w:tc>
+          <w:tcPr>
+            <w:tcW w:type="dxa" w:w="4320"/>
+          </w:tcPr>
+          <w:p>
+            <w:r>
+              <w:rPr>
+                <w:b w:val="0"/>
+              </w:rPr>
+              <w:t>________</w:t>
+            </w:r>
+          </w:p>
+        </w:tc>
+      </w:tr>
+      <w:tr>
+        <w:tc>
+          <w:tcPr>
+            <w:tcW w:type="dxa" w:w="4320"/>
+          </w:tcPr>
+          <w:p>
+            <w:r>
+              <w:rPr>
+                <w:b w:val="0"/>
+              </w:rPr>
+              <w:t>다음 연락일 / 담당</w:t>
+            </w:r>
+          </w:p>
+        </w:tc>
+        <w:tc>
+          <w:tcPr>
+            <w:tcW w:type="dxa" w:w="4320"/>
+          </w:tcPr>
+          <w:p>
+            <w:r>
+              <w:rPr>
+                <w:b w:val="0"/>
+              </w:rPr>
+              <w:t>________ / ________</w:t>
+            </w:r>
+          </w:p>
+        </w:tc>
+      </w:tr>
+    </w:tbl>
+    <w:p/>
+    <w:p>
+      <w:pPr>
+        <w:pStyle w:val="Heading2"/>
+      </w:pPr>
+      <w:r>
+        <w:rPr>
+          <w:b w:val="0"/>
+        </w:rPr>
+        <w:t>면담 기록</w:t>
+      </w:r>
+    </w:p>
+    <w:p>
+      <w:r>
+        <w:rPr>
+          <w:b w:val="0"/>
+        </w:rPr>
+        <w:t>※ 본인이 나누기 원하는 내용과 돌봄에 필요한 사항만 간단히 기록하고, 담당자 외 공유는 최소화합니다.</w:t>
+      </w:r>
+    </w:p>
+    <w:tbl>
+      <w:tblPr>
+        <w:tblStyle w:val="TableGrid"/>
+        <w:tblW w:type="auto" w:w="0"/>
+        <w:tblLook w:firstColumn="1" w:firstRow="1" w:lastColumn="0" w:lastRow="0" w:noHBand="0" w:noVBand="1" w:val="04A0"/>
+      </w:tblPr>
+      <w:tblGrid>
+        <w:gridCol w:w="2160"/>
+        <w:gridCol w:w="2160"/>
+        <w:gridCol w:w="2160"/>
+        <w:gridCol w:w="2160"/>
+      </w:tblGrid>
+      <w:tr>
+        <w:tc>
+          <w:tcPr>
+            <w:tcW w:type="dxa" w:w="2160"/>
+          </w:tcPr>
+          <w:p>
+            <w:r>
+              <w:rPr>
+                <w:b/>
+              </w:rPr>
+              <w:t>일시</w:t>
+            </w:r>
+          </w:p>
+        </w:tc>
+        <w:tc>
+          <w:tcPr>
+            <w:tcW w:type="dxa" w:w="2160"/>
+          </w:tcPr>
+          <w:p>
+            <w:r>
+              <w:rPr>
+                <w:b/>
+              </w:rPr>
+              <w:t>면담자</w:t>
+            </w:r>
+          </w:p>
+        </w:tc>
+        <w:tc>
+          <w:tcPr>
+            <w:tcW w:type="dxa" w:w="2160"/>
+          </w:tcPr>
+          <w:p>
+            <w:r>
+              <w:rPr>
+                <w:b/>
+              </w:rPr>
+              <w:t>나눈 내용·본인 요청</w:t>
+            </w:r>
+          </w:p>
+        </w:tc>
+        <w:tc>
+          <w:tcPr>
+            <w:tcW w:type="dxa" w:w="2160"/>
+          </w:tcPr>
+          <w:p>
+            <w:r>
+              <w:rPr>
+                <w:b/>
+              </w:rPr>
+              <w:t>후속 조치·담당</w:t>
+            </w:r>
+          </w:p>
+        </w:tc>
+      </w:tr>
+      <w:tr>
+        <w:tc>
+          <w:tcPr>
+            <w:tcW w:type="dxa" w:w="2160"/>
+          </w:tcPr>
+          <w:p>
+            <w:r>
+              <w:rPr>
+                <w:b w:val="0"/>
+              </w:rPr>
+              <w:t>________</w:t>
+            </w:r>
+          </w:p>
+        </w:tc>
+        <w:tc>
+          <w:tcPr>
+            <w:tcW w:type="dxa" w:w="2160"/>
+          </w:tcPr>
+          <w:p>
+            <w:r>
+              <w:rPr>
+                <w:b w:val="0"/>
+              </w:rPr>
+              <w:t>________</w:t>
             </w:r>
           </w:p>
         </w:tc>
@@ -817,7 +1545,7 @@
               <w:rPr>
                 <w:b w:val="0"/>
               </w:rPr>
-              <w:t>2주차</w:t>
+              <w:t>________</w:t>
             </w:r>
           </w:p>
         </w:tc>
@@ -830,7 +1558,7 @@
               <w:rPr>
                 <w:b w:val="0"/>
               </w:rPr>
-              <w:t>예배 적응 점검, 교회 일정 안내, 첫 전화 / 메시지 연락</w:t>
+              <w:t>________</w:t>
             </w:r>
           </w:p>
         </w:tc>
@@ -871,32 +1599,6 @@
               <w:rPr>
                 <w:b w:val="0"/>
               </w:rPr>
-              <w:t>3주차</w:t>
-            </w:r>
-          </w:p>
-        </w:tc>
-        <w:tc>
-          <w:tcPr>
-            <w:tcW w:type="dxa" w:w="2160"/>
-          </w:tcPr>
-          <w:p>
-            <w:r>
-              <w:rPr>
-                <w:b w:val="0"/>
-              </w:rPr>
-              <w:t>소그룹 후보 연결, 관심 주제 파악, 심방 또는 카페 면담</w:t>
-            </w:r>
-          </w:p>
-        </w:tc>
-        <w:tc>
-          <w:tcPr>
-            <w:tcW w:type="dxa" w:w="2160"/>
-          </w:tcPr>
-          <w:p>
-            <w:r>
-              <w:rPr>
-                <w:b w:val="0"/>
-              </w:rPr>
               <w:t>________</w:t>
             </w:r>
           </w:p>
@@ -911,250 +1613,6 @@
                 <w:b w:val="0"/>
               </w:rPr>
               <w:t>________</w:t>
-            </w:r>
-          </w:p>
-        </w:tc>
-      </w:tr>
-      <w:tr>
-        <w:tc>
-          <w:tcPr>
-            <w:tcW w:type="dxa" w:w="2160"/>
-          </w:tcPr>
-          <w:p>
-            <w:r>
-              <w:rPr>
-                <w:b w:val="0"/>
-              </w:rPr>
-              <w:t>4주차</w:t>
-            </w:r>
-          </w:p>
-        </w:tc>
-        <w:tc>
-          <w:tcPr>
-            <w:tcW w:type="dxa" w:w="2160"/>
-          </w:tcPr>
-          <w:p>
-            <w:r>
-              <w:rPr>
-                <w:b w:val="0"/>
-              </w:rPr>
-              <w:t>소그룹 1차 참석 확인, 신앙 생활 질문 나눔, 기도제목 수집</w:t>
-            </w:r>
-          </w:p>
-        </w:tc>
-        <w:tc>
-          <w:tcPr>
-            <w:tcW w:type="dxa" w:w="2160"/>
-          </w:tcPr>
-          <w:p>
-            <w:r>
-              <w:rPr>
-                <w:b w:val="0"/>
-              </w:rPr>
-              <w:t>________</w:t>
-            </w:r>
-          </w:p>
-        </w:tc>
-        <w:tc>
-          <w:tcPr>
-            <w:tcW w:type="dxa" w:w="2160"/>
-          </w:tcPr>
-          <w:p>
-            <w:r>
-              <w:rPr>
-                <w:b w:val="0"/>
-              </w:rPr>
-              <w:t>________</w:t>
-            </w:r>
-          </w:p>
-        </w:tc>
-      </w:tr>
-      <w:tr>
-        <w:tc>
-          <w:tcPr>
-            <w:tcW w:type="dxa" w:w="2160"/>
-          </w:tcPr>
-          <w:p>
-            <w:r>
-              <w:rPr>
-                <w:b w:val="0"/>
-              </w:rPr>
-              <w:t>5주차</w:t>
-            </w:r>
-          </w:p>
-        </w:tc>
-        <w:tc>
-          <w:tcPr>
-            <w:tcW w:type="dxa" w:w="2160"/>
-          </w:tcPr>
-          <w:p>
-            <w:r>
-              <w:rPr>
-                <w:b w:val="0"/>
-              </w:rPr>
-              <w:t>정착 상태 점검, 공동체 적응도 확인, 필요한 도움 조정</w:t>
-            </w:r>
-          </w:p>
-        </w:tc>
-        <w:tc>
-          <w:tcPr>
-            <w:tcW w:type="dxa" w:w="2160"/>
-          </w:tcPr>
-          <w:p>
-            <w:r>
-              <w:rPr>
-                <w:b w:val="0"/>
-              </w:rPr>
-              <w:t>________</w:t>
-            </w:r>
-          </w:p>
-        </w:tc>
-        <w:tc>
-          <w:tcPr>
-            <w:tcW w:type="dxa" w:w="2160"/>
-          </w:tcPr>
-          <w:p>
-            <w:r>
-              <w:rPr>
-                <w:b w:val="0"/>
-              </w:rPr>
-              <w:t>________</w:t>
-            </w:r>
-          </w:p>
-        </w:tc>
-      </w:tr>
-      <w:tr>
-        <w:tc>
-          <w:tcPr>
-            <w:tcW w:type="dxa" w:w="2160"/>
-          </w:tcPr>
-          <w:p>
-            <w:r>
-              <w:rPr>
-                <w:b w:val="0"/>
-              </w:rPr>
-              <w:t>6주차</w:t>
-            </w:r>
-          </w:p>
-        </w:tc>
-        <w:tc>
-          <w:tcPr>
-            <w:tcW w:type="dxa" w:w="2160"/>
-          </w:tcPr>
-          <w:p>
-            <w:r>
-              <w:rPr>
-                <w:b w:val="0"/>
-              </w:rPr>
-              <w:t>봉사 / 모임 참여 가능 여부 확인, 소속감 점검</w:t>
-            </w:r>
-          </w:p>
-        </w:tc>
-        <w:tc>
-          <w:tcPr>
-            <w:tcW w:type="dxa" w:w="2160"/>
-          </w:tcPr>
-          <w:p>
-            <w:r>
-              <w:rPr>
-                <w:b w:val="0"/>
-              </w:rPr>
-              <w:t>________</w:t>
-            </w:r>
-          </w:p>
-        </w:tc>
-        <w:tc>
-          <w:tcPr>
-            <w:tcW w:type="dxa" w:w="2160"/>
-          </w:tcPr>
-          <w:p>
-            <w:r>
-              <w:rPr>
-                <w:b w:val="0"/>
-              </w:rPr>
-              <w:t>________</w:t>
-            </w:r>
-          </w:p>
-        </w:tc>
-      </w:tr>
-      <w:tr>
-        <w:tc>
-          <w:tcPr>
-            <w:tcW w:type="dxa" w:w="2160"/>
-          </w:tcPr>
-          <w:p>
-            <w:r>
-              <w:rPr>
-                <w:b w:val="0"/>
-              </w:rPr>
-              <w:t>7주차</w:t>
-            </w:r>
-          </w:p>
-        </w:tc>
-        <w:tc>
-          <w:tcPr>
-            <w:tcW w:type="dxa" w:w="2160"/>
-          </w:tcPr>
-          <w:p>
-            <w:r>
-              <w:rPr>
-                <w:b w:val="0"/>
-              </w:rPr>
-              <w:t>정착 여부 중간 평가, 추가 면담, 후속 돌봄 계획 수립</w:t>
-            </w:r>
-          </w:p>
-        </w:tc>
-        <w:tc>
-          <w:tcPr>
-            <w:tcW w:type="dxa" w:w="2160"/>
-          </w:tcPr>
-          <w:p>
-            <w:r>
-              <w:rPr>
-                <w:b w:val="0"/>
-              </w:rPr>
-              <w:t>________</w:t>
-            </w:r>
-          </w:p>
-        </w:tc>
-        <w:tc>
-          <w:tcPr>
-            <w:tcW w:type="dxa" w:w="2160"/>
-          </w:tcPr>
-          <w:p>
-            <w:r>
-              <w:rPr>
-                <w:b w:val="0"/>
-              </w:rPr>
-              <w:t>________</w:t>
-            </w:r>
-          </w:p>
-        </w:tc>
-      </w:tr>
-      <w:tr>
-        <w:tc>
-          <w:tcPr>
-            <w:tcW w:type="dxa" w:w="2160"/>
-          </w:tcPr>
-          <w:p>
-            <w:r>
-              <w:rPr>
-                <w:b w:val="0"/>
-              </w:rPr>
-              <w:t>8주차</w:t>
-            </w:r>
-          </w:p>
-        </w:tc>
-        <w:tc>
-          <w:tcPr>
-            <w:tcW w:type="dxa" w:w="2160"/>
-          </w:tcPr>
-          <w:p>
-            <w:r>
-              <w:rPr>
-                <w:b w:val="0"/>
-              </w:rPr>
-              <w:t>최종 정착 평가, 소그룹 / 사역 배치, 후속 관리 전환</w:t>
             </w:r>
           </w:p>
         </w:tc>
@@ -1195,9 +1653,225 @@
         <w:rPr>
           <w:b w:val="0"/>
         </w:rPr>
-        <w:t>소그룹 연결 기록</w:t>
+        <w:t>정착 여부 평가</w:t>
       </w:r>
     </w:p>
+    <w:p>
+      <w:r>
+        <w:rPr>
+          <w:b w:val="0"/>
+        </w:rPr>
+        <w:t>※ 출석 횟수만으로 판단하지 않고 본인의 의사와 생활 여건을 함께 살핍니다.</w:t>
+      </w:r>
+    </w:p>
+    <w:tbl>
+      <w:tblPr>
+        <w:tblStyle w:val="TableGrid"/>
+        <w:tblW w:type="auto" w:w="0"/>
+        <w:tblLook w:firstColumn="1" w:firstRow="1" w:lastColumn="0" w:lastRow="0" w:noHBand="0" w:noVBand="1" w:val="04A0"/>
+      </w:tblPr>
+      <w:tblGrid>
+        <w:gridCol w:w="4320"/>
+        <w:gridCol w:w="4320"/>
+      </w:tblGrid>
+      <w:tr>
+        <w:tc>
+          <w:tcPr>
+            <w:tcW w:type="dxa" w:w="4320"/>
+          </w:tcPr>
+          <w:p>
+            <w:r>
+              <w:rPr>
+                <w:b/>
+              </w:rPr>
+              <w:t>평가 항목</w:t>
+            </w:r>
+          </w:p>
+        </w:tc>
+        <w:tc>
+          <w:tcPr>
+            <w:tcW w:type="dxa" w:w="4320"/>
+          </w:tcPr>
+          <w:p>
+            <w:r>
+              <w:rPr>
+                <w:b/>
+              </w:rPr>
+              <w:t>확인 결과</w:t>
+            </w:r>
+          </w:p>
+        </w:tc>
+      </w:tr>
+      <w:tr>
+        <w:tc>
+          <w:tcPr>
+            <w:tcW w:type="dxa" w:w="4320"/>
+          </w:tcPr>
+          <w:p>
+            <w:r>
+              <w:rPr>
+                <w:b w:val="0"/>
+              </w:rPr>
+              <w:t>예배 참여가 이어지고 있는가</w:t>
+            </w:r>
+          </w:p>
+        </w:tc>
+        <w:tc>
+          <w:tcPr>
+            <w:tcW w:type="dxa" w:w="4320"/>
+          </w:tcPr>
+          <w:p>
+            <w:r>
+              <w:rPr>
+                <w:b w:val="0"/>
+              </w:rPr>
+              <w:t>□ 예 □ 일부 □ 확인 필요</w:t>
+            </w:r>
+          </w:p>
+        </w:tc>
+      </w:tr>
+      <w:tr>
+        <w:tc>
+          <w:tcPr>
+            <w:tcW w:type="dxa" w:w="4320"/>
+          </w:tcPr>
+          <w:p>
+            <w:r>
+              <w:rPr>
+                <w:b w:val="0"/>
+              </w:rPr>
+              <w:t>소그룹에 연결되어 교제하고 있는가</w:t>
+            </w:r>
+          </w:p>
+        </w:tc>
+        <w:tc>
+          <w:tcPr>
+            <w:tcW w:type="dxa" w:w="4320"/>
+          </w:tcPr>
+          <w:p>
+            <w:r>
+              <w:rPr>
+                <w:b w:val="0"/>
+              </w:rPr>
+              <w:t>□ 예 □ 일부 □ 확인 필요</w:t>
+            </w:r>
+          </w:p>
+        </w:tc>
+      </w:tr>
+      <w:tr>
+        <w:tc>
+          <w:tcPr>
+            <w:tcW w:type="dxa" w:w="4320"/>
+          </w:tcPr>
+          <w:p>
+            <w:r>
+              <w:rPr>
+                <w:b w:val="0"/>
+              </w:rPr>
+              <w:t>교회 안에 편하게 연락할 사람이 있는가</w:t>
+            </w:r>
+          </w:p>
+        </w:tc>
+        <w:tc>
+          <w:tcPr>
+            <w:tcW w:type="dxa" w:w="4320"/>
+          </w:tcPr>
+          <w:p>
+            <w:r>
+              <w:rPr>
+                <w:b w:val="0"/>
+              </w:rPr>
+              <w:t>□ 예 □ 일부 □ 확인 필요</w:t>
+            </w:r>
+          </w:p>
+        </w:tc>
+      </w:tr>
+      <w:tr>
+        <w:tc>
+          <w:tcPr>
+            <w:tcW w:type="dxa" w:w="4320"/>
+          </w:tcPr>
+          <w:p>
+            <w:r>
+              <w:rPr>
+                <w:b w:val="0"/>
+              </w:rPr>
+              <w:t>새가족 교육을 마쳤거나 일정이 정해졌는가</w:t>
+            </w:r>
+          </w:p>
+        </w:tc>
+        <w:tc>
+          <w:tcPr>
+            <w:tcW w:type="dxa" w:w="4320"/>
+          </w:tcPr>
+          <w:p>
+            <w:r>
+              <w:rPr>
+                <w:b w:val="0"/>
+              </w:rPr>
+              <w:t>□ 예 □ 일부 □ 확인 필요</w:t>
+            </w:r>
+          </w:p>
+        </w:tc>
+      </w:tr>
+      <w:tr>
+        <w:tc>
+          <w:tcPr>
+            <w:tcW w:type="dxa" w:w="4320"/>
+          </w:tcPr>
+          <w:p>
+            <w:r>
+              <w:rPr>
+                <w:b w:val="0"/>
+              </w:rPr>
+              <w:t>본인이 계속 함께할 의사를 표현했는가</w:t>
+            </w:r>
+          </w:p>
+        </w:tc>
+        <w:tc>
+          <w:tcPr>
+            <w:tcW w:type="dxa" w:w="4320"/>
+          </w:tcPr>
+          <w:p>
+            <w:r>
+              <w:rPr>
+                <w:b w:val="0"/>
+              </w:rPr>
+              <w:t>□ 예 □ 유보 □ 확인 필요</w:t>
+            </w:r>
+          </w:p>
+        </w:tc>
+      </w:tr>
+      <w:tr>
+        <w:tc>
+          <w:tcPr>
+            <w:tcW w:type="dxa" w:w="4320"/>
+          </w:tcPr>
+          <w:p>
+            <w:r>
+              <w:rPr>
+                <w:b w:val="0"/>
+              </w:rPr>
+              <w:t>생활 여건·돌봄 요청을 확인했는가</w:t>
+            </w:r>
+          </w:p>
+        </w:tc>
+        <w:tc>
+          <w:tcPr>
+            <w:tcW w:type="dxa" w:w="4320"/>
+          </w:tcPr>
+          <w:p>
+            <w:r>
+              <w:rPr>
+                <w:b w:val="0"/>
+              </w:rPr>
+              <w:t>□ 예 □ 추가 확인 필요</w:t>
+            </w:r>
+          </w:p>
+        </w:tc>
+      </w:tr>
+    </w:tbl>
+    <w:p/>
     <w:tbl>
       <w:tblPr>
         <w:tblStyle w:val="TableGrid"/>
@@ -1246,7 +1920,35 @@
               <w:rPr>
                 <w:b w:val="0"/>
               </w:rPr>
-              <w:t>연결 소그룹명</w:t>
+              <w:t>종합 판단</w:t>
+            </w:r>
+          </w:p>
+        </w:tc>
+        <w:tc>
+          <w:tcPr>
+            <w:tcW w:type="dxa" w:w="4320"/>
+          </w:tcPr>
+          <w:p>
+            <w:r>
+              <w:rPr>
+                <w:b w:val="0"/>
+              </w:rPr>
+              <w:t>□ 정착 □ 정착 중·추가 돌봄 □ 참여 보류 □ 확인 필요</w:t>
+            </w:r>
+          </w:p>
+        </w:tc>
+      </w:tr>
+      <w:tr>
+        <w:tc>
+          <w:tcPr>
+            <w:tcW w:type="dxa" w:w="4320"/>
+          </w:tcPr>
+          <w:p>
+            <w:r>
+              <w:rPr>
+                <w:b w:val="0"/>
+              </w:rPr>
+              <w:t>판단 근거·본인 의사</w:t>
             </w:r>
           </w:p>
         </w:tc>
@@ -1274,7 +1976,7 @@
               <w:rPr>
                 <w:b w:val="0"/>
               </w:rPr>
-              <w:t>인도자 / 리더</w:t>
+              <w:t>잘된 점</w:t>
             </w:r>
           </w:p>
         </w:tc>
@@ -1302,7 +2004,7 @@
               <w:rPr>
                 <w:b w:val="0"/>
               </w:rPr>
-              <w:t>첫 참석일</w:t>
+              <w:t>아쉬운 점</w:t>
             </w:r>
           </w:p>
         </w:tc>
@@ -1330,7 +2032,7 @@
               <w:rPr>
                 <w:b w:val="0"/>
               </w:rPr>
-              <w:t>참석 횟수</w:t>
+              <w:t>다음에 할 일</w:t>
             </w:r>
           </w:p>
         </w:tc>
@@ -1358,7 +2060,7 @@
               <w:rPr>
                 <w:b w:val="0"/>
               </w:rPr>
-              <w:t>연결 이유</w:t>
+              <w:t>후속 돌봄 기간 / 담당</w:t>
             </w:r>
           </w:p>
         </w:tc>
@@ -1371,7 +2073,7 @@
               <w:rPr>
                 <w:b w:val="0"/>
               </w:rPr>
-              <w:t>________</w:t>
+              <w:t>________ / ________</w:t>
             </w:r>
           </w:p>
         </w:tc>
@@ -1386,63 +2088,7 @@
               <w:rPr>
                 <w:b w:val="0"/>
               </w:rPr>
-              <w:t>적응 상태</w:t>
-            </w:r>
-          </w:p>
-        </w:tc>
-        <w:tc>
-          <w:tcPr>
-            <w:tcW w:type="dxa" w:w="4320"/>
-          </w:tcPr>
-          <w:p>
-            <w:r>
-              <w:rPr>
-                <w:b w:val="0"/>
-              </w:rPr>
-              <w:t>________</w:t>
-            </w:r>
-          </w:p>
-        </w:tc>
-      </w:tr>
-      <w:tr>
-        <w:tc>
-          <w:tcPr>
-            <w:tcW w:type="dxa" w:w="4320"/>
-          </w:tcPr>
-          <w:p>
-            <w:r>
-              <w:rPr>
-                <w:b w:val="0"/>
-              </w:rPr>
-              <w:t>추가 지원 필요 사항</w:t>
-            </w:r>
-          </w:p>
-        </w:tc>
-        <w:tc>
-          <w:tcPr>
-            <w:tcW w:type="dxa" w:w="4320"/>
-          </w:tcPr>
-          <w:p>
-            <w:r>
-              <w:rPr>
-                <w:b w:val="0"/>
-              </w:rPr>
-              <w:t>________</w:t>
-            </w:r>
-          </w:p>
-        </w:tc>
-      </w:tr>
-      <w:tr>
-        <w:tc>
-          <w:tcPr>
-            <w:tcW w:type="dxa" w:w="4320"/>
-          </w:tcPr>
-          <w:p>
-            <w:r>
-              <w:rPr>
-                <w:b w:val="0"/>
-              </w:rPr>
-              <w:t>비고</w:t>
+              <w:t>다음 확인일</w:t>
             </w:r>
           </w:p>
         </w:tc>
@@ -1470,1281 +2116,20 @@
         <w:rPr>
           <w:b w:val="0"/>
         </w:rPr>
-        <w:t>면담 기록</w:t>
+        <w:t>첨부</w:t>
       </w:r>
     </w:p>
-    <w:tbl>
-      <w:tblPr>
-        <w:tblStyle w:val="TableGrid"/>
-        <w:tblW w:type="auto" w:w="0"/>
-        <w:tblLook w:firstColumn="1" w:firstRow="1" w:lastColumn="0" w:lastRow="0" w:noHBand="0" w:noVBand="1" w:val="04A0"/>
-      </w:tblPr>
-      <w:tblGrid>
-        <w:gridCol w:w="1440"/>
-        <w:gridCol w:w="1440"/>
-        <w:gridCol w:w="1440"/>
-        <w:gridCol w:w="1440"/>
-        <w:gridCol w:w="1440"/>
-        <w:gridCol w:w="1440"/>
-      </w:tblGrid>
-      <w:tr>
-        <w:tc>
-          <w:tcPr>
-            <w:tcW w:type="dxa" w:w="1440"/>
-          </w:tcPr>
-          <w:p>
-            <w:r>
-              <w:rPr>
-                <w:b/>
-              </w:rPr>
-              <w:t>회차</w:t>
-            </w:r>
-          </w:p>
-        </w:tc>
-        <w:tc>
-          <w:tcPr>
-            <w:tcW w:type="dxa" w:w="1440"/>
-          </w:tcPr>
-          <w:p>
-            <w:r>
-              <w:rPr>
-                <w:b/>
-              </w:rPr>
-              <w:t>날짜</w:t>
-            </w:r>
-          </w:p>
-        </w:tc>
-        <w:tc>
-          <w:tcPr>
-            <w:tcW w:type="dxa" w:w="1440"/>
-          </w:tcPr>
-          <w:p>
-            <w:r>
-              <w:rPr>
-                <w:b/>
-              </w:rPr>
-              <w:t>면담 방법</w:t>
-            </w:r>
-          </w:p>
-        </w:tc>
-        <w:tc>
-          <w:tcPr>
-            <w:tcW w:type="dxa" w:w="1440"/>
-          </w:tcPr>
-          <w:p>
-            <w:r>
-              <w:rPr>
-                <w:b/>
-              </w:rPr>
-              <w:t>주요 내용</w:t>
-            </w:r>
-          </w:p>
-        </w:tc>
-        <w:tc>
-          <w:tcPr>
-            <w:tcW w:type="dxa" w:w="1440"/>
-          </w:tcPr>
-          <w:p>
-            <w:r>
-              <w:rPr>
-                <w:b/>
-              </w:rPr>
-              <w:t>기도제목</w:t>
-            </w:r>
-          </w:p>
-        </w:tc>
-        <w:tc>
-          <w:tcPr>
-            <w:tcW w:type="dxa" w:w="1440"/>
-          </w:tcPr>
-          <w:p>
-            <w:r>
-              <w:rPr>
-                <w:b/>
-              </w:rPr>
-              <w:t>후속 조치</w:t>
-            </w:r>
-          </w:p>
-        </w:tc>
-      </w:tr>
-      <w:tr>
-        <w:tc>
-          <w:tcPr>
-            <w:tcW w:type="dxa" w:w="1440"/>
-          </w:tcPr>
-          <w:p>
-            <w:r>
-              <w:rPr>
-                <w:b w:val="0"/>
-              </w:rPr>
-              <w:t>1차</w:t>
-            </w:r>
-          </w:p>
-        </w:tc>
-        <w:tc>
-          <w:tcPr>
-            <w:tcW w:type="dxa" w:w="1440"/>
-          </w:tcPr>
-          <w:p>
-            <w:r>
-              <w:rPr>
-                <w:b w:val="0"/>
-              </w:rPr>
-              <w:t>________</w:t>
-            </w:r>
-          </w:p>
-        </w:tc>
-        <w:tc>
-          <w:tcPr>
-            <w:tcW w:type="dxa" w:w="1440"/>
-          </w:tcPr>
-          <w:p>
-            <w:r>
-              <w:rPr>
-                <w:b w:val="0"/>
-              </w:rPr>
-              <w:t>________</w:t>
-            </w:r>
-          </w:p>
-        </w:tc>
-        <w:tc>
-          <w:tcPr>
-            <w:tcW w:type="dxa" w:w="1440"/>
-          </w:tcPr>
-          <w:p>
-            <w:r>
-              <w:rPr>
-                <w:b w:val="0"/>
-              </w:rPr>
-              <w:t>________</w:t>
-            </w:r>
-          </w:p>
-        </w:tc>
-        <w:tc>
-          <w:tcPr>
-            <w:tcW w:type="dxa" w:w="1440"/>
-          </w:tcPr>
-          <w:p>
-            <w:r>
-              <w:rPr>
-                <w:b w:val="0"/>
-              </w:rPr>
-              <w:t>________</w:t>
-            </w:r>
-          </w:p>
-        </w:tc>
-        <w:tc>
-          <w:tcPr>
-            <w:tcW w:type="dxa" w:w="1440"/>
-          </w:tcPr>
-          <w:p>
-            <w:r>
-              <w:rPr>
-                <w:b w:val="0"/>
-              </w:rPr>
-              <w:t>________</w:t>
-            </w:r>
-          </w:p>
-        </w:tc>
-      </w:tr>
-      <w:tr>
-        <w:tc>
-          <w:tcPr>
-            <w:tcW w:type="dxa" w:w="1440"/>
-          </w:tcPr>
-          <w:p>
-            <w:r>
-              <w:rPr>
-                <w:b w:val="0"/>
-              </w:rPr>
-              <w:t>2차</w:t>
-            </w:r>
-          </w:p>
-        </w:tc>
-        <w:tc>
-          <w:tcPr>
-            <w:tcW w:type="dxa" w:w="1440"/>
-          </w:tcPr>
-          <w:p>
-            <w:r>
-              <w:rPr>
-                <w:b w:val="0"/>
-              </w:rPr>
-              <w:t>________</w:t>
-            </w:r>
-          </w:p>
-        </w:tc>
-        <w:tc>
-          <w:tcPr>
-            <w:tcW w:type="dxa" w:w="1440"/>
-          </w:tcPr>
-          <w:p>
-            <w:r>
-              <w:rPr>
-                <w:b w:val="0"/>
-              </w:rPr>
-              <w:t>________</w:t>
-            </w:r>
-          </w:p>
-        </w:tc>
-        <w:tc>
-          <w:tcPr>
-            <w:tcW w:type="dxa" w:w="1440"/>
-          </w:tcPr>
-          <w:p>
-            <w:r>
-              <w:rPr>
-                <w:b w:val="0"/>
-              </w:rPr>
-              <w:t>________</w:t>
-            </w:r>
-          </w:p>
-        </w:tc>
-        <w:tc>
-          <w:tcPr>
-            <w:tcW w:type="dxa" w:w="1440"/>
-          </w:tcPr>
-          <w:p>
-            <w:r>
-              <w:rPr>
-                <w:b w:val="0"/>
-              </w:rPr>
-              <w:t>________</w:t>
-            </w:r>
-          </w:p>
-        </w:tc>
-        <w:tc>
-          <w:tcPr>
-            <w:tcW w:type="dxa" w:w="1440"/>
-          </w:tcPr>
-          <w:p>
-            <w:r>
-              <w:rPr>
-                <w:b w:val="0"/>
-              </w:rPr>
-              <w:t>________</w:t>
-            </w:r>
-          </w:p>
-        </w:tc>
-      </w:tr>
-      <w:tr>
-        <w:tc>
-          <w:tcPr>
-            <w:tcW w:type="dxa" w:w="1440"/>
-          </w:tcPr>
-          <w:p>
-            <w:r>
-              <w:rPr>
-                <w:b w:val="0"/>
-              </w:rPr>
-              <w:t>3차</w:t>
-            </w:r>
-          </w:p>
-        </w:tc>
-        <w:tc>
-          <w:tcPr>
-            <w:tcW w:type="dxa" w:w="1440"/>
-          </w:tcPr>
-          <w:p>
-            <w:r>
-              <w:rPr>
-                <w:b w:val="0"/>
-              </w:rPr>
-              <w:t>________</w:t>
-            </w:r>
-          </w:p>
-        </w:tc>
-        <w:tc>
-          <w:tcPr>
-            <w:tcW w:type="dxa" w:w="1440"/>
-          </w:tcPr>
-          <w:p>
-            <w:r>
-              <w:rPr>
-                <w:b w:val="0"/>
-              </w:rPr>
-              <w:t>________</w:t>
-            </w:r>
-          </w:p>
-        </w:tc>
-        <w:tc>
-          <w:tcPr>
-            <w:tcW w:type="dxa" w:w="1440"/>
-          </w:tcPr>
-          <w:p>
-            <w:r>
-              <w:rPr>
-                <w:b w:val="0"/>
-              </w:rPr>
-              <w:t>________</w:t>
-            </w:r>
-          </w:p>
-        </w:tc>
-        <w:tc>
-          <w:tcPr>
-            <w:tcW w:type="dxa" w:w="1440"/>
-          </w:tcPr>
-          <w:p>
-            <w:r>
-              <w:rPr>
-                <w:b w:val="0"/>
-              </w:rPr>
-              <w:t>________</w:t>
-            </w:r>
-          </w:p>
-        </w:tc>
-        <w:tc>
-          <w:tcPr>
-            <w:tcW w:type="dxa" w:w="1440"/>
-          </w:tcPr>
-          <w:p>
-            <w:r>
-              <w:rPr>
-                <w:b w:val="0"/>
-              </w:rPr>
-              <w:t>________</w:t>
-            </w:r>
-          </w:p>
-        </w:tc>
-      </w:tr>
-      <w:tr>
-        <w:tc>
-          <w:tcPr>
-            <w:tcW w:type="dxa" w:w="1440"/>
-          </w:tcPr>
-          <w:p>
-            <w:r>
-              <w:rPr>
-                <w:b w:val="0"/>
-              </w:rPr>
-              <w:t>4차</w:t>
-            </w:r>
-          </w:p>
-        </w:tc>
-        <w:tc>
-          <w:tcPr>
-            <w:tcW w:type="dxa" w:w="1440"/>
-          </w:tcPr>
-          <w:p>
-            <w:r>
-              <w:rPr>
-                <w:b w:val="0"/>
-              </w:rPr>
-              <w:t>________</w:t>
-            </w:r>
-          </w:p>
-        </w:tc>
-        <w:tc>
-          <w:tcPr>
-            <w:tcW w:type="dxa" w:w="1440"/>
-          </w:tcPr>
-          <w:p>
-            <w:r>
-              <w:rPr>
-                <w:b w:val="0"/>
-              </w:rPr>
-              <w:t>________</w:t>
-            </w:r>
-          </w:p>
-        </w:tc>
-        <w:tc>
-          <w:tcPr>
-            <w:tcW w:type="dxa" w:w="1440"/>
-          </w:tcPr>
-          <w:p>
-            <w:r>
-              <w:rPr>
-                <w:b w:val="0"/>
-              </w:rPr>
-              <w:t>________</w:t>
-            </w:r>
-          </w:p>
-        </w:tc>
-        <w:tc>
-          <w:tcPr>
-            <w:tcW w:type="dxa" w:w="1440"/>
-          </w:tcPr>
-          <w:p>
-            <w:r>
-              <w:rPr>
-                <w:b w:val="0"/>
-              </w:rPr>
-              <w:t>________</w:t>
-            </w:r>
-          </w:p>
-        </w:tc>
-        <w:tc>
-          <w:tcPr>
-            <w:tcW w:type="dxa" w:w="1440"/>
-          </w:tcPr>
-          <w:p>
-            <w:r>
-              <w:rPr>
-                <w:b w:val="0"/>
-              </w:rPr>
-              <w:t>________</w:t>
-            </w:r>
-          </w:p>
-        </w:tc>
-      </w:tr>
-    </w:tbl>
-    <w:p/>
     <w:p>
       <w:pPr>
-        <w:pStyle w:val="Heading2"/>
+        <w:pStyle w:val="ListBullet"/>
       </w:pPr>
       <w:r>
         <w:rPr>
           <w:b w:val="0"/>
         </w:rPr>
-        <w:t>정착 여부 평가</w:t>
+        <w:t>□ 없음 □ 새가족 교육 기록 □ 기타 : ________</w:t>
       </w:r>
     </w:p>
-    <w:tbl>
-      <w:tblPr>
-        <w:tblStyle w:val="TableGrid"/>
-        <w:tblW w:type="auto" w:w="0"/>
-        <w:tblLook w:firstColumn="1" w:firstRow="1" w:lastColumn="0" w:lastRow="0" w:noHBand="0" w:noVBand="1" w:val="04A0"/>
-      </w:tblPr>
-      <w:tblGrid>
-        <w:gridCol w:w="2880"/>
-        <w:gridCol w:w="2880"/>
-        <w:gridCol w:w="2880"/>
-      </w:tblGrid>
-      <w:tr>
-        <w:tc>
-          <w:tcPr>
-            <w:tcW w:type="dxa" w:w="2880"/>
-          </w:tcPr>
-          <w:p>
-            <w:r>
-              <w:rPr>
-                <w:b/>
-              </w:rPr>
-              <w:t>항목</w:t>
-            </w:r>
-          </w:p>
-        </w:tc>
-        <w:tc>
-          <w:tcPr>
-            <w:tcW w:type="dxa" w:w="2880"/>
-          </w:tcPr>
-          <w:p>
-            <w:r>
-              <w:rPr>
-                <w:b/>
-              </w:rPr>
-              <w:t>평가</w:t>
-            </w:r>
-          </w:p>
-        </w:tc>
-        <w:tc>
-          <w:tcPr>
-            <w:tcW w:type="dxa" w:w="2880"/>
-          </w:tcPr>
-          <w:p>
-            <w:r>
-              <w:rPr>
-                <w:b/>
-              </w:rPr>
-              <w:t>근거 / 메모</w:t>
-            </w:r>
-          </w:p>
-        </w:tc>
-      </w:tr>
-      <w:tr>
-        <w:tc>
-          <w:tcPr>
-            <w:tcW w:type="dxa" w:w="2880"/>
-          </w:tcPr>
-          <w:p>
-            <w:r>
-              <w:rPr>
-                <w:b w:val="0"/>
-              </w:rPr>
-              <w:t>예배 정착</w:t>
-            </w:r>
-          </w:p>
-        </w:tc>
-        <w:tc>
-          <w:tcPr>
-            <w:tcW w:type="dxa" w:w="2880"/>
-          </w:tcPr>
-          <w:p>
-            <w:r>
-              <w:rPr>
-                <w:b w:val="0"/>
-              </w:rPr>
-              <w:t>□ 양호 □ 보통 □ 미흡</w:t>
-            </w:r>
-          </w:p>
-        </w:tc>
-        <w:tc>
-          <w:tcPr>
-            <w:tcW w:type="dxa" w:w="2880"/>
-          </w:tcPr>
-          <w:p>
-            <w:r>
-              <w:rPr>
-                <w:b w:val="0"/>
-              </w:rPr>
-              <w:t>________</w:t>
-            </w:r>
-          </w:p>
-        </w:tc>
-      </w:tr>
-      <w:tr>
-        <w:tc>
-          <w:tcPr>
-            <w:tcW w:type="dxa" w:w="2880"/>
-          </w:tcPr>
-          <w:p>
-            <w:r>
-              <w:rPr>
-                <w:b w:val="0"/>
-              </w:rPr>
-              <w:t>소그룹 정착</w:t>
-            </w:r>
-          </w:p>
-        </w:tc>
-        <w:tc>
-          <w:tcPr>
-            <w:tcW w:type="dxa" w:w="2880"/>
-          </w:tcPr>
-          <w:p>
-            <w:r>
-              <w:rPr>
-                <w:b w:val="0"/>
-              </w:rPr>
-              <w:t>□ 양호 □ 보통 □ 미흡</w:t>
-            </w:r>
-          </w:p>
-        </w:tc>
-        <w:tc>
-          <w:tcPr>
-            <w:tcW w:type="dxa" w:w="2880"/>
-          </w:tcPr>
-          <w:p>
-            <w:r>
-              <w:rPr>
-                <w:b w:val="0"/>
-              </w:rPr>
-              <w:t>________</w:t>
-            </w:r>
-          </w:p>
-        </w:tc>
-      </w:tr>
-      <w:tr>
-        <w:tc>
-          <w:tcPr>
-            <w:tcW w:type="dxa" w:w="2880"/>
-          </w:tcPr>
-          <w:p>
-            <w:r>
-              <w:rPr>
-                <w:b w:val="0"/>
-              </w:rPr>
-              <w:t>관계 형성</w:t>
-            </w:r>
-          </w:p>
-        </w:tc>
-        <w:tc>
-          <w:tcPr>
-            <w:tcW w:type="dxa" w:w="2880"/>
-          </w:tcPr>
-          <w:p>
-            <w:r>
-              <w:rPr>
-                <w:b w:val="0"/>
-              </w:rPr>
-              <w:t>□ 양호 □ 보통 □ 미흡</w:t>
-            </w:r>
-          </w:p>
-        </w:tc>
-        <w:tc>
-          <w:tcPr>
-            <w:tcW w:type="dxa" w:w="2880"/>
-          </w:tcPr>
-          <w:p>
-            <w:r>
-              <w:rPr>
-                <w:b w:val="0"/>
-              </w:rPr>
-              <w:t>________</w:t>
-            </w:r>
-          </w:p>
-        </w:tc>
-      </w:tr>
-      <w:tr>
-        <w:tc>
-          <w:tcPr>
-            <w:tcW w:type="dxa" w:w="2880"/>
-          </w:tcPr>
-          <w:p>
-            <w:r>
-              <w:rPr>
-                <w:b w:val="0"/>
-              </w:rPr>
-              <w:t>교회 이해도</w:t>
-            </w:r>
-          </w:p>
-        </w:tc>
-        <w:tc>
-          <w:tcPr>
-            <w:tcW w:type="dxa" w:w="2880"/>
-          </w:tcPr>
-          <w:p>
-            <w:r>
-              <w:rPr>
-                <w:b w:val="0"/>
-              </w:rPr>
-              <w:t>□ 양호 □ 보통 □ 미흡</w:t>
-            </w:r>
-          </w:p>
-        </w:tc>
-        <w:tc>
-          <w:tcPr>
-            <w:tcW w:type="dxa" w:w="2880"/>
-          </w:tcPr>
-          <w:p>
-            <w:r>
-              <w:rPr>
-                <w:b w:val="0"/>
-              </w:rPr>
-              <w:t>________</w:t>
-            </w:r>
-          </w:p>
-        </w:tc>
-      </w:tr>
-      <w:tr>
-        <w:tc>
-          <w:tcPr>
-            <w:tcW w:type="dxa" w:w="2880"/>
-          </w:tcPr>
-          <w:p>
-            <w:r>
-              <w:rPr>
-                <w:b w:val="0"/>
-              </w:rPr>
-              <w:t>참여 의지</w:t>
-            </w:r>
-          </w:p>
-        </w:tc>
-        <w:tc>
-          <w:tcPr>
-            <w:tcW w:type="dxa" w:w="2880"/>
-          </w:tcPr>
-          <w:p>
-            <w:r>
-              <w:rPr>
-                <w:b w:val="0"/>
-              </w:rPr>
-              <w:t>□ 양호 □ 보통 □ 미흡</w:t>
-            </w:r>
-          </w:p>
-        </w:tc>
-        <w:tc>
-          <w:tcPr>
-            <w:tcW w:type="dxa" w:w="2880"/>
-          </w:tcPr>
-          <w:p>
-            <w:r>
-              <w:rPr>
-                <w:b w:val="0"/>
-              </w:rPr>
-              <w:t>________</w:t>
-            </w:r>
-          </w:p>
-        </w:tc>
-      </w:tr>
-      <w:tr>
-        <w:tc>
-          <w:tcPr>
-            <w:tcW w:type="dxa" w:w="2880"/>
-          </w:tcPr>
-          <w:p>
-            <w:r>
-              <w:rPr>
-                <w:b w:val="0"/>
-              </w:rPr>
-              <w:t>돌봄 필요도</w:t>
-            </w:r>
-          </w:p>
-        </w:tc>
-        <w:tc>
-          <w:tcPr>
-            <w:tcW w:type="dxa" w:w="2880"/>
-          </w:tcPr>
-          <w:p>
-            <w:r>
-              <w:rPr>
-                <w:b w:val="0"/>
-              </w:rPr>
-              <w:t>□ 낮음 □ 중간 □ 높음</w:t>
-            </w:r>
-          </w:p>
-        </w:tc>
-        <w:tc>
-          <w:tcPr>
-            <w:tcW w:type="dxa" w:w="2880"/>
-          </w:tcPr>
-          <w:p>
-            <w:r>
-              <w:rPr>
-                <w:b w:val="0"/>
-              </w:rPr>
-              <w:t>________</w:t>
-            </w:r>
-          </w:p>
-        </w:tc>
-      </w:tr>
-    </w:tbl>
-    <w:p/>
-    <w:p>
-      <w:pPr>
-        <w:pStyle w:val="Heading2"/>
-      </w:pPr>
-      <w:r>
-        <w:rPr>
-          <w:b w:val="0"/>
-        </w:rPr>
-        <w:t>최종 판단</w:t>
-      </w:r>
-    </w:p>
-    <w:tbl>
-      <w:tblPr>
-        <w:tblStyle w:val="TableGrid"/>
-        <w:tblW w:type="auto" w:w="0"/>
-        <w:tblLook w:firstColumn="1" w:firstRow="1" w:lastColumn="0" w:lastRow="0" w:noHBand="0" w:noVBand="1" w:val="04A0"/>
-      </w:tblPr>
-      <w:tblGrid>
-        <w:gridCol w:w="4320"/>
-        <w:gridCol w:w="4320"/>
-      </w:tblGrid>
-      <w:tr>
-        <w:tc>
-          <w:tcPr>
-            <w:tcW w:type="dxa" w:w="4320"/>
-          </w:tcPr>
-          <w:p>
-            <w:r>
-              <w:rPr>
-                <w:b/>
-              </w:rPr>
-              <w:t>항목</w:t>
-            </w:r>
-          </w:p>
-        </w:tc>
-        <w:tc>
-          <w:tcPr>
-            <w:tcW w:type="dxa" w:w="4320"/>
-          </w:tcPr>
-          <w:p>
-            <w:r>
-              <w:rPr>
-                <w:b/>
-              </w:rPr>
-              <w:t>내용</w:t>
-            </w:r>
-          </w:p>
-        </w:tc>
-      </w:tr>
-      <w:tr>
-        <w:tc>
-          <w:tcPr>
-            <w:tcW w:type="dxa" w:w="4320"/>
-          </w:tcPr>
-          <w:p>
-            <w:r>
-              <w:rPr>
-                <w:b w:val="0"/>
-              </w:rPr>
-              <w:t>정착 여부</w:t>
-            </w:r>
-          </w:p>
-        </w:tc>
-        <w:tc>
-          <w:tcPr>
-            <w:tcW w:type="dxa" w:w="4320"/>
-          </w:tcPr>
-          <w:p>
-            <w:r>
-              <w:rPr>
-                <w:b w:val="0"/>
-              </w:rPr>
-              <w:t>□ 정착됨 □ 부분 정착 □ 추가 돌봄 필요</w:t>
-            </w:r>
-          </w:p>
-        </w:tc>
-      </w:tr>
-      <w:tr>
-        <w:tc>
-          <w:tcPr>
-            <w:tcW w:type="dxa" w:w="4320"/>
-          </w:tcPr>
-          <w:p>
-            <w:r>
-              <w:rPr>
-                <w:b w:val="0"/>
-              </w:rPr>
-              <w:t>판단 사유</w:t>
-            </w:r>
-          </w:p>
-        </w:tc>
-        <w:tc>
-          <w:tcPr>
-            <w:tcW w:type="dxa" w:w="4320"/>
-          </w:tcPr>
-          <w:p>
-            <w:r>
-              <w:rPr>
-                <w:b w:val="0"/>
-              </w:rPr>
-              <w:t>________</w:t>
-            </w:r>
-          </w:p>
-        </w:tc>
-      </w:tr>
-      <w:tr>
-        <w:tc>
-          <w:tcPr>
-            <w:tcW w:type="dxa" w:w="4320"/>
-          </w:tcPr>
-          <w:p>
-            <w:r>
-              <w:rPr>
-                <w:b w:val="0"/>
-              </w:rPr>
-              <w:t>다음 단계</w:t>
-            </w:r>
-          </w:p>
-        </w:tc>
-        <w:tc>
-          <w:tcPr>
-            <w:tcW w:type="dxa" w:w="4320"/>
-          </w:tcPr>
-          <w:p>
-            <w:r>
-              <w:rPr>
-                <w:b w:val="0"/>
-              </w:rPr>
-              <w:t>________</w:t>
-            </w:r>
-          </w:p>
-        </w:tc>
-      </w:tr>
-      <w:tr>
-        <w:tc>
-          <w:tcPr>
-            <w:tcW w:type="dxa" w:w="4320"/>
-          </w:tcPr>
-          <w:p>
-            <w:r>
-              <w:rPr>
-                <w:b w:val="0"/>
-              </w:rPr>
-              <w:t>담당자</w:t>
-            </w:r>
-          </w:p>
-        </w:tc>
-        <w:tc>
-          <w:tcPr>
-            <w:tcW w:type="dxa" w:w="4320"/>
-          </w:tcPr>
-          <w:p>
-            <w:r>
-              <w:rPr>
-                <w:b w:val="0"/>
-              </w:rPr>
-              <w:t>________</w:t>
-            </w:r>
-          </w:p>
-        </w:tc>
-      </w:tr>
-      <w:tr>
-        <w:tc>
-          <w:tcPr>
-            <w:tcW w:type="dxa" w:w="4320"/>
-          </w:tcPr>
-          <w:p>
-            <w:r>
-              <w:rPr>
-                <w:b w:val="0"/>
-              </w:rPr>
-              <w:t>재점검 예정일</w:t>
-            </w:r>
-          </w:p>
-        </w:tc>
-        <w:tc>
-          <w:tcPr>
-            <w:tcW w:type="dxa" w:w="4320"/>
-          </w:tcPr>
-          <w:p>
-            <w:r>
-              <w:rPr>
-                <w:b w:val="0"/>
-              </w:rPr>
-              <w:t>________</w:t>
-            </w:r>
-          </w:p>
-        </w:tc>
-      </w:tr>
-    </w:tbl>
-    <w:p/>
-    <w:p>
-      <w:pPr>
-        <w:pStyle w:val="Heading2"/>
-      </w:pPr>
-      <w:r>
-        <w:rPr>
-          <w:b w:val="0"/>
-        </w:rPr>
-        <w:t>후속 관리 계획</w:t>
-      </w:r>
-    </w:p>
-    <w:tbl>
-      <w:tblPr>
-        <w:tblStyle w:val="TableGrid"/>
-        <w:tblW w:type="auto" w:w="0"/>
-        <w:tblLook w:firstColumn="1" w:firstRow="1" w:lastColumn="0" w:lastRow="0" w:noHBand="0" w:noVBand="1" w:val="04A0"/>
-      </w:tblPr>
-      <w:tblGrid>
-        <w:gridCol w:w="4320"/>
-        <w:gridCol w:w="4320"/>
-      </w:tblGrid>
-      <w:tr>
-        <w:tc>
-          <w:tcPr>
-            <w:tcW w:type="dxa" w:w="4320"/>
-          </w:tcPr>
-          <w:p>
-            <w:r>
-              <w:rPr>
-                <w:b/>
-              </w:rPr>
-              <w:t>항목</w:t>
-            </w:r>
-          </w:p>
-        </w:tc>
-        <w:tc>
-          <w:tcPr>
-            <w:tcW w:type="dxa" w:w="4320"/>
-          </w:tcPr>
-          <w:p>
-            <w:r>
-              <w:rPr>
-                <w:b/>
-              </w:rPr>
-              <w:t>내용</w:t>
-            </w:r>
-          </w:p>
-        </w:tc>
-      </w:tr>
-      <w:tr>
-        <w:tc>
-          <w:tcPr>
-            <w:tcW w:type="dxa" w:w="4320"/>
-          </w:tcPr>
-          <w:p>
-            <w:r>
-              <w:rPr>
-                <w:b w:val="0"/>
-              </w:rPr>
-              <w:t>1개월 후 점검</w:t>
-            </w:r>
-          </w:p>
-        </w:tc>
-        <w:tc>
-          <w:tcPr>
-            <w:tcW w:type="dxa" w:w="4320"/>
-          </w:tcPr>
-          <w:p>
-            <w:r>
-              <w:rPr>
-                <w:b w:val="0"/>
-              </w:rPr>
-              <w:t>________</w:t>
-            </w:r>
-          </w:p>
-        </w:tc>
-      </w:tr>
-      <w:tr>
-        <w:tc>
-          <w:tcPr>
-            <w:tcW w:type="dxa" w:w="4320"/>
-          </w:tcPr>
-          <w:p>
-            <w:r>
-              <w:rPr>
-                <w:b w:val="0"/>
-              </w:rPr>
-              <w:t>3개월 후 점검</w:t>
-            </w:r>
-          </w:p>
-        </w:tc>
-        <w:tc>
-          <w:tcPr>
-            <w:tcW w:type="dxa" w:w="4320"/>
-          </w:tcPr>
-          <w:p>
-            <w:r>
-              <w:rPr>
-                <w:b w:val="0"/>
-              </w:rPr>
-              <w:t>________</w:t>
-            </w:r>
-          </w:p>
-        </w:tc>
-      </w:tr>
-      <w:tr>
-        <w:tc>
-          <w:tcPr>
-            <w:tcW w:type="dxa" w:w="4320"/>
-          </w:tcPr>
-          <w:p>
-            <w:r>
-              <w:rPr>
-                <w:b w:val="0"/>
-              </w:rPr>
-              <w:t>신앙 성장 지원</w:t>
-            </w:r>
-          </w:p>
-        </w:tc>
-        <w:tc>
-          <w:tcPr>
-            <w:tcW w:type="dxa" w:w="4320"/>
-          </w:tcPr>
-          <w:p>
-            <w:r>
-              <w:rPr>
-                <w:b w:val="0"/>
-              </w:rPr>
-              <w:t>________</w:t>
-            </w:r>
-          </w:p>
-        </w:tc>
-      </w:tr>
-      <w:tr>
-        <w:tc>
-          <w:tcPr>
-            <w:tcW w:type="dxa" w:w="4320"/>
-          </w:tcPr>
-          <w:p>
-            <w:r>
-              <w:rPr>
-                <w:b w:val="0"/>
-              </w:rPr>
-              <w:t>관계망 연결</w:t>
-            </w:r>
-          </w:p>
-        </w:tc>
-        <w:tc>
-          <w:tcPr>
-            <w:tcW w:type="dxa" w:w="4320"/>
-          </w:tcPr>
-          <w:p>
-            <w:r>
-              <w:rPr>
-                <w:b w:val="0"/>
-              </w:rPr>
-              <w:t>________</w:t>
-            </w:r>
-          </w:p>
-        </w:tc>
-      </w:tr>
-      <w:tr>
-        <w:tc>
-          <w:tcPr>
-            <w:tcW w:type="dxa" w:w="4320"/>
-          </w:tcPr>
-          <w:p>
-            <w:r>
-              <w:rPr>
-                <w:b w:val="0"/>
-              </w:rPr>
-              <w:t>봉사 / 사역 연계</w:t>
-            </w:r>
-          </w:p>
-        </w:tc>
-        <w:tc>
-          <w:tcPr>
-            <w:tcW w:type="dxa" w:w="4320"/>
-          </w:tcPr>
-          <w:p>
-            <w:r>
-              <w:rPr>
-                <w:b w:val="0"/>
-              </w:rPr>
-              <w:t>________</w:t>
-            </w:r>
-          </w:p>
-        </w:tc>
-      </w:tr>
-      <w:tr>
-        <w:tc>
-          <w:tcPr>
-            <w:tcW w:type="dxa" w:w="4320"/>
-          </w:tcPr>
-          <w:p>
-            <w:r>
-              <w:rPr>
-                <w:b w:val="0"/>
-              </w:rPr>
-              <w:t>기타</w:t>
-            </w:r>
-          </w:p>
-        </w:tc>
-        <w:tc>
-          <w:tcPr>
-            <w:tcW w:type="dxa" w:w="4320"/>
-          </w:tcPr>
-          <w:p>
-            <w:r>
-              <w:rPr>
-                <w:b w:val="0"/>
-              </w:rPr>
-              <w:t>________</w:t>
-            </w:r>
-          </w:p>
-        </w:tc>
-      </w:tr>
-    </w:tbl>
-    <w:p/>
-    <w:p>
-      <w:pPr>
-        <w:pStyle w:val="Heading2"/>
-      </w:pPr>
-      <w:r>
-        <w:rPr>
-          <w:b w:val="0"/>
-        </w:rPr>
-        <w:t>메모</w:t>
-      </w:r>
-    </w:p>
-    <w:tbl>
-      <w:tblPr>
-        <w:tblStyle w:val="TableGrid"/>
-        <w:tblW w:type="auto" w:w="0"/>
-        <w:tblLook w:firstColumn="1" w:firstRow="1" w:lastColumn="0" w:lastRow="0" w:noHBand="0" w:noVBand="1" w:val="04A0"/>
-      </w:tblPr>
-      <w:tblGrid>
-        <w:gridCol w:w="4320"/>
-        <w:gridCol w:w="4320"/>
-      </w:tblGrid>
-      <w:tr>
-        <w:tc>
-          <w:tcPr>
-            <w:tcW w:type="dxa" w:w="4320"/>
-          </w:tcPr>
-          <w:p>
-            <w:r>
-              <w:rPr>
-                <w:b/>
-              </w:rPr>
-              <w:t>항목</w:t>
-            </w:r>
-          </w:p>
-        </w:tc>
-        <w:tc>
-          <w:tcPr>
-            <w:tcW w:type="dxa" w:w="4320"/>
-          </w:tcPr>
-          <w:p>
-            <w:r>
-              <w:rPr>
-                <w:b/>
-              </w:rPr>
-              <w:t>내용</w:t>
-            </w:r>
-          </w:p>
-        </w:tc>
-      </w:tr>
-      <w:tr>
-        <w:tc>
-          <w:tcPr>
-            <w:tcW w:type="dxa" w:w="4320"/>
-          </w:tcPr>
-          <w:p>
-            <w:r>
-              <w:rPr>
-                <w:b w:val="0"/>
-              </w:rPr>
-              <w:t>특이 사항</w:t>
-            </w:r>
-          </w:p>
-        </w:tc>
-        <w:tc>
-          <w:tcPr>
-            <w:tcW w:type="dxa" w:w="4320"/>
-          </w:tcPr>
-          <w:p>
-            <w:r>
-              <w:rPr>
-                <w:b w:val="0"/>
-              </w:rPr>
-              <w:t>________</w:t>
-            </w:r>
-          </w:p>
-        </w:tc>
-      </w:tr>
-      <w:tr>
-        <w:tc>
-          <w:tcPr>
-            <w:tcW w:type="dxa" w:w="4320"/>
-          </w:tcPr>
-          <w:p>
-            <w:r>
-              <w:rPr>
-                <w:b w:val="0"/>
-              </w:rPr>
-              <w:t>참고 사항</w:t>
-            </w:r>
-          </w:p>
-        </w:tc>
-        <w:tc>
-          <w:tcPr>
-            <w:tcW w:type="dxa" w:w="4320"/>
-          </w:tcPr>
-          <w:p>
-            <w:r>
-              <w:rPr>
-                <w:b w:val="0"/>
-              </w:rPr>
-              <w:t>________</w:t>
-            </w:r>
-          </w:p>
-        </w:tc>
-      </w:tr>
-      <w:tr>
-        <w:tc>
-          <w:tcPr>
-            <w:tcW w:type="dxa" w:w="4320"/>
-          </w:tcPr>
-          <w:p>
-            <w:r>
-              <w:rPr>
-                <w:b w:val="0"/>
-              </w:rPr>
-              <w:t>기타 기록</w:t>
-            </w:r>
-          </w:p>
-        </w:tc>
-        <w:tc>
-          <w:tcPr>
-            <w:tcW w:type="dxa" w:w="4320"/>
-          </w:tcPr>
-          <w:p>
-            <w:r>
-              <w:rPr>
-                <w:b w:val="0"/>
-              </w:rPr>
-              <w:t>________</w:t>
-            </w:r>
-          </w:p>
-        </w:tc>
-      </w:tr>
-    </w:tbl>
-    <w:p/>
     <w:sectPr>
       <w:pgSz w:w="12240" w:h="15840"/>
       <w:pgMar w:top="1440" w:right="1800" w:bottom="1440" w:left="1800" w:header="720" w:footer="720" w:gutter="0"/>

--- a/docs/33_새가족_정착_보고서.docx
+++ b/docs/33_새가족_정착_보고서.docx
@@ -11,128 +11,7 @@
         <w:rPr>
           <w:b w:val="0"/>
         </w:rPr>
-        <w:t>(교회명) 청년부·교구 새가족 정착 보고서</w:t>
-      </w:r>
-    </w:p>
-    <w:p>
-      <w:pPr>
-        <w:pStyle w:val="Heading2"/>
-      </w:pPr>
-      <w:r>
-        <w:rPr>
-          <w:b w:val="0"/>
-        </w:rPr>
-        <w:t>개요</w:t>
-      </w:r>
-    </w:p>
-    <w:p>
-      <w:pPr>
-        <w:pStyle w:val="ListBullet"/>
-      </w:pPr>
-      <w:r>
-        <w:rPr>
-          <w:b w:val="0"/>
-        </w:rPr>
-        <w:t>주제 : 새가족 등록 후 8주 정착 돌봄</w:t>
-      </w:r>
-    </w:p>
-    <w:p>
-      <w:pPr>
-        <w:pStyle w:val="ListBullet"/>
-      </w:pPr>
-      <w:r>
-        <w:rPr>
-          <w:b w:val="0"/>
-        </w:rPr>
-        <w:t>주제 말씀 : 에베소서 2:19</w:t>
-      </w:r>
-    </w:p>
-    <w:p>
-      <w:pPr>
-        <w:pStyle w:val="ListBullet"/>
-      </w:pPr>
-      <w:r>
-        <w:rPr>
-          <w:b w:val="0"/>
-        </w:rPr>
-        <w:t>목적 : 예배와 소그룹에 연결되어 신앙생활을 이어가도록 돕기</w:t>
-      </w:r>
-    </w:p>
-    <w:p>
-      <w:pPr>
-        <w:pStyle w:val="ListBullet"/>
-      </w:pPr>
-      <w:r>
-        <w:rPr>
-          <w:b w:val="0"/>
-        </w:rPr>
-        <w:t>장소 : ________</w:t>
-      </w:r>
-    </w:p>
-    <w:p>
-      <w:pPr>
-        <w:pStyle w:val="ListBullet"/>
-      </w:pPr>
-      <w:r>
-        <w:rPr>
-          <w:b w:val="0"/>
-        </w:rPr>
-        <w:t>일시 : ________년 ____월 ____일 ~ ________년 ____월 ____일</w:t>
-      </w:r>
-    </w:p>
-    <w:p>
-      <w:pPr>
-        <w:pStyle w:val="ListBullet"/>
-      </w:pPr>
-      <w:r>
-        <w:rPr>
-          <w:b w:val="0"/>
-        </w:rPr>
-        <w:t>담당 : ________</w:t>
-      </w:r>
-    </w:p>
-    <w:p>
-      <w:pPr>
-        <w:pStyle w:val="ListBullet"/>
-      </w:pPr>
-      <w:r>
-        <w:rPr>
-          <w:b w:val="0"/>
-        </w:rPr>
-        <w:t>대상 : 새가족 ________ (청년부·교구 : ________)</w:t>
-      </w:r>
-    </w:p>
-    <w:p>
-      <w:pPr>
-        <w:pStyle w:val="ListBullet"/>
-      </w:pPr>
-      <w:r>
-        <w:rPr>
-          <w:b w:val="0"/>
-        </w:rPr>
-        <w:t>등록일 : ________년 ____월 ____일</w:t>
-      </w:r>
-    </w:p>
-    <w:p>
-      <w:pPr>
-        <w:pStyle w:val="ListBullet"/>
-      </w:pPr>
-      <w:r>
-        <w:rPr>
-          <w:b w:val="0"/>
-        </w:rPr>
-        <w:t>보고일 : ________년 ____월 ____일</w:t>
-      </w:r>
-    </w:p>
-    <w:p>
-      <w:pPr>
-        <w:pStyle w:val="Heading2"/>
-      </w:pPr>
-      <w:r>
-        <w:rPr>
-          <w:b w:val="0"/>
-        </w:rPr>
-        <w:t>등록 후 8주 정착 과정</w:t>
+        <w:t>[연도] (교회명) (청년부·교구) 새가족 정착 보고서</w:t>
       </w:r>
     </w:p>
     <w:tbl>
@@ -157,7 +36,7 @@
               <w:rPr>
                 <w:b/>
               </w:rPr>
-              <w:t>주차</w:t>
+              <w:t>작성일</w:t>
             </w:r>
           </w:p>
         </w:tc>
@@ -170,7 +49,7 @@
               <w:rPr>
                 <w:b/>
               </w:rPr>
-              <w:t>할 일</w:t>
+              <w:t>작성자</w:t>
             </w:r>
           </w:p>
         </w:tc>
@@ -183,7 +62,7 @@
               <w:rPr>
                 <w:b/>
               </w:rPr>
-              <w:t>담당</w:t>
+              <w:t>부서</w:t>
             </w:r>
           </w:p>
         </w:tc>
@@ -196,7 +75,7 @@
               <w:rPr>
                 <w:b/>
               </w:rPr>
-              <w:t>완료</w:t>
+              <w:t>문서 상태(초안/확정)</w:t>
             </w:r>
           </w:p>
         </w:tc>
@@ -211,7 +90,7 @@
               <w:rPr>
                 <w:b w:val="0"/>
               </w:rPr>
-              <w:t>1주</w:t>
+              <w:t>________</w:t>
             </w:r>
           </w:p>
         </w:tc>
@@ -224,7 +103,7 @@
               <w:rPr>
                 <w:b w:val="0"/>
               </w:rPr>
-              <w:t>환영 인사, 등록 확인, 연락 동의·선호 연락 방법 확인</w:t>
+              <w:t>________</w:t>
             </w:r>
           </w:p>
         </w:tc>
@@ -250,391 +129,156 @@
               <w:rPr>
                 <w:b w:val="0"/>
               </w:rPr>
-              <w:t>□</w:t>
-            </w:r>
-          </w:p>
-        </w:tc>
-      </w:tr>
-      <w:tr>
-        <w:tc>
-          <w:tcPr>
-            <w:tcW w:type="dxa" w:w="2160"/>
-          </w:tcPr>
-          <w:p>
-            <w:r>
-              <w:rPr>
-                <w:b w:val="0"/>
-              </w:rPr>
-              <w:t>2주</w:t>
-            </w:r>
-          </w:p>
-        </w:tc>
-        <w:tc>
-          <w:tcPr>
-            <w:tcW w:type="dxa" w:w="2160"/>
-          </w:tcPr>
-          <w:p>
-            <w:r>
-              <w:rPr>
-                <w:b w:val="0"/>
-              </w:rPr>
-              <w:t>예배 안내, 교회생활 안내, 안부 연락</w:t>
-            </w:r>
-          </w:p>
-        </w:tc>
-        <w:tc>
-          <w:tcPr>
-            <w:tcW w:type="dxa" w:w="2160"/>
-          </w:tcPr>
-          <w:p>
-            <w:r>
-              <w:rPr>
-                <w:b w:val="0"/>
-              </w:rPr>
               <w:t>________</w:t>
-            </w:r>
-          </w:p>
-        </w:tc>
-        <w:tc>
-          <w:tcPr>
-            <w:tcW w:type="dxa" w:w="2160"/>
-          </w:tcPr>
-          <w:p>
-            <w:r>
-              <w:rPr>
-                <w:b w:val="0"/>
-              </w:rPr>
-              <w:t>□</w:t>
-            </w:r>
-          </w:p>
-        </w:tc>
-      </w:tr>
-      <w:tr>
-        <w:tc>
-          <w:tcPr>
-            <w:tcW w:type="dxa" w:w="2160"/>
-          </w:tcPr>
-          <w:p>
-            <w:r>
-              <w:rPr>
-                <w:b w:val="0"/>
-              </w:rPr>
-              <w:t>3주</w:t>
-            </w:r>
-          </w:p>
-        </w:tc>
-        <w:tc>
-          <w:tcPr>
-            <w:tcW w:type="dxa" w:w="2160"/>
-          </w:tcPr>
-          <w:p>
-            <w:r>
-              <w:rPr>
-                <w:b w:val="0"/>
-              </w:rPr>
-              <w:t>첫 면담, 소그룹 참여 의향·가능 시간 확인</w:t>
-            </w:r>
-          </w:p>
-        </w:tc>
-        <w:tc>
-          <w:tcPr>
-            <w:tcW w:type="dxa" w:w="2160"/>
-          </w:tcPr>
-          <w:p>
-            <w:r>
-              <w:rPr>
-                <w:b w:val="0"/>
-              </w:rPr>
-              <w:t>________</w:t>
-            </w:r>
-          </w:p>
-        </w:tc>
-        <w:tc>
-          <w:tcPr>
-            <w:tcW w:type="dxa" w:w="2160"/>
-          </w:tcPr>
-          <w:p>
-            <w:r>
-              <w:rPr>
-                <w:b w:val="0"/>
-              </w:rPr>
-              <w:t>□</w:t>
-            </w:r>
-          </w:p>
-        </w:tc>
-      </w:tr>
-      <w:tr>
-        <w:tc>
-          <w:tcPr>
-            <w:tcW w:type="dxa" w:w="2160"/>
-          </w:tcPr>
-          <w:p>
-            <w:r>
-              <w:rPr>
-                <w:b w:val="0"/>
-              </w:rPr>
-              <w:t>4주</w:t>
-            </w:r>
-          </w:p>
-        </w:tc>
-        <w:tc>
-          <w:tcPr>
-            <w:tcW w:type="dxa" w:w="2160"/>
-          </w:tcPr>
-          <w:p>
-            <w:r>
-              <w:rPr>
-                <w:b w:val="0"/>
-              </w:rPr>
-              <w:t>소그룹 소개, 리더 연결, 첫 모임 동행</w:t>
-            </w:r>
-          </w:p>
-        </w:tc>
-        <w:tc>
-          <w:tcPr>
-            <w:tcW w:type="dxa" w:w="2160"/>
-          </w:tcPr>
-          <w:p>
-            <w:r>
-              <w:rPr>
-                <w:b w:val="0"/>
-              </w:rPr>
-              <w:t>________</w:t>
-            </w:r>
-          </w:p>
-        </w:tc>
-        <w:tc>
-          <w:tcPr>
-            <w:tcW w:type="dxa" w:w="2160"/>
-          </w:tcPr>
-          <w:p>
-            <w:r>
-              <w:rPr>
-                <w:b w:val="0"/>
-              </w:rPr>
-              <w:t>□</w:t>
-            </w:r>
-          </w:p>
-        </w:tc>
-      </w:tr>
-      <w:tr>
-        <w:tc>
-          <w:tcPr>
-            <w:tcW w:type="dxa" w:w="2160"/>
-          </w:tcPr>
-          <w:p>
-            <w:r>
-              <w:rPr>
-                <w:b w:val="0"/>
-              </w:rPr>
-              <w:t>5주</w:t>
-            </w:r>
-          </w:p>
-        </w:tc>
-        <w:tc>
-          <w:tcPr>
-            <w:tcW w:type="dxa" w:w="2160"/>
-          </w:tcPr>
-          <w:p>
-            <w:r>
-              <w:rPr>
-                <w:b w:val="0"/>
-              </w:rPr>
-              <w:t>예배·소그룹 참여 확인, 어려움 듣기</w:t>
-            </w:r>
-          </w:p>
-        </w:tc>
-        <w:tc>
-          <w:tcPr>
-            <w:tcW w:type="dxa" w:w="2160"/>
-          </w:tcPr>
-          <w:p>
-            <w:r>
-              <w:rPr>
-                <w:b w:val="0"/>
-              </w:rPr>
-              <w:t>________</w:t>
-            </w:r>
-          </w:p>
-        </w:tc>
-        <w:tc>
-          <w:tcPr>
-            <w:tcW w:type="dxa" w:w="2160"/>
-          </w:tcPr>
-          <w:p>
-            <w:r>
-              <w:rPr>
-                <w:b w:val="0"/>
-              </w:rPr>
-              <w:t>□</w:t>
-            </w:r>
-          </w:p>
-        </w:tc>
-      </w:tr>
-      <w:tr>
-        <w:tc>
-          <w:tcPr>
-            <w:tcW w:type="dxa" w:w="2160"/>
-          </w:tcPr>
-          <w:p>
-            <w:r>
-              <w:rPr>
-                <w:b w:val="0"/>
-              </w:rPr>
-              <w:t>6주</w:t>
-            </w:r>
-          </w:p>
-        </w:tc>
-        <w:tc>
-          <w:tcPr>
-            <w:tcW w:type="dxa" w:w="2160"/>
-          </w:tcPr>
-          <w:p>
-            <w:r>
-              <w:rPr>
-                <w:b w:val="0"/>
-              </w:rPr>
-              <w:t>새가족 교육 참여 확인, 미참여 시 일정 조율</w:t>
-            </w:r>
-          </w:p>
-        </w:tc>
-        <w:tc>
-          <w:tcPr>
-            <w:tcW w:type="dxa" w:w="2160"/>
-          </w:tcPr>
-          <w:p>
-            <w:r>
-              <w:rPr>
-                <w:b w:val="0"/>
-              </w:rPr>
-              <w:t>________</w:t>
-            </w:r>
-          </w:p>
-        </w:tc>
-        <w:tc>
-          <w:tcPr>
-            <w:tcW w:type="dxa" w:w="2160"/>
-          </w:tcPr>
-          <w:p>
-            <w:r>
-              <w:rPr>
-                <w:b w:val="0"/>
-              </w:rPr>
-              <w:t>□</w:t>
-            </w:r>
-          </w:p>
-        </w:tc>
-      </w:tr>
-      <w:tr>
-        <w:tc>
-          <w:tcPr>
-            <w:tcW w:type="dxa" w:w="2160"/>
-          </w:tcPr>
-          <w:p>
-            <w:r>
-              <w:rPr>
-                <w:b w:val="0"/>
-              </w:rPr>
-              <w:t>7주</w:t>
-            </w:r>
-          </w:p>
-        </w:tc>
-        <w:tc>
-          <w:tcPr>
-            <w:tcW w:type="dxa" w:w="2160"/>
-          </w:tcPr>
-          <w:p>
-            <w:r>
-              <w:rPr>
-                <w:b w:val="0"/>
-              </w:rPr>
-              <w:t>후속 면담, 관계 형성·돌봄 필요 확인</w:t>
-            </w:r>
-          </w:p>
-        </w:tc>
-        <w:tc>
-          <w:tcPr>
-            <w:tcW w:type="dxa" w:w="2160"/>
-          </w:tcPr>
-          <w:p>
-            <w:r>
-              <w:rPr>
-                <w:b w:val="0"/>
-              </w:rPr>
-              <w:t>________</w:t>
-            </w:r>
-          </w:p>
-        </w:tc>
-        <w:tc>
-          <w:tcPr>
-            <w:tcW w:type="dxa" w:w="2160"/>
-          </w:tcPr>
-          <w:p>
-            <w:r>
-              <w:rPr>
-                <w:b w:val="0"/>
-              </w:rPr>
-              <w:t>□</w:t>
-            </w:r>
-          </w:p>
-        </w:tc>
-      </w:tr>
-      <w:tr>
-        <w:tc>
-          <w:tcPr>
-            <w:tcW w:type="dxa" w:w="2160"/>
-          </w:tcPr>
-          <w:p>
-            <w:r>
-              <w:rPr>
-                <w:b w:val="0"/>
-              </w:rPr>
-              <w:t>8주</w:t>
-            </w:r>
-          </w:p>
-        </w:tc>
-        <w:tc>
-          <w:tcPr>
-            <w:tcW w:type="dxa" w:w="2160"/>
-          </w:tcPr>
-          <w:p>
-            <w:r>
-              <w:rPr>
-                <w:b w:val="0"/>
-              </w:rPr>
-              <w:t>정착 여부 평가, 후속 돌봄 담당·일정 정하기</w:t>
-            </w:r>
-          </w:p>
-        </w:tc>
-        <w:tc>
-          <w:tcPr>
-            <w:tcW w:type="dxa" w:w="2160"/>
-          </w:tcPr>
-          <w:p>
-            <w:r>
-              <w:rPr>
-                <w:b w:val="0"/>
-              </w:rPr>
-              <w:t>________</w:t>
-            </w:r>
-          </w:p>
-        </w:tc>
-        <w:tc>
-          <w:tcPr>
-            <w:tcW w:type="dxa" w:w="2160"/>
-          </w:tcPr>
-          <w:p>
-            <w:r>
-              <w:rPr>
-                <w:b w:val="0"/>
-              </w:rPr>
-              <w:t>□</w:t>
             </w:r>
           </w:p>
         </w:tc>
       </w:tr>
     </w:tbl>
     <w:p/>
+    <w:tbl>
+      <w:tblPr>
+        <w:tblStyle w:val="TableGrid"/>
+        <w:tblW w:type="auto" w:w="0"/>
+        <w:tblLook w:firstColumn="1" w:firstRow="1" w:lastColumn="0" w:lastRow="0" w:noHBand="0" w:noVBand="1" w:val="04A0"/>
+      </w:tblPr>
+      <w:tblGrid>
+        <w:gridCol w:w="2880"/>
+        <w:gridCol w:w="2880"/>
+        <w:gridCol w:w="2880"/>
+      </w:tblGrid>
+      <w:tr>
+        <w:tc>
+          <w:tcPr>
+            <w:tcW w:type="dxa" w:w="2880"/>
+          </w:tcPr>
+          <w:p>
+            <w:r>
+              <w:rPr>
+                <w:b/>
+              </w:rPr>
+              <w:t>작성</w:t>
+            </w:r>
+          </w:p>
+        </w:tc>
+        <w:tc>
+          <w:tcPr>
+            <w:tcW w:type="dxa" w:w="2880"/>
+          </w:tcPr>
+          <w:p>
+            <w:r>
+              <w:rPr>
+                <w:b/>
+              </w:rPr>
+              <w:t>검토</w:t>
+            </w:r>
+          </w:p>
+        </w:tc>
+        <w:tc>
+          <w:tcPr>
+            <w:tcW w:type="dxa" w:w="2880"/>
+          </w:tcPr>
+          <w:p>
+            <w:r>
+              <w:rPr>
+                <w:b/>
+              </w:rPr>
+              <w:t>승인</w:t>
+            </w:r>
+          </w:p>
+        </w:tc>
+      </w:tr>
+      <w:tr>
+        <w:tc>
+          <w:tcPr>
+            <w:tcW w:type="dxa" w:w="2880"/>
+          </w:tcPr>
+          <w:p>
+            <w:r>
+              <w:rPr>
+                <w:b w:val="0"/>
+              </w:rPr>
+              <w:t>________</w:t>
+            </w:r>
+          </w:p>
+        </w:tc>
+        <w:tc>
+          <w:tcPr>
+            <w:tcW w:type="dxa" w:w="2880"/>
+          </w:tcPr>
+          <w:p>
+            <w:r>
+              <w:rPr>
+                <w:b w:val="0"/>
+              </w:rPr>
+              <w:t>________</w:t>
+            </w:r>
+          </w:p>
+        </w:tc>
+        <w:tc>
+          <w:tcPr>
+            <w:tcW w:type="dxa" w:w="2880"/>
+          </w:tcPr>
+          <w:p>
+            <w:r>
+              <w:rPr>
+                <w:b w:val="0"/>
+              </w:rPr>
+              <w:t>________</w:t>
+            </w:r>
+          </w:p>
+        </w:tc>
+      </w:tr>
+    </w:tbl>
+    <w:p/>
+    <w:p>
+      <w:r>
+        <w:rPr>
+          <w:b w:val="0"/>
+        </w:rPr>
+        <w:t>※ 날짜는 ‘2026. 10. 24.(토)’, 시간은 ‘09:00’ 형식으로 작성합니다. 공개·공유 본문에는 관리번호만 기재하고, 성명·연락처·건강정보 및 개인 면담 내용은 접근을 제한한 별도 기록으로 관리합니다.</w:t>
+      </w:r>
+    </w:p>
+    <w:p>
+      <w:r>
+        <w:rPr>
+          <w:b/>
+        </w:rPr>
+        <w:t>결과 요약</w:t>
+      </w:r>
+    </w:p>
+    <w:p>
+      <w:r>
+        <w:rPr>
+          <w:b w:val="0"/>
+        </w:rPr>
+        <w:t>등록 후 8주 정착 지원 대상은 ________명이며, 보고 기간은 ________부터 ________까지입니다.</w:t>
+      </w:r>
+    </w:p>
+    <w:p>
+      <w:r>
+        <w:rPr>
+          <w:b w:val="0"/>
+        </w:rPr>
+        <w:t>소그룹 연결은 ________명, 면담 완료는 ________명, 8주 과정 완료는 ________명입니다.</w:t>
+      </w:r>
+    </w:p>
+    <w:p>
+      <w:r>
+        <w:rPr>
+          <w:b w:val="0"/>
+        </w:rPr>
+        <w:t>정착 평가 결과는 정착 ________명, 지원 지속 ________명, 판정 유보 ________명입니다.</w:t>
+      </w:r>
+    </w:p>
+    <w:p>
+      <w:r>
+        <w:rPr>
+          <w:b w:val="0"/>
+        </w:rPr>
+        <w:t>승인 요청 사항은 ________이며, 후속조치 담당은 ________, 완료 기한은 ________입니다.</w:t>
+      </w:r>
+    </w:p>
     <w:p>
       <w:pPr>
         <w:pStyle w:val="Heading2"/>
@@ -643,521 +287,7 @@
         <w:rPr>
           <w:b w:val="0"/>
         </w:rPr>
-        <w:t>예배·모임 참여 현황</w:t>
-      </w:r>
-    </w:p>
-    <w:p>
-      <w:r>
-        <w:rPr>
-          <w:b w:val="0"/>
-        </w:rPr>
-        <w:t>※ 해당 칸에 ○(참여), △(일부 참여), —(미참여)를 적습니다.</w:t>
-      </w:r>
-    </w:p>
-    <w:tbl>
-      <w:tblPr>
-        <w:tblStyle w:val="TableGrid"/>
-        <w:tblW w:type="auto" w:w="0"/>
-        <w:tblLook w:firstColumn="1" w:firstRow="1" w:lastColumn="0" w:lastRow="0" w:noHBand="0" w:noVBand="1" w:val="04A0"/>
-      </w:tblPr>
-      <w:tblGrid>
-        <w:gridCol w:w="960"/>
-        <w:gridCol w:w="960"/>
-        <w:gridCol w:w="960"/>
-        <w:gridCol w:w="960"/>
-        <w:gridCol w:w="960"/>
-        <w:gridCol w:w="960"/>
-        <w:gridCol w:w="960"/>
-        <w:gridCol w:w="960"/>
-        <w:gridCol w:w="960"/>
-      </w:tblGrid>
-      <w:tr>
-        <w:tc>
-          <w:tcPr>
-            <w:tcW w:type="dxa" w:w="960"/>
-          </w:tcPr>
-          <w:p>
-            <w:r>
-              <w:rPr>
-                <w:b/>
-              </w:rPr>
-              <w:t>구분</w:t>
-            </w:r>
-          </w:p>
-        </w:tc>
-        <w:tc>
-          <w:tcPr>
-            <w:tcW w:type="dxa" w:w="960"/>
-          </w:tcPr>
-          <w:p>
-            <w:r>
-              <w:rPr>
-                <w:b/>
-              </w:rPr>
-              <w:t>1주</w:t>
-            </w:r>
-          </w:p>
-        </w:tc>
-        <w:tc>
-          <w:tcPr>
-            <w:tcW w:type="dxa" w:w="960"/>
-          </w:tcPr>
-          <w:p>
-            <w:r>
-              <w:rPr>
-                <w:b/>
-              </w:rPr>
-              <w:t>2주</w:t>
-            </w:r>
-          </w:p>
-        </w:tc>
-        <w:tc>
-          <w:tcPr>
-            <w:tcW w:type="dxa" w:w="960"/>
-          </w:tcPr>
-          <w:p>
-            <w:r>
-              <w:rPr>
-                <w:b/>
-              </w:rPr>
-              <w:t>3주</w:t>
-            </w:r>
-          </w:p>
-        </w:tc>
-        <w:tc>
-          <w:tcPr>
-            <w:tcW w:type="dxa" w:w="960"/>
-          </w:tcPr>
-          <w:p>
-            <w:r>
-              <w:rPr>
-                <w:b/>
-              </w:rPr>
-              <w:t>4주</w:t>
-            </w:r>
-          </w:p>
-        </w:tc>
-        <w:tc>
-          <w:tcPr>
-            <w:tcW w:type="dxa" w:w="960"/>
-          </w:tcPr>
-          <w:p>
-            <w:r>
-              <w:rPr>
-                <w:b/>
-              </w:rPr>
-              <w:t>5주</w:t>
-            </w:r>
-          </w:p>
-        </w:tc>
-        <w:tc>
-          <w:tcPr>
-            <w:tcW w:type="dxa" w:w="960"/>
-          </w:tcPr>
-          <w:p>
-            <w:r>
-              <w:rPr>
-                <w:b/>
-              </w:rPr>
-              <w:t>6주</w:t>
-            </w:r>
-          </w:p>
-        </w:tc>
-        <w:tc>
-          <w:tcPr>
-            <w:tcW w:type="dxa" w:w="960"/>
-          </w:tcPr>
-          <w:p>
-            <w:r>
-              <w:rPr>
-                <w:b/>
-              </w:rPr>
-              <w:t>7주</w:t>
-            </w:r>
-          </w:p>
-        </w:tc>
-        <w:tc>
-          <w:tcPr>
-            <w:tcW w:type="dxa" w:w="960"/>
-          </w:tcPr>
-          <w:p>
-            <w:r>
-              <w:rPr>
-                <w:b/>
-              </w:rPr>
-              <w:t>8주</w:t>
-            </w:r>
-          </w:p>
-        </w:tc>
-      </w:tr>
-      <w:tr>
-        <w:tc>
-          <w:tcPr>
-            <w:tcW w:type="dxa" w:w="960"/>
-          </w:tcPr>
-          <w:p>
-            <w:r>
-              <w:rPr>
-                <w:b w:val="0"/>
-              </w:rPr>
-              <w:t>주일예배</w:t>
-            </w:r>
-          </w:p>
-        </w:tc>
-        <w:tc>
-          <w:tcPr>
-            <w:tcW w:type="dxa" w:w="960"/>
-          </w:tcPr>
-          <w:p>
-            <w:r>
-              <w:rPr>
-                <w:b w:val="0"/>
-              </w:rPr>
-              <w:t>____</w:t>
-            </w:r>
-          </w:p>
-        </w:tc>
-        <w:tc>
-          <w:tcPr>
-            <w:tcW w:type="dxa" w:w="960"/>
-          </w:tcPr>
-          <w:p>
-            <w:r>
-              <w:rPr>
-                <w:b w:val="0"/>
-              </w:rPr>
-              <w:t>____</w:t>
-            </w:r>
-          </w:p>
-        </w:tc>
-        <w:tc>
-          <w:tcPr>
-            <w:tcW w:type="dxa" w:w="960"/>
-          </w:tcPr>
-          <w:p>
-            <w:r>
-              <w:rPr>
-                <w:b w:val="0"/>
-              </w:rPr>
-              <w:t>____</w:t>
-            </w:r>
-          </w:p>
-        </w:tc>
-        <w:tc>
-          <w:tcPr>
-            <w:tcW w:type="dxa" w:w="960"/>
-          </w:tcPr>
-          <w:p>
-            <w:r>
-              <w:rPr>
-                <w:b w:val="0"/>
-              </w:rPr>
-              <w:t>____</w:t>
-            </w:r>
-          </w:p>
-        </w:tc>
-        <w:tc>
-          <w:tcPr>
-            <w:tcW w:type="dxa" w:w="960"/>
-          </w:tcPr>
-          <w:p>
-            <w:r>
-              <w:rPr>
-                <w:b w:val="0"/>
-              </w:rPr>
-              <w:t>____</w:t>
-            </w:r>
-          </w:p>
-        </w:tc>
-        <w:tc>
-          <w:tcPr>
-            <w:tcW w:type="dxa" w:w="960"/>
-          </w:tcPr>
-          <w:p>
-            <w:r>
-              <w:rPr>
-                <w:b w:val="0"/>
-              </w:rPr>
-              <w:t>____</w:t>
-            </w:r>
-          </w:p>
-        </w:tc>
-        <w:tc>
-          <w:tcPr>
-            <w:tcW w:type="dxa" w:w="960"/>
-          </w:tcPr>
-          <w:p>
-            <w:r>
-              <w:rPr>
-                <w:b w:val="0"/>
-              </w:rPr>
-              <w:t>____</w:t>
-            </w:r>
-          </w:p>
-        </w:tc>
-        <w:tc>
-          <w:tcPr>
-            <w:tcW w:type="dxa" w:w="960"/>
-          </w:tcPr>
-          <w:p>
-            <w:r>
-              <w:rPr>
-                <w:b w:val="0"/>
-              </w:rPr>
-              <w:t>____</w:t>
-            </w:r>
-          </w:p>
-        </w:tc>
-      </w:tr>
-      <w:tr>
-        <w:tc>
-          <w:tcPr>
-            <w:tcW w:type="dxa" w:w="960"/>
-          </w:tcPr>
-          <w:p>
-            <w:r>
-              <w:rPr>
-                <w:b w:val="0"/>
-              </w:rPr>
-              <w:t>소그룹</w:t>
-            </w:r>
-          </w:p>
-        </w:tc>
-        <w:tc>
-          <w:tcPr>
-            <w:tcW w:type="dxa" w:w="960"/>
-          </w:tcPr>
-          <w:p>
-            <w:r>
-              <w:rPr>
-                <w:b w:val="0"/>
-              </w:rPr>
-              <w:t>____</w:t>
-            </w:r>
-          </w:p>
-        </w:tc>
-        <w:tc>
-          <w:tcPr>
-            <w:tcW w:type="dxa" w:w="960"/>
-          </w:tcPr>
-          <w:p>
-            <w:r>
-              <w:rPr>
-                <w:b w:val="0"/>
-              </w:rPr>
-              <w:t>____</w:t>
-            </w:r>
-          </w:p>
-        </w:tc>
-        <w:tc>
-          <w:tcPr>
-            <w:tcW w:type="dxa" w:w="960"/>
-          </w:tcPr>
-          <w:p>
-            <w:r>
-              <w:rPr>
-                <w:b w:val="0"/>
-              </w:rPr>
-              <w:t>____</w:t>
-            </w:r>
-          </w:p>
-        </w:tc>
-        <w:tc>
-          <w:tcPr>
-            <w:tcW w:type="dxa" w:w="960"/>
-          </w:tcPr>
-          <w:p>
-            <w:r>
-              <w:rPr>
-                <w:b w:val="0"/>
-              </w:rPr>
-              <w:t>____</w:t>
-            </w:r>
-          </w:p>
-        </w:tc>
-        <w:tc>
-          <w:tcPr>
-            <w:tcW w:type="dxa" w:w="960"/>
-          </w:tcPr>
-          <w:p>
-            <w:r>
-              <w:rPr>
-                <w:b w:val="0"/>
-              </w:rPr>
-              <w:t>____</w:t>
-            </w:r>
-          </w:p>
-        </w:tc>
-        <w:tc>
-          <w:tcPr>
-            <w:tcW w:type="dxa" w:w="960"/>
-          </w:tcPr>
-          <w:p>
-            <w:r>
-              <w:rPr>
-                <w:b w:val="0"/>
-              </w:rPr>
-              <w:t>____</w:t>
-            </w:r>
-          </w:p>
-        </w:tc>
-        <w:tc>
-          <w:tcPr>
-            <w:tcW w:type="dxa" w:w="960"/>
-          </w:tcPr>
-          <w:p>
-            <w:r>
-              <w:rPr>
-                <w:b w:val="0"/>
-              </w:rPr>
-              <w:t>____</w:t>
-            </w:r>
-          </w:p>
-        </w:tc>
-        <w:tc>
-          <w:tcPr>
-            <w:tcW w:type="dxa" w:w="960"/>
-          </w:tcPr>
-          <w:p>
-            <w:r>
-              <w:rPr>
-                <w:b w:val="0"/>
-              </w:rPr>
-              <w:t>____</w:t>
-            </w:r>
-          </w:p>
-        </w:tc>
-      </w:tr>
-      <w:tr>
-        <w:tc>
-          <w:tcPr>
-            <w:tcW w:type="dxa" w:w="960"/>
-          </w:tcPr>
-          <w:p>
-            <w:r>
-              <w:rPr>
-                <w:b w:val="0"/>
-              </w:rPr>
-              <w:t>새가족 교육</w:t>
-            </w:r>
-          </w:p>
-        </w:tc>
-        <w:tc>
-          <w:tcPr>
-            <w:tcW w:type="dxa" w:w="960"/>
-          </w:tcPr>
-          <w:p>
-            <w:r>
-              <w:rPr>
-                <w:b w:val="0"/>
-              </w:rPr>
-              <w:t>____</w:t>
-            </w:r>
-          </w:p>
-        </w:tc>
-        <w:tc>
-          <w:tcPr>
-            <w:tcW w:type="dxa" w:w="960"/>
-          </w:tcPr>
-          <w:p>
-            <w:r>
-              <w:rPr>
-                <w:b w:val="0"/>
-              </w:rPr>
-              <w:t>____</w:t>
-            </w:r>
-          </w:p>
-        </w:tc>
-        <w:tc>
-          <w:tcPr>
-            <w:tcW w:type="dxa" w:w="960"/>
-          </w:tcPr>
-          <w:p>
-            <w:r>
-              <w:rPr>
-                <w:b w:val="0"/>
-              </w:rPr>
-              <w:t>____</w:t>
-            </w:r>
-          </w:p>
-        </w:tc>
-        <w:tc>
-          <w:tcPr>
-            <w:tcW w:type="dxa" w:w="960"/>
-          </w:tcPr>
-          <w:p>
-            <w:r>
-              <w:rPr>
-                <w:b w:val="0"/>
-              </w:rPr>
-              <w:t>____</w:t>
-            </w:r>
-          </w:p>
-        </w:tc>
-        <w:tc>
-          <w:tcPr>
-            <w:tcW w:type="dxa" w:w="960"/>
-          </w:tcPr>
-          <w:p>
-            <w:r>
-              <w:rPr>
-                <w:b w:val="0"/>
-              </w:rPr>
-              <w:t>____</w:t>
-            </w:r>
-          </w:p>
-        </w:tc>
-        <w:tc>
-          <w:tcPr>
-            <w:tcW w:type="dxa" w:w="960"/>
-          </w:tcPr>
-          <w:p>
-            <w:r>
-              <w:rPr>
-                <w:b w:val="0"/>
-              </w:rPr>
-              <w:t>____</w:t>
-            </w:r>
-          </w:p>
-        </w:tc>
-        <w:tc>
-          <w:tcPr>
-            <w:tcW w:type="dxa" w:w="960"/>
-          </w:tcPr>
-          <w:p>
-            <w:r>
-              <w:rPr>
-                <w:b w:val="0"/>
-              </w:rPr>
-              <w:t>____</w:t>
-            </w:r>
-          </w:p>
-        </w:tc>
-        <w:tc>
-          <w:tcPr>
-            <w:tcW w:type="dxa" w:w="960"/>
-          </w:tcPr>
-          <w:p>
-            <w:r>
-              <w:rPr>
-                <w:b w:val="0"/>
-              </w:rPr>
-              <w:t>____</w:t>
-            </w:r>
-          </w:p>
-        </w:tc>
-      </w:tr>
-    </w:tbl>
-    <w:p/>
-    <w:p>
-      <w:pPr>
-        <w:pStyle w:val="Heading2"/>
-      </w:pPr>
-      <w:r>
-        <w:rPr>
-          <w:b w:val="0"/>
-        </w:rPr>
-        <w:t>소그룹 연결</w:t>
+        <w:t>1. 추진 개요</w:t>
       </w:r>
     </w:p>
     <w:tbl>
@@ -1193,7 +323,7 @@
               <w:rPr>
                 <w:b/>
               </w:rPr>
-              <w:t>기록</w:t>
+              <w:t>내용</w:t>
             </w:r>
           </w:p>
         </w:tc>
@@ -1208,7 +338,7 @@
               <w:rPr>
                 <w:b w:val="0"/>
               </w:rPr>
-              <w:t>본인 참여 의향·가능 시간</w:t>
+              <w:t>보고 대상</w:t>
             </w:r>
           </w:p>
         </w:tc>
@@ -1221,7 +351,7 @@
               <w:rPr>
                 <w:b w:val="0"/>
               </w:rPr>
-              <w:t>________</w:t>
+              <w:t>등록 후 8주 정착 지원을 받은 청년부·교구 새가족</w:t>
             </w:r>
           </w:p>
         </w:tc>
@@ -1236,7 +366,7 @@
               <w:rPr>
                 <w:b w:val="0"/>
               </w:rPr>
-              <w:t>연결 소그룹</w:t>
+              <w:t>보고 기간</w:t>
             </w:r>
           </w:p>
         </w:tc>
@@ -1249,7 +379,7 @@
               <w:rPr>
                 <w:b w:val="0"/>
               </w:rPr>
-              <w:t>________</w:t>
+              <w:t>________ ~ ________</w:t>
             </w:r>
           </w:p>
         </w:tc>
@@ -1264,7 +394,7 @@
               <w:rPr>
                 <w:b w:val="0"/>
               </w:rPr>
-              <w:t>소그룹 리더 / 동행 담당</w:t>
+              <w:t>대상 인원</w:t>
             </w:r>
           </w:p>
         </w:tc>
@@ -1277,7 +407,7 @@
               <w:rPr>
                 <w:b w:val="0"/>
               </w:rPr>
-              <w:t>________ / ________</w:t>
+              <w:t>________명</w:t>
             </w:r>
           </w:p>
         </w:tc>
@@ -1292,7 +422,7 @@
               <w:rPr>
                 <w:b w:val="0"/>
               </w:rPr>
-              <w:t>연결일 / 첫 참여일</w:t>
+              <w:t>주관 부서</w:t>
             </w:r>
           </w:p>
         </w:tc>
@@ -1305,7 +435,7 @@
               <w:rPr>
                 <w:b w:val="0"/>
               </w:rPr>
-              <w:t>________ / ________</w:t>
+              <w:t>________</w:t>
             </w:r>
           </w:p>
         </w:tc>
@@ -1320,7 +450,7 @@
               <w:rPr>
                 <w:b w:val="0"/>
               </w:rPr>
-              <w:t>첫 참여 후 소감</w:t>
+              <w:t>총괄 담당</w:t>
             </w:r>
           </w:p>
         </w:tc>
@@ -1348,7 +478,7 @@
               <w:rPr>
                 <w:b w:val="0"/>
               </w:rPr>
-              <w:t>미연결·참여 어려움 및 조치</w:t>
+              <w:t>주제 말씀</w:t>
             </w:r>
           </w:p>
         </w:tc>
@@ -1376,7 +506,7 @@
               <w:rPr>
                 <w:b w:val="0"/>
               </w:rPr>
-              <w:t>다음 연락일 / 담당</w:t>
+              <w:t>운영 근거</w:t>
             </w:r>
           </w:p>
         </w:tc>
@@ -1389,7 +519,381 @@
               <w:rPr>
                 <w:b w:val="0"/>
               </w:rPr>
-              <w:t>________ / ________</w:t>
+              <w:t>교회 새가족 운영 기준 및 관련 내부 결정: ________ (확인 필요)</w:t>
+            </w:r>
+          </w:p>
+        </w:tc>
+      </w:tr>
+    </w:tbl>
+    <w:p/>
+    <w:p>
+      <w:r>
+        <w:rPr>
+          <w:b w:val="0"/>
+        </w:rPr>
+        <w:t>가. 신앙적 목적</w:t>
+      </w:r>
+    </w:p>
+    <w:p>
+      <w:r>
+        <w:rPr>
+          <w:b w:val="0"/>
+        </w:rPr>
+        <w:t>새가족이 예배와 말씀, 성도의 교제 안에서 교회 공동체를 이해하고 신앙생활을 이어가도록 돕습니다.</w:t>
+      </w:r>
+    </w:p>
+    <w:p>
+      <w:r>
+        <w:rPr>
+          <w:b w:val="0"/>
+        </w:rPr>
+        <w:t>나. 확인 가능한 목표</w:t>
+      </w:r>
+    </w:p>
+    <w:tbl>
+      <w:tblPr>
+        <w:tblStyle w:val="TableGrid"/>
+        <w:tblW w:type="auto" w:w="0"/>
+        <w:tblLook w:firstColumn="1" w:firstRow="1" w:lastColumn="0" w:lastRow="0" w:noHBand="0" w:noVBand="1" w:val="04A0"/>
+      </w:tblPr>
+      <w:tblGrid>
+        <w:gridCol w:w="1728"/>
+        <w:gridCol w:w="1728"/>
+        <w:gridCol w:w="1728"/>
+        <w:gridCol w:w="1728"/>
+        <w:gridCol w:w="1728"/>
+      </w:tblGrid>
+      <w:tr>
+        <w:tc>
+          <w:tcPr>
+            <w:tcW w:type="dxa" w:w="1728"/>
+          </w:tcPr>
+          <w:p>
+            <w:r>
+              <w:rPr>
+                <w:b/>
+              </w:rPr>
+              <w:t>목표 항목</w:t>
+            </w:r>
+          </w:p>
+        </w:tc>
+        <w:tc>
+          <w:tcPr>
+            <w:tcW w:type="dxa" w:w="1728"/>
+          </w:tcPr>
+          <w:p>
+            <w:r>
+              <w:rPr>
+                <w:b/>
+              </w:rPr>
+              <w:t>계획 기준</w:t>
+            </w:r>
+          </w:p>
+        </w:tc>
+        <w:tc>
+          <w:tcPr>
+            <w:tcW w:type="dxa" w:w="1728"/>
+          </w:tcPr>
+          <w:p>
+            <w:r>
+              <w:rPr>
+                <w:b/>
+              </w:rPr>
+              <w:t>확인 자료</w:t>
+            </w:r>
+          </w:p>
+        </w:tc>
+        <w:tc>
+          <w:tcPr>
+            <w:tcW w:type="dxa" w:w="1728"/>
+          </w:tcPr>
+          <w:p>
+            <w:r>
+              <w:rPr>
+                <w:b/>
+              </w:rPr>
+              <w:t>확인 담당</w:t>
+            </w:r>
+          </w:p>
+        </w:tc>
+        <w:tc>
+          <w:tcPr>
+            <w:tcW w:type="dxa" w:w="1728"/>
+          </w:tcPr>
+          <w:p>
+            <w:r>
+              <w:rPr>
+                <w:b/>
+              </w:rPr>
+              <w:t>확인 기한</w:t>
+            </w:r>
+          </w:p>
+        </w:tc>
+      </w:tr>
+      <w:tr>
+        <w:tc>
+          <w:tcPr>
+            <w:tcW w:type="dxa" w:w="1728"/>
+          </w:tcPr>
+          <w:p>
+            <w:r>
+              <w:rPr>
+                <w:b w:val="0"/>
+              </w:rPr>
+              <w:t>8주 정착 과정 안내</w:t>
+            </w:r>
+          </w:p>
+        </w:tc>
+        <w:tc>
+          <w:tcPr>
+            <w:tcW w:type="dxa" w:w="1728"/>
+          </w:tcPr>
+          <w:p>
+            <w:r>
+              <w:rPr>
+                <w:b w:val="0"/>
+              </w:rPr>
+              <w:t>대상 ________명에게 안내</w:t>
+            </w:r>
+          </w:p>
+        </w:tc>
+        <w:tc>
+          <w:tcPr>
+            <w:tcW w:type="dxa" w:w="1728"/>
+          </w:tcPr>
+          <w:p>
+            <w:r>
+              <w:rPr>
+                <w:b w:val="0"/>
+              </w:rPr>
+              <w:t>안내 여부 기록</w:t>
+            </w:r>
+          </w:p>
+        </w:tc>
+        <w:tc>
+          <w:tcPr>
+            <w:tcW w:type="dxa" w:w="1728"/>
+          </w:tcPr>
+          <w:p>
+            <w:r>
+              <w:rPr>
+                <w:b w:val="0"/>
+              </w:rPr>
+              <w:t>________</w:t>
+            </w:r>
+          </w:p>
+        </w:tc>
+        <w:tc>
+          <w:tcPr>
+            <w:tcW w:type="dxa" w:w="1728"/>
+          </w:tcPr>
+          <w:p>
+            <w:r>
+              <w:rPr>
+                <w:b w:val="0"/>
+              </w:rPr>
+              <w:t>________</w:t>
+            </w:r>
+          </w:p>
+        </w:tc>
+      </w:tr>
+      <w:tr>
+        <w:tc>
+          <w:tcPr>
+            <w:tcW w:type="dxa" w:w="1728"/>
+          </w:tcPr>
+          <w:p>
+            <w:r>
+              <w:rPr>
+                <w:b w:val="0"/>
+              </w:rPr>
+              <w:t>소그룹 연결</w:t>
+            </w:r>
+          </w:p>
+        </w:tc>
+        <w:tc>
+          <w:tcPr>
+            <w:tcW w:type="dxa" w:w="1728"/>
+          </w:tcPr>
+          <w:p>
+            <w:r>
+              <w:rPr>
+                <w:b w:val="0"/>
+              </w:rPr>
+              <w:t>희망자 ________명 연결</w:t>
+            </w:r>
+          </w:p>
+        </w:tc>
+        <w:tc>
+          <w:tcPr>
+            <w:tcW w:type="dxa" w:w="1728"/>
+          </w:tcPr>
+          <w:p>
+            <w:r>
+              <w:rPr>
+                <w:b w:val="0"/>
+              </w:rPr>
+              <w:t>배정·첫 참여 확인 기록</w:t>
+            </w:r>
+          </w:p>
+        </w:tc>
+        <w:tc>
+          <w:tcPr>
+            <w:tcW w:type="dxa" w:w="1728"/>
+          </w:tcPr>
+          <w:p>
+            <w:r>
+              <w:rPr>
+                <w:b w:val="0"/>
+              </w:rPr>
+              <w:t>________</w:t>
+            </w:r>
+          </w:p>
+        </w:tc>
+        <w:tc>
+          <w:tcPr>
+            <w:tcW w:type="dxa" w:w="1728"/>
+          </w:tcPr>
+          <w:p>
+            <w:r>
+              <w:rPr>
+                <w:b w:val="0"/>
+              </w:rPr>
+              <w:t>________</w:t>
+            </w:r>
+          </w:p>
+        </w:tc>
+      </w:tr>
+      <w:tr>
+        <w:tc>
+          <w:tcPr>
+            <w:tcW w:type="dxa" w:w="1728"/>
+          </w:tcPr>
+          <w:p>
+            <w:r>
+              <w:rPr>
+                <w:b w:val="0"/>
+              </w:rPr>
+              <w:t>면담 실시</w:t>
+            </w:r>
+          </w:p>
+        </w:tc>
+        <w:tc>
+          <w:tcPr>
+            <w:tcW w:type="dxa" w:w="1728"/>
+          </w:tcPr>
+          <w:p>
+            <w:r>
+              <w:rPr>
+                <w:b w:val="0"/>
+              </w:rPr>
+              <w:t>동의한 대상 ________명 면담</w:t>
+            </w:r>
+          </w:p>
+        </w:tc>
+        <w:tc>
+          <w:tcPr>
+            <w:tcW w:type="dxa" w:w="1728"/>
+          </w:tcPr>
+          <w:p>
+            <w:r>
+              <w:rPr>
+                <w:b w:val="0"/>
+              </w:rPr>
+              <w:t>별도 면담 기록의 실시 여부</w:t>
+            </w:r>
+          </w:p>
+        </w:tc>
+        <w:tc>
+          <w:tcPr>
+            <w:tcW w:type="dxa" w:w="1728"/>
+          </w:tcPr>
+          <w:p>
+            <w:r>
+              <w:rPr>
+                <w:b w:val="0"/>
+              </w:rPr>
+              <w:t>________</w:t>
+            </w:r>
+          </w:p>
+        </w:tc>
+        <w:tc>
+          <w:tcPr>
+            <w:tcW w:type="dxa" w:w="1728"/>
+          </w:tcPr>
+          <w:p>
+            <w:r>
+              <w:rPr>
+                <w:b w:val="0"/>
+              </w:rPr>
+              <w:t>________</w:t>
+            </w:r>
+          </w:p>
+        </w:tc>
+      </w:tr>
+      <w:tr>
+        <w:tc>
+          <w:tcPr>
+            <w:tcW w:type="dxa" w:w="1728"/>
+          </w:tcPr>
+          <w:p>
+            <w:r>
+              <w:rPr>
+                <w:b w:val="0"/>
+              </w:rPr>
+              <w:t>정착 평가 및 후속 안내</w:t>
+            </w:r>
+          </w:p>
+        </w:tc>
+        <w:tc>
+          <w:tcPr>
+            <w:tcW w:type="dxa" w:w="1728"/>
+          </w:tcPr>
+          <w:p>
+            <w:r>
+              <w:rPr>
+                <w:b w:val="0"/>
+              </w:rPr>
+              <w:t>대상 ________명 평가·안내</w:t>
+            </w:r>
+          </w:p>
+        </w:tc>
+        <w:tc>
+          <w:tcPr>
+            <w:tcW w:type="dxa" w:w="1728"/>
+          </w:tcPr>
+          <w:p>
+            <w:r>
+              <w:rPr>
+                <w:b w:val="0"/>
+              </w:rPr>
+              <w:t>평가표·후속조치 기록</w:t>
+            </w:r>
+          </w:p>
+        </w:tc>
+        <w:tc>
+          <w:tcPr>
+            <w:tcW w:type="dxa" w:w="1728"/>
+          </w:tcPr>
+          <w:p>
+            <w:r>
+              <w:rPr>
+                <w:b w:val="0"/>
+              </w:rPr>
+              <w:t>________</w:t>
+            </w:r>
+          </w:p>
+        </w:tc>
+        <w:tc>
+          <w:tcPr>
+            <w:tcW w:type="dxa" w:w="1728"/>
+          </w:tcPr>
+          <w:p>
+            <w:r>
+              <w:rPr>
+                <w:b w:val="0"/>
+              </w:rPr>
+              <w:t>________</w:t>
             </w:r>
           </w:p>
         </w:tc>
@@ -1404,7 +908,7 @@
         <w:rPr>
           <w:b w:val="0"/>
         </w:rPr>
-        <w:t>면담 기록</w:t>
+        <w:t>2. 계획 대비 추진 실적</w:t>
       </w:r>
     </w:p>
     <w:p>
@@ -1412,7 +916,7 @@
         <w:rPr>
           <w:b w:val="0"/>
         </w:rPr>
-        <w:t>※ 본인이 나누기 원하는 내용과 돌봄에 필요한 사항만 간단히 기록하고, 담당자 외 공유는 최소화합니다.</w:t>
+        <w:t>가. 종합 실적</w:t>
       </w:r>
     </w:p>
     <w:tbl>
@@ -1437,7 +941,7 @@
               <w:rPr>
                 <w:b/>
               </w:rPr>
-              <w:t>일시</w:t>
+              <w:t>항목</w:t>
             </w:r>
           </w:p>
         </w:tc>
@@ -1450,7 +954,7 @@
               <w:rPr>
                 <w:b/>
               </w:rPr>
-              <w:t>면담자</w:t>
+              <w:t>계획</w:t>
             </w:r>
           </w:p>
         </w:tc>
@@ -1463,7 +967,7 @@
               <w:rPr>
                 <w:b/>
               </w:rPr>
-              <w:t>나눈 내용·본인 요청</w:t>
+              <w:t>실적</w:t>
             </w:r>
           </w:p>
         </w:tc>
@@ -1476,7 +980,7 @@
               <w:rPr>
                 <w:b/>
               </w:rPr>
-              <w:t>후속 조치·담당</w:t>
+              <w:t>차이 사유</w:t>
             </w:r>
           </w:p>
         </w:tc>
@@ -1491,7 +995,7 @@
               <w:rPr>
                 <w:b w:val="0"/>
               </w:rPr>
-              <w:t>________</w:t>
+              <w:t>정착 지원 대상</w:t>
             </w:r>
           </w:p>
         </w:tc>
@@ -1504,7 +1008,7 @@
               <w:rPr>
                 <w:b w:val="0"/>
               </w:rPr>
-              <w:t>________</w:t>
+              <w:t>________명</w:t>
             </w:r>
           </w:p>
         </w:tc>
@@ -1517,7 +1021,7 @@
               <w:rPr>
                 <w:b w:val="0"/>
               </w:rPr>
-              <w:t>________</w:t>
+              <w:t>________명</w:t>
             </w:r>
           </w:p>
         </w:tc>
@@ -1545,7 +1049,7 @@
               <w:rPr>
                 <w:b w:val="0"/>
               </w:rPr>
-              <w:t>________</w:t>
+              <w:t>8주 과정 완료</w:t>
             </w:r>
           </w:p>
         </w:tc>
@@ -1558,7 +1062,7 @@
               <w:rPr>
                 <w:b w:val="0"/>
               </w:rPr>
-              <w:t>________</w:t>
+              <w:t>________명</w:t>
             </w:r>
           </w:p>
         </w:tc>
@@ -1571,7 +1075,7 @@
               <w:rPr>
                 <w:b w:val="0"/>
               </w:rPr>
-              <w:t>________</w:t>
+              <w:t>________명</w:t>
             </w:r>
           </w:p>
         </w:tc>
@@ -1599,7 +1103,3112 @@
               <w:rPr>
                 <w:b w:val="0"/>
               </w:rPr>
+              <w:t>소그룹 연결</w:t>
+            </w:r>
+          </w:p>
+        </w:tc>
+        <w:tc>
+          <w:tcPr>
+            <w:tcW w:type="dxa" w:w="2160"/>
+          </w:tcPr>
+          <w:p>
+            <w:r>
+              <w:rPr>
+                <w:b w:val="0"/>
+              </w:rPr>
+              <w:t>________명</w:t>
+            </w:r>
+          </w:p>
+        </w:tc>
+        <w:tc>
+          <w:tcPr>
+            <w:tcW w:type="dxa" w:w="2160"/>
+          </w:tcPr>
+          <w:p>
+            <w:r>
+              <w:rPr>
+                <w:b w:val="0"/>
+              </w:rPr>
+              <w:t>________명</w:t>
+            </w:r>
+          </w:p>
+        </w:tc>
+        <w:tc>
+          <w:tcPr>
+            <w:tcW w:type="dxa" w:w="2160"/>
+          </w:tcPr>
+          <w:p>
+            <w:r>
+              <w:rPr>
+                <w:b w:val="0"/>
+              </w:rPr>
               <w:t>________</w:t>
+            </w:r>
+          </w:p>
+        </w:tc>
+      </w:tr>
+      <w:tr>
+        <w:tc>
+          <w:tcPr>
+            <w:tcW w:type="dxa" w:w="2160"/>
+          </w:tcPr>
+          <w:p>
+            <w:r>
+              <w:rPr>
+                <w:b w:val="0"/>
+              </w:rPr>
+              <w:t>첫 소그룹 참여 확인</w:t>
+            </w:r>
+          </w:p>
+        </w:tc>
+        <w:tc>
+          <w:tcPr>
+            <w:tcW w:type="dxa" w:w="2160"/>
+          </w:tcPr>
+          <w:p>
+            <w:r>
+              <w:rPr>
+                <w:b w:val="0"/>
+              </w:rPr>
+              <w:t>________명</w:t>
+            </w:r>
+          </w:p>
+        </w:tc>
+        <w:tc>
+          <w:tcPr>
+            <w:tcW w:type="dxa" w:w="2160"/>
+          </w:tcPr>
+          <w:p>
+            <w:r>
+              <w:rPr>
+                <w:b w:val="0"/>
+              </w:rPr>
+              <w:t>________명</w:t>
+            </w:r>
+          </w:p>
+        </w:tc>
+        <w:tc>
+          <w:tcPr>
+            <w:tcW w:type="dxa" w:w="2160"/>
+          </w:tcPr>
+          <w:p>
+            <w:r>
+              <w:rPr>
+                <w:b w:val="0"/>
+              </w:rPr>
+              <w:t>________</w:t>
+            </w:r>
+          </w:p>
+        </w:tc>
+      </w:tr>
+      <w:tr>
+        <w:tc>
+          <w:tcPr>
+            <w:tcW w:type="dxa" w:w="2160"/>
+          </w:tcPr>
+          <w:p>
+            <w:r>
+              <w:rPr>
+                <w:b w:val="0"/>
+              </w:rPr>
+              <w:t>면담 완료</w:t>
+            </w:r>
+          </w:p>
+        </w:tc>
+        <w:tc>
+          <w:tcPr>
+            <w:tcW w:type="dxa" w:w="2160"/>
+          </w:tcPr>
+          <w:p>
+            <w:r>
+              <w:rPr>
+                <w:b w:val="0"/>
+              </w:rPr>
+              <w:t>________명</w:t>
+            </w:r>
+          </w:p>
+        </w:tc>
+        <w:tc>
+          <w:tcPr>
+            <w:tcW w:type="dxa" w:w="2160"/>
+          </w:tcPr>
+          <w:p>
+            <w:r>
+              <w:rPr>
+                <w:b w:val="0"/>
+              </w:rPr>
+              <w:t>________명</w:t>
+            </w:r>
+          </w:p>
+        </w:tc>
+        <w:tc>
+          <w:tcPr>
+            <w:tcW w:type="dxa" w:w="2160"/>
+          </w:tcPr>
+          <w:p>
+            <w:r>
+              <w:rPr>
+                <w:b w:val="0"/>
+              </w:rPr>
+              <w:t>________</w:t>
+            </w:r>
+          </w:p>
+        </w:tc>
+      </w:tr>
+      <w:tr>
+        <w:tc>
+          <w:tcPr>
+            <w:tcW w:type="dxa" w:w="2160"/>
+          </w:tcPr>
+          <w:p>
+            <w:r>
+              <w:rPr>
+                <w:b w:val="0"/>
+              </w:rPr>
+              <w:t>정착 평가·후속 안내</w:t>
+            </w:r>
+          </w:p>
+        </w:tc>
+        <w:tc>
+          <w:tcPr>
+            <w:tcW w:type="dxa" w:w="2160"/>
+          </w:tcPr>
+          <w:p>
+            <w:r>
+              <w:rPr>
+                <w:b w:val="0"/>
+              </w:rPr>
+              <w:t>________명</w:t>
+            </w:r>
+          </w:p>
+        </w:tc>
+        <w:tc>
+          <w:tcPr>
+            <w:tcW w:type="dxa" w:w="2160"/>
+          </w:tcPr>
+          <w:p>
+            <w:r>
+              <w:rPr>
+                <w:b w:val="0"/>
+              </w:rPr>
+              <w:t>________명</w:t>
+            </w:r>
+          </w:p>
+        </w:tc>
+        <w:tc>
+          <w:tcPr>
+            <w:tcW w:type="dxa" w:w="2160"/>
+          </w:tcPr>
+          <w:p>
+            <w:r>
+              <w:rPr>
+                <w:b w:val="0"/>
+              </w:rPr>
+              <w:t>________</w:t>
+            </w:r>
+          </w:p>
+        </w:tc>
+      </w:tr>
+    </w:tbl>
+    <w:p/>
+    <w:p>
+      <w:r>
+        <w:rPr>
+          <w:b w:val="0"/>
+        </w:rPr>
+        <w:t>나. 등록 후 8주 정착 과정</w:t>
+      </w:r>
+    </w:p>
+    <w:p>
+      <w:r>
+        <w:rPr>
+          <w:b w:val="0"/>
+        </w:rPr>
+        <w:t>대상 관리번호: ________ / 등록일: ________ / 과정 종료 예정일: ________</w:t>
+      </w:r>
+    </w:p>
+    <w:tbl>
+      <w:tblPr>
+        <w:tblStyle w:val="TableGrid"/>
+        <w:tblW w:type="auto" w:w="0"/>
+        <w:tblLook w:firstColumn="1" w:firstRow="1" w:lastColumn="0" w:lastRow="0" w:noHBand="0" w:noVBand="1" w:val="04A0"/>
+      </w:tblPr>
+      <w:tblGrid>
+        <w:gridCol w:w="1728"/>
+        <w:gridCol w:w="1728"/>
+        <w:gridCol w:w="1728"/>
+        <w:gridCol w:w="1728"/>
+        <w:gridCol w:w="1728"/>
+      </w:tblGrid>
+      <w:tr>
+        <w:tc>
+          <w:tcPr>
+            <w:tcW w:type="dxa" w:w="1728"/>
+          </w:tcPr>
+          <w:p>
+            <w:r>
+              <w:rPr>
+                <w:b/>
+              </w:rPr>
+              <w:t>주차</w:t>
+            </w:r>
+          </w:p>
+        </w:tc>
+        <w:tc>
+          <w:tcPr>
+            <w:tcW w:type="dxa" w:w="1728"/>
+          </w:tcPr>
+          <w:p>
+            <w:r>
+              <w:rPr>
+                <w:b/>
+              </w:rPr>
+              <w:t>할 일</w:t>
+            </w:r>
+          </w:p>
+        </w:tc>
+        <w:tc>
+          <w:tcPr>
+            <w:tcW w:type="dxa" w:w="1728"/>
+          </w:tcPr>
+          <w:p>
+            <w:r>
+              <w:rPr>
+                <w:b/>
+              </w:rPr>
+              <w:t>담당</w:t>
+            </w:r>
+          </w:p>
+        </w:tc>
+        <w:tc>
+          <w:tcPr>
+            <w:tcW w:type="dxa" w:w="1728"/>
+          </w:tcPr>
+          <w:p>
+            <w:r>
+              <w:rPr>
+                <w:b/>
+              </w:rPr>
+              <w:t>기한</w:t>
+            </w:r>
+          </w:p>
+        </w:tc>
+        <w:tc>
+          <w:tcPr>
+            <w:tcW w:type="dxa" w:w="1728"/>
+          </w:tcPr>
+          <w:p>
+            <w:r>
+              <w:rPr>
+                <w:b/>
+              </w:rPr>
+              <w:t>완료</w:t>
+            </w:r>
+          </w:p>
+        </w:tc>
+      </w:tr>
+      <w:tr>
+        <w:tc>
+          <w:tcPr>
+            <w:tcW w:type="dxa" w:w="1728"/>
+          </w:tcPr>
+          <w:p>
+            <w:r>
+              <w:rPr>
+                <w:b w:val="0"/>
+              </w:rPr>
+              <w:t>1주차</w:t>
+            </w:r>
+          </w:p>
+        </w:tc>
+        <w:tc>
+          <w:tcPr>
+            <w:tcW w:type="dxa" w:w="1728"/>
+          </w:tcPr>
+          <w:p>
+            <w:r>
+              <w:rPr>
+                <w:b w:val="0"/>
+              </w:rPr>
+              <w:t>환영 인사, 교회·부서 안내, 연락 및 정착 지원 의사 확인</w:t>
+            </w:r>
+          </w:p>
+        </w:tc>
+        <w:tc>
+          <w:tcPr>
+            <w:tcW w:type="dxa" w:w="1728"/>
+          </w:tcPr>
+          <w:p>
+            <w:r>
+              <w:rPr>
+                <w:b w:val="0"/>
+              </w:rPr>
+              <w:t>________</w:t>
+            </w:r>
+          </w:p>
+        </w:tc>
+        <w:tc>
+          <w:tcPr>
+            <w:tcW w:type="dxa" w:w="1728"/>
+          </w:tcPr>
+          <w:p>
+            <w:r>
+              <w:rPr>
+                <w:b w:val="0"/>
+              </w:rPr>
+              <w:t>________</w:t>
+            </w:r>
+          </w:p>
+        </w:tc>
+        <w:tc>
+          <w:tcPr>
+            <w:tcW w:type="dxa" w:w="1728"/>
+          </w:tcPr>
+          <w:p>
+            <w:r>
+              <w:rPr>
+                <w:b w:val="0"/>
+              </w:rPr>
+              <w:t>________</w:t>
+            </w:r>
+          </w:p>
+        </w:tc>
+      </w:tr>
+      <w:tr>
+        <w:tc>
+          <w:tcPr>
+            <w:tcW w:type="dxa" w:w="1728"/>
+          </w:tcPr>
+          <w:p>
+            <w:r>
+              <w:rPr>
+                <w:b w:val="0"/>
+              </w:rPr>
+              <w:t>2주차</w:t>
+            </w:r>
+          </w:p>
+        </w:tc>
+        <w:tc>
+          <w:tcPr>
+            <w:tcW w:type="dxa" w:w="1728"/>
+          </w:tcPr>
+          <w:p>
+            <w:r>
+              <w:rPr>
+                <w:b w:val="0"/>
+              </w:rPr>
+              <w:t>예배 참여의 어려움 확인, 새가족 교육 일정 안내</w:t>
+            </w:r>
+          </w:p>
+        </w:tc>
+        <w:tc>
+          <w:tcPr>
+            <w:tcW w:type="dxa" w:w="1728"/>
+          </w:tcPr>
+          <w:p>
+            <w:r>
+              <w:rPr>
+                <w:b w:val="0"/>
+              </w:rPr>
+              <w:t>________</w:t>
+            </w:r>
+          </w:p>
+        </w:tc>
+        <w:tc>
+          <w:tcPr>
+            <w:tcW w:type="dxa" w:w="1728"/>
+          </w:tcPr>
+          <w:p>
+            <w:r>
+              <w:rPr>
+                <w:b w:val="0"/>
+              </w:rPr>
+              <w:t>________</w:t>
+            </w:r>
+          </w:p>
+        </w:tc>
+        <w:tc>
+          <w:tcPr>
+            <w:tcW w:type="dxa" w:w="1728"/>
+          </w:tcPr>
+          <w:p>
+            <w:r>
+              <w:rPr>
+                <w:b w:val="0"/>
+              </w:rPr>
+              <w:t>________</w:t>
+            </w:r>
+          </w:p>
+        </w:tc>
+      </w:tr>
+      <w:tr>
+        <w:tc>
+          <w:tcPr>
+            <w:tcW w:type="dxa" w:w="1728"/>
+          </w:tcPr>
+          <w:p>
+            <w:r>
+              <w:rPr>
+                <w:b w:val="0"/>
+              </w:rPr>
+              <w:t>3주차</w:t>
+            </w:r>
+          </w:p>
+        </w:tc>
+        <w:tc>
+          <w:tcPr>
+            <w:tcW w:type="dxa" w:w="1728"/>
+          </w:tcPr>
+          <w:p>
+            <w:r>
+              <w:rPr>
+                <w:b w:val="0"/>
+              </w:rPr>
+              <w:t>희망 시간·모임 형태 확인, 소그룹 후보 안내</w:t>
+            </w:r>
+          </w:p>
+        </w:tc>
+        <w:tc>
+          <w:tcPr>
+            <w:tcW w:type="dxa" w:w="1728"/>
+          </w:tcPr>
+          <w:p>
+            <w:r>
+              <w:rPr>
+                <w:b w:val="0"/>
+              </w:rPr>
+              <w:t>________</w:t>
+            </w:r>
+          </w:p>
+        </w:tc>
+        <w:tc>
+          <w:tcPr>
+            <w:tcW w:type="dxa" w:w="1728"/>
+          </w:tcPr>
+          <w:p>
+            <w:r>
+              <w:rPr>
+                <w:b w:val="0"/>
+              </w:rPr>
+              <w:t>________</w:t>
+            </w:r>
+          </w:p>
+        </w:tc>
+        <w:tc>
+          <w:tcPr>
+            <w:tcW w:type="dxa" w:w="1728"/>
+          </w:tcPr>
+          <w:p>
+            <w:r>
+              <w:rPr>
+                <w:b w:val="0"/>
+              </w:rPr>
+              <w:t>________</w:t>
+            </w:r>
+          </w:p>
+        </w:tc>
+      </w:tr>
+      <w:tr>
+        <w:tc>
+          <w:tcPr>
+            <w:tcW w:type="dxa" w:w="1728"/>
+          </w:tcPr>
+          <w:p>
+            <w:r>
+              <w:rPr>
+                <w:b w:val="0"/>
+              </w:rPr>
+              <w:t>4주차</w:t>
+            </w:r>
+          </w:p>
+        </w:tc>
+        <w:tc>
+          <w:tcPr>
+            <w:tcW w:type="dxa" w:w="1728"/>
+          </w:tcPr>
+          <w:p>
+            <w:r>
+              <w:rPr>
+                <w:b w:val="0"/>
+              </w:rPr>
+              <w:t>본인 의사 확인 후 소그룹 연결, 리더 소개</w:t>
+            </w:r>
+          </w:p>
+        </w:tc>
+        <w:tc>
+          <w:tcPr>
+            <w:tcW w:type="dxa" w:w="1728"/>
+          </w:tcPr>
+          <w:p>
+            <w:r>
+              <w:rPr>
+                <w:b w:val="0"/>
+              </w:rPr>
+              <w:t>________</w:t>
+            </w:r>
+          </w:p>
+        </w:tc>
+        <w:tc>
+          <w:tcPr>
+            <w:tcW w:type="dxa" w:w="1728"/>
+          </w:tcPr>
+          <w:p>
+            <w:r>
+              <w:rPr>
+                <w:b w:val="0"/>
+              </w:rPr>
+              <w:t>________</w:t>
+            </w:r>
+          </w:p>
+        </w:tc>
+        <w:tc>
+          <w:tcPr>
+            <w:tcW w:type="dxa" w:w="1728"/>
+          </w:tcPr>
+          <w:p>
+            <w:r>
+              <w:rPr>
+                <w:b w:val="0"/>
+              </w:rPr>
+              <w:t>________</w:t>
+            </w:r>
+          </w:p>
+        </w:tc>
+      </w:tr>
+      <w:tr>
+        <w:tc>
+          <w:tcPr>
+            <w:tcW w:type="dxa" w:w="1728"/>
+          </w:tcPr>
+          <w:p>
+            <w:r>
+              <w:rPr>
+                <w:b w:val="0"/>
+              </w:rPr>
+              <w:t>5주차</w:t>
+            </w:r>
+          </w:p>
+        </w:tc>
+        <w:tc>
+          <w:tcPr>
+            <w:tcW w:type="dxa" w:w="1728"/>
+          </w:tcPr>
+          <w:p>
+            <w:r>
+              <w:rPr>
+                <w:b w:val="0"/>
+              </w:rPr>
+              <w:t>첫 모임 참여 여부 및 적응의 어려움 확인</w:t>
+            </w:r>
+          </w:p>
+        </w:tc>
+        <w:tc>
+          <w:tcPr>
+            <w:tcW w:type="dxa" w:w="1728"/>
+          </w:tcPr>
+          <w:p>
+            <w:r>
+              <w:rPr>
+                <w:b w:val="0"/>
+              </w:rPr>
+              <w:t>________</w:t>
+            </w:r>
+          </w:p>
+        </w:tc>
+        <w:tc>
+          <w:tcPr>
+            <w:tcW w:type="dxa" w:w="1728"/>
+          </w:tcPr>
+          <w:p>
+            <w:r>
+              <w:rPr>
+                <w:b w:val="0"/>
+              </w:rPr>
+              <w:t>________</w:t>
+            </w:r>
+          </w:p>
+        </w:tc>
+        <w:tc>
+          <w:tcPr>
+            <w:tcW w:type="dxa" w:w="1728"/>
+          </w:tcPr>
+          <w:p>
+            <w:r>
+              <w:rPr>
+                <w:b w:val="0"/>
+              </w:rPr>
+              <w:t>________</w:t>
+            </w:r>
+          </w:p>
+        </w:tc>
+      </w:tr>
+      <w:tr>
+        <w:tc>
+          <w:tcPr>
+            <w:tcW w:type="dxa" w:w="1728"/>
+          </w:tcPr>
+          <w:p>
+            <w:r>
+              <w:rPr>
+                <w:b w:val="0"/>
+              </w:rPr>
+              <w:t>6주차</w:t>
+            </w:r>
+          </w:p>
+        </w:tc>
+        <w:tc>
+          <w:tcPr>
+            <w:tcW w:type="dxa" w:w="1728"/>
+          </w:tcPr>
+          <w:p>
+            <w:r>
+              <w:rPr>
+                <w:b w:val="0"/>
+              </w:rPr>
+              <w:t>동의에 따른 면담, 필요한 지원과 조정 사항 확인</w:t>
+            </w:r>
+          </w:p>
+        </w:tc>
+        <w:tc>
+          <w:tcPr>
+            <w:tcW w:type="dxa" w:w="1728"/>
+          </w:tcPr>
+          <w:p>
+            <w:r>
+              <w:rPr>
+                <w:b w:val="0"/>
+              </w:rPr>
+              <w:t>________</w:t>
+            </w:r>
+          </w:p>
+        </w:tc>
+        <w:tc>
+          <w:tcPr>
+            <w:tcW w:type="dxa" w:w="1728"/>
+          </w:tcPr>
+          <w:p>
+            <w:r>
+              <w:rPr>
+                <w:b w:val="0"/>
+              </w:rPr>
+              <w:t>________</w:t>
+            </w:r>
+          </w:p>
+        </w:tc>
+        <w:tc>
+          <w:tcPr>
+            <w:tcW w:type="dxa" w:w="1728"/>
+          </w:tcPr>
+          <w:p>
+            <w:r>
+              <w:rPr>
+                <w:b w:val="0"/>
+              </w:rPr>
+              <w:t>________</w:t>
+            </w:r>
+          </w:p>
+        </w:tc>
+      </w:tr>
+      <w:tr>
+        <w:tc>
+          <w:tcPr>
+            <w:tcW w:type="dxa" w:w="1728"/>
+          </w:tcPr>
+          <w:p>
+            <w:r>
+              <w:rPr>
+                <w:b w:val="0"/>
+              </w:rPr>
+              <w:t>7주차</w:t>
+            </w:r>
+          </w:p>
+        </w:tc>
+        <w:tc>
+          <w:tcPr>
+            <w:tcW w:type="dxa" w:w="1728"/>
+          </w:tcPr>
+          <w:p>
+            <w:r>
+              <w:rPr>
+                <w:b w:val="0"/>
+              </w:rPr>
+              <w:t>소그룹 관계·예배 참여 점검, 후속 지원 협의</w:t>
+            </w:r>
+          </w:p>
+        </w:tc>
+        <w:tc>
+          <w:tcPr>
+            <w:tcW w:type="dxa" w:w="1728"/>
+          </w:tcPr>
+          <w:p>
+            <w:r>
+              <w:rPr>
+                <w:b w:val="0"/>
+              </w:rPr>
+              <w:t>________</w:t>
+            </w:r>
+          </w:p>
+        </w:tc>
+        <w:tc>
+          <w:tcPr>
+            <w:tcW w:type="dxa" w:w="1728"/>
+          </w:tcPr>
+          <w:p>
+            <w:r>
+              <w:rPr>
+                <w:b w:val="0"/>
+              </w:rPr>
+              <w:t>________</w:t>
+            </w:r>
+          </w:p>
+        </w:tc>
+        <w:tc>
+          <w:tcPr>
+            <w:tcW w:type="dxa" w:w="1728"/>
+          </w:tcPr>
+          <w:p>
+            <w:r>
+              <w:rPr>
+                <w:b w:val="0"/>
+              </w:rPr>
+              <w:t>________</w:t>
+            </w:r>
+          </w:p>
+        </w:tc>
+      </w:tr>
+      <w:tr>
+        <w:tc>
+          <w:tcPr>
+            <w:tcW w:type="dxa" w:w="1728"/>
+          </w:tcPr>
+          <w:p>
+            <w:r>
+              <w:rPr>
+                <w:b w:val="0"/>
+              </w:rPr>
+              <w:t>8주차</w:t>
+            </w:r>
+          </w:p>
+        </w:tc>
+        <w:tc>
+          <w:tcPr>
+            <w:tcW w:type="dxa" w:w="1728"/>
+          </w:tcPr>
+          <w:p>
+            <w:r>
+              <w:rPr>
+                <w:b w:val="0"/>
+              </w:rPr>
+              <w:t>본인 의견을 반영한 정착 평가, 향후 돌봄 담당 안내</w:t>
+            </w:r>
+          </w:p>
+        </w:tc>
+        <w:tc>
+          <w:tcPr>
+            <w:tcW w:type="dxa" w:w="1728"/>
+          </w:tcPr>
+          <w:p>
+            <w:r>
+              <w:rPr>
+                <w:b w:val="0"/>
+              </w:rPr>
+              <w:t>________</w:t>
+            </w:r>
+          </w:p>
+        </w:tc>
+        <w:tc>
+          <w:tcPr>
+            <w:tcW w:type="dxa" w:w="1728"/>
+          </w:tcPr>
+          <w:p>
+            <w:r>
+              <w:rPr>
+                <w:b w:val="0"/>
+              </w:rPr>
+              <w:t>________</w:t>
+            </w:r>
+          </w:p>
+        </w:tc>
+        <w:tc>
+          <w:tcPr>
+            <w:tcW w:type="dxa" w:w="1728"/>
+          </w:tcPr>
+          <w:p>
+            <w:r>
+              <w:rPr>
+                <w:b w:val="0"/>
+              </w:rPr>
+              <w:t>________</w:t>
+            </w:r>
+          </w:p>
+        </w:tc>
+      </w:tr>
+    </w:tbl>
+    <w:p/>
+    <w:p>
+      <w:r>
+        <w:rPr>
+          <w:b w:val="0"/>
+        </w:rPr>
+        <w:t>※ 완료란에는 ‘완료일 / 진행 중 / 미실시’를 적고, 미실시 사유와 대체 일정은 제7항에 기록합니다. 여러 명인 경우 관리번호별로 작성합니다.</w:t>
+      </w:r>
+    </w:p>
+    <w:p>
+      <w:r>
+        <w:rPr>
+          <w:b w:val="0"/>
+        </w:rPr>
+        <w:t>다. 소그룹 연결 결과</w:t>
+      </w:r>
+    </w:p>
+    <w:tbl>
+      <w:tblPr>
+        <w:tblStyle w:val="TableGrid"/>
+        <w:tblW w:type="auto" w:w="0"/>
+        <w:tblLook w:firstColumn="1" w:firstRow="1" w:lastColumn="0" w:lastRow="0" w:noHBand="0" w:noVBand="1" w:val="04A0"/>
+      </w:tblPr>
+      <w:tblGrid>
+        <w:gridCol w:w="1234"/>
+        <w:gridCol w:w="1234"/>
+        <w:gridCol w:w="1234"/>
+        <w:gridCol w:w="1234"/>
+        <w:gridCol w:w="1234"/>
+        <w:gridCol w:w="1234"/>
+        <w:gridCol w:w="1234"/>
+      </w:tblGrid>
+      <w:tr>
+        <w:tc>
+          <w:tcPr>
+            <w:tcW w:type="dxa" w:w="1234"/>
+          </w:tcPr>
+          <w:p>
+            <w:r>
+              <w:rPr>
+                <w:b/>
+              </w:rPr>
+              <w:t>관리번호</w:t>
+            </w:r>
+          </w:p>
+        </w:tc>
+        <w:tc>
+          <w:tcPr>
+            <w:tcW w:type="dxa" w:w="1234"/>
+          </w:tcPr>
+          <w:p>
+            <w:r>
+              <w:rPr>
+                <w:b/>
+              </w:rPr>
+              <w:t>연결 소그룹</w:t>
+            </w:r>
+          </w:p>
+        </w:tc>
+        <w:tc>
+          <w:tcPr>
+            <w:tcW w:type="dxa" w:w="1234"/>
+          </w:tcPr>
+          <w:p>
+            <w:r>
+              <w:rPr>
+                <w:b/>
+              </w:rPr>
+              <w:t>연결일</w:t>
+            </w:r>
+          </w:p>
+        </w:tc>
+        <w:tc>
+          <w:tcPr>
+            <w:tcW w:type="dxa" w:w="1234"/>
+          </w:tcPr>
+          <w:p>
+            <w:r>
+              <w:rPr>
+                <w:b/>
+              </w:rPr>
+              <w:t>첫 참여일</w:t>
+            </w:r>
+          </w:p>
+        </w:tc>
+        <w:tc>
+          <w:tcPr>
+            <w:tcW w:type="dxa" w:w="1234"/>
+          </w:tcPr>
+          <w:p>
+            <w:r>
+              <w:rPr>
+                <w:b/>
+              </w:rPr>
+              <w:t>본인 의견·지원 필요 여부¹</w:t>
+            </w:r>
+          </w:p>
+        </w:tc>
+        <w:tc>
+          <w:tcPr>
+            <w:tcW w:type="dxa" w:w="1234"/>
+          </w:tcPr>
+          <w:p>
+            <w:r>
+              <w:rPr>
+                <w:b/>
+              </w:rPr>
+              <w:t>담당</w:t>
+            </w:r>
+          </w:p>
+        </w:tc>
+        <w:tc>
+          <w:tcPr>
+            <w:tcW w:type="dxa" w:w="1234"/>
+          </w:tcPr>
+          <w:p>
+            <w:r>
+              <w:rPr>
+                <w:b/>
+              </w:rPr>
+              <w:t>재확인 기한</w:t>
+            </w:r>
+          </w:p>
+        </w:tc>
+      </w:tr>
+      <w:tr>
+        <w:tc>
+          <w:tcPr>
+            <w:tcW w:type="dxa" w:w="1234"/>
+          </w:tcPr>
+          <w:p>
+            <w:r>
+              <w:rPr>
+                <w:b w:val="0"/>
+              </w:rPr>
+              <w:t>________</w:t>
+            </w:r>
+          </w:p>
+        </w:tc>
+        <w:tc>
+          <w:tcPr>
+            <w:tcW w:type="dxa" w:w="1234"/>
+          </w:tcPr>
+          <w:p>
+            <w:r>
+              <w:rPr>
+                <w:b w:val="0"/>
+              </w:rPr>
+              <w:t>________</w:t>
+            </w:r>
+          </w:p>
+        </w:tc>
+        <w:tc>
+          <w:tcPr>
+            <w:tcW w:type="dxa" w:w="1234"/>
+          </w:tcPr>
+          <w:p>
+            <w:r>
+              <w:rPr>
+                <w:b w:val="0"/>
+              </w:rPr>
+              <w:t>________</w:t>
+            </w:r>
+          </w:p>
+        </w:tc>
+        <w:tc>
+          <w:tcPr>
+            <w:tcW w:type="dxa" w:w="1234"/>
+          </w:tcPr>
+          <w:p>
+            <w:r>
+              <w:rPr>
+                <w:b w:val="0"/>
+              </w:rPr>
+              <w:t>________</w:t>
+            </w:r>
+          </w:p>
+        </w:tc>
+        <w:tc>
+          <w:tcPr>
+            <w:tcW w:type="dxa" w:w="1234"/>
+          </w:tcPr>
+          <w:p>
+            <w:r>
+              <w:rPr>
+                <w:b w:val="0"/>
+              </w:rPr>
+              <w:t>________</w:t>
+            </w:r>
+          </w:p>
+        </w:tc>
+        <w:tc>
+          <w:tcPr>
+            <w:tcW w:type="dxa" w:w="1234"/>
+          </w:tcPr>
+          <w:p>
+            <w:r>
+              <w:rPr>
+                <w:b w:val="0"/>
+              </w:rPr>
+              <w:t>________</w:t>
+            </w:r>
+          </w:p>
+        </w:tc>
+        <w:tc>
+          <w:tcPr>
+            <w:tcW w:type="dxa" w:w="1234"/>
+          </w:tcPr>
+          <w:p>
+            <w:r>
+              <w:rPr>
+                <w:b w:val="0"/>
+              </w:rPr>
+              <w:t>________</w:t>
+            </w:r>
+          </w:p>
+        </w:tc>
+      </w:tr>
+      <w:tr>
+        <w:tc>
+          <w:tcPr>
+            <w:tcW w:type="dxa" w:w="1234"/>
+          </w:tcPr>
+          <w:p>
+            <w:r>
+              <w:rPr>
+                <w:b w:val="0"/>
+              </w:rPr>
+              <w:t>________</w:t>
+            </w:r>
+          </w:p>
+        </w:tc>
+        <w:tc>
+          <w:tcPr>
+            <w:tcW w:type="dxa" w:w="1234"/>
+          </w:tcPr>
+          <w:p>
+            <w:r>
+              <w:rPr>
+                <w:b w:val="0"/>
+              </w:rPr>
+              <w:t>________</w:t>
+            </w:r>
+          </w:p>
+        </w:tc>
+        <w:tc>
+          <w:tcPr>
+            <w:tcW w:type="dxa" w:w="1234"/>
+          </w:tcPr>
+          <w:p>
+            <w:r>
+              <w:rPr>
+                <w:b w:val="0"/>
+              </w:rPr>
+              <w:t>________</w:t>
+            </w:r>
+          </w:p>
+        </w:tc>
+        <w:tc>
+          <w:tcPr>
+            <w:tcW w:type="dxa" w:w="1234"/>
+          </w:tcPr>
+          <w:p>
+            <w:r>
+              <w:rPr>
+                <w:b w:val="0"/>
+              </w:rPr>
+              <w:t>________</w:t>
+            </w:r>
+          </w:p>
+        </w:tc>
+        <w:tc>
+          <w:tcPr>
+            <w:tcW w:type="dxa" w:w="1234"/>
+          </w:tcPr>
+          <w:p>
+            <w:r>
+              <w:rPr>
+                <w:b w:val="0"/>
+              </w:rPr>
+              <w:t>________</w:t>
+            </w:r>
+          </w:p>
+        </w:tc>
+        <w:tc>
+          <w:tcPr>
+            <w:tcW w:type="dxa" w:w="1234"/>
+          </w:tcPr>
+          <w:p>
+            <w:r>
+              <w:rPr>
+                <w:b w:val="0"/>
+              </w:rPr>
+              <w:t>________</w:t>
+            </w:r>
+          </w:p>
+        </w:tc>
+        <w:tc>
+          <w:tcPr>
+            <w:tcW w:type="dxa" w:w="1234"/>
+          </w:tcPr>
+          <w:p>
+            <w:r>
+              <w:rPr>
+                <w:b w:val="0"/>
+              </w:rPr>
+              <w:t>________</w:t>
+            </w:r>
+          </w:p>
+        </w:tc>
+      </w:tr>
+    </w:tbl>
+    <w:p/>
+    <w:p>
+      <w:r>
+        <w:rPr>
+          <w:b w:val="0"/>
+        </w:rPr>
+        <w:t>¹ 본문에는 ‘연결 유지 희망 / 조정 희망 / 확인 중’ 등 운영에 필요한 상태만 기재합니다.</w:t>
+      </w:r>
+    </w:p>
+    <w:p>
+      <w:pPr>
+        <w:pStyle w:val="Heading2"/>
+      </w:pPr>
+      <w:r>
+        <w:rPr>
+          <w:b w:val="0"/>
+        </w:rPr>
+        <w:t>3. 주요 성과 및 평가</w:t>
+      </w:r>
+    </w:p>
+    <w:p>
+      <w:r>
+        <w:rPr>
+          <w:b w:val="0"/>
+        </w:rPr>
+        <w:t>가. 주요 성과</w:t>
+      </w:r>
+    </w:p>
+    <w:tbl>
+      <w:tblPr>
+        <w:tblStyle w:val="TableGrid"/>
+        <w:tblW w:type="auto" w:w="0"/>
+        <w:tblLook w:firstColumn="1" w:firstRow="1" w:lastColumn="0" w:lastRow="0" w:noHBand="0" w:noVBand="1" w:val="04A0"/>
+      </w:tblPr>
+      <w:tblGrid>
+        <w:gridCol w:w="2880"/>
+        <w:gridCol w:w="2880"/>
+        <w:gridCol w:w="2880"/>
+      </w:tblGrid>
+      <w:tr>
+        <w:tc>
+          <w:tcPr>
+            <w:tcW w:type="dxa" w:w="2880"/>
+          </w:tcPr>
+          <w:p>
+            <w:r>
+              <w:rPr>
+                <w:b/>
+              </w:rPr>
+              <w:t>구분</w:t>
+            </w:r>
+          </w:p>
+        </w:tc>
+        <w:tc>
+          <w:tcPr>
+            <w:tcW w:type="dxa" w:w="2880"/>
+          </w:tcPr>
+          <w:p>
+            <w:r>
+              <w:rPr>
+                <w:b/>
+              </w:rPr>
+              <w:t>확인 결과</w:t>
+            </w:r>
+          </w:p>
+        </w:tc>
+        <w:tc>
+          <w:tcPr>
+            <w:tcW w:type="dxa" w:w="2880"/>
+          </w:tcPr>
+          <w:p>
+            <w:r>
+              <w:rPr>
+                <w:b/>
+              </w:rPr>
+              <w:t>근거</w:t>
+            </w:r>
+          </w:p>
+        </w:tc>
+      </w:tr>
+      <w:tr>
+        <w:tc>
+          <w:tcPr>
+            <w:tcW w:type="dxa" w:w="2880"/>
+          </w:tcPr>
+          <w:p>
+            <w:r>
+              <w:rPr>
+                <w:b w:val="0"/>
+              </w:rPr>
+              <w:t>예배·교육 참여</w:t>
+            </w:r>
+          </w:p>
+        </w:tc>
+        <w:tc>
+          <w:tcPr>
+            <w:tcW w:type="dxa" w:w="2880"/>
+          </w:tcPr>
+          <w:p>
+            <w:r>
+              <w:rPr>
+                <w:b w:val="0"/>
+              </w:rPr>
+              <w:t>________</w:t>
+            </w:r>
+          </w:p>
+        </w:tc>
+        <w:tc>
+          <w:tcPr>
+            <w:tcW w:type="dxa" w:w="2880"/>
+          </w:tcPr>
+          <w:p>
+            <w:r>
+              <w:rPr>
+                <w:b w:val="0"/>
+              </w:rPr>
+              <w:t>________</w:t>
+            </w:r>
+          </w:p>
+        </w:tc>
+      </w:tr>
+      <w:tr>
+        <w:tc>
+          <w:tcPr>
+            <w:tcW w:type="dxa" w:w="2880"/>
+          </w:tcPr>
+          <w:p>
+            <w:r>
+              <w:rPr>
+                <w:b w:val="0"/>
+              </w:rPr>
+              <w:t>소그룹 연결·참여</w:t>
+            </w:r>
+          </w:p>
+        </w:tc>
+        <w:tc>
+          <w:tcPr>
+            <w:tcW w:type="dxa" w:w="2880"/>
+          </w:tcPr>
+          <w:p>
+            <w:r>
+              <w:rPr>
+                <w:b w:val="0"/>
+              </w:rPr>
+              <w:t>________</w:t>
+            </w:r>
+          </w:p>
+        </w:tc>
+        <w:tc>
+          <w:tcPr>
+            <w:tcW w:type="dxa" w:w="2880"/>
+          </w:tcPr>
+          <w:p>
+            <w:r>
+              <w:rPr>
+                <w:b w:val="0"/>
+              </w:rPr>
+              <w:t>________</w:t>
+            </w:r>
+          </w:p>
+        </w:tc>
+      </w:tr>
+      <w:tr>
+        <w:tc>
+          <w:tcPr>
+            <w:tcW w:type="dxa" w:w="2880"/>
+          </w:tcPr>
+          <w:p>
+            <w:r>
+              <w:rPr>
+                <w:b w:val="0"/>
+              </w:rPr>
+              <w:t>공동체 내 도움 요청 관계 형성</w:t>
+            </w:r>
+          </w:p>
+        </w:tc>
+        <w:tc>
+          <w:tcPr>
+            <w:tcW w:type="dxa" w:w="2880"/>
+          </w:tcPr>
+          <w:p>
+            <w:r>
+              <w:rPr>
+                <w:b w:val="0"/>
+              </w:rPr>
+              <w:t>________</w:t>
+            </w:r>
+          </w:p>
+        </w:tc>
+        <w:tc>
+          <w:tcPr>
+            <w:tcW w:type="dxa" w:w="2880"/>
+          </w:tcPr>
+          <w:p>
+            <w:r>
+              <w:rPr>
+                <w:b w:val="0"/>
+              </w:rPr>
+              <w:t>________</w:t>
+            </w:r>
+          </w:p>
+        </w:tc>
+      </w:tr>
+      <w:tr>
+        <w:tc>
+          <w:tcPr>
+            <w:tcW w:type="dxa" w:w="2880"/>
+          </w:tcPr>
+          <w:p>
+            <w:r>
+              <w:rPr>
+                <w:b w:val="0"/>
+              </w:rPr>
+              <w:t>새가족이 밝힌 소속감·지원 의견</w:t>
+            </w:r>
+          </w:p>
+        </w:tc>
+        <w:tc>
+          <w:tcPr>
+            <w:tcW w:type="dxa" w:w="2880"/>
+          </w:tcPr>
+          <w:p>
+            <w:r>
+              <w:rPr>
+                <w:b w:val="0"/>
+              </w:rPr>
+              <w:t>________</w:t>
+            </w:r>
+          </w:p>
+        </w:tc>
+        <w:tc>
+          <w:tcPr>
+            <w:tcW w:type="dxa" w:w="2880"/>
+          </w:tcPr>
+          <w:p>
+            <w:r>
+              <w:rPr>
+                <w:b w:val="0"/>
+              </w:rPr>
+              <w:t>________</w:t>
+            </w:r>
+          </w:p>
+        </w:tc>
+      </w:tr>
+    </w:tbl>
+    <w:p/>
+    <w:p>
+      <w:r>
+        <w:rPr>
+          <w:b w:val="0"/>
+        </w:rPr>
+        <w:t>나. 면담 실시 현황</w:t>
+      </w:r>
+    </w:p>
+    <w:p>
+      <w:r>
+        <w:rPr>
+          <w:b w:val="0"/>
+        </w:rPr>
+        <w:t>면담의 구체적인 내용은 붙임 2에 기록하며, 본문에는 실시 여부와 후속조치 상태만 기재합니다.</w:t>
+      </w:r>
+    </w:p>
+    <w:tbl>
+      <w:tblPr>
+        <w:tblStyle w:val="TableGrid"/>
+        <w:tblW w:type="auto" w:w="0"/>
+        <w:tblLook w:firstColumn="1" w:firstRow="1" w:lastColumn="0" w:lastRow="0" w:noHBand="0" w:noVBand="1" w:val="04A0"/>
+      </w:tblPr>
+      <w:tblGrid>
+        <w:gridCol w:w="1234"/>
+        <w:gridCol w:w="1234"/>
+        <w:gridCol w:w="1234"/>
+        <w:gridCol w:w="1234"/>
+        <w:gridCol w:w="1234"/>
+        <w:gridCol w:w="1234"/>
+        <w:gridCol w:w="1234"/>
+      </w:tblGrid>
+      <w:tr>
+        <w:tc>
+          <w:tcPr>
+            <w:tcW w:type="dxa" w:w="1234"/>
+          </w:tcPr>
+          <w:p>
+            <w:r>
+              <w:rPr>
+                <w:b/>
+              </w:rPr>
+              <w:t>관리번호</w:t>
+            </w:r>
+          </w:p>
+        </w:tc>
+        <w:tc>
+          <w:tcPr>
+            <w:tcW w:type="dxa" w:w="1234"/>
+          </w:tcPr>
+          <w:p>
+            <w:r>
+              <w:rPr>
+                <w:b/>
+              </w:rPr>
+              <w:t>면담일</w:t>
+            </w:r>
+          </w:p>
+        </w:tc>
+        <w:tc>
+          <w:tcPr>
+            <w:tcW w:type="dxa" w:w="1234"/>
+          </w:tcPr>
+          <w:p>
+            <w:r>
+              <w:rPr>
+                <w:b/>
+              </w:rPr>
+              <w:t>실시 방식</w:t>
+            </w:r>
+          </w:p>
+        </w:tc>
+        <w:tc>
+          <w:tcPr>
+            <w:tcW w:type="dxa" w:w="1234"/>
+          </w:tcPr>
+          <w:p>
+            <w:r>
+              <w:rPr>
+                <w:b/>
+              </w:rPr>
+              <w:t>별도 기록번호</w:t>
+            </w:r>
+          </w:p>
+        </w:tc>
+        <w:tc>
+          <w:tcPr>
+            <w:tcW w:type="dxa" w:w="1234"/>
+          </w:tcPr>
+          <w:p>
+            <w:r>
+              <w:rPr>
+                <w:b/>
+              </w:rPr>
+              <w:t>후속조치 여부</w:t>
+            </w:r>
+          </w:p>
+        </w:tc>
+        <w:tc>
+          <w:tcPr>
+            <w:tcW w:type="dxa" w:w="1234"/>
+          </w:tcPr>
+          <w:p>
+            <w:r>
+              <w:rPr>
+                <w:b/>
+              </w:rPr>
+              <w:t>담당</w:t>
+            </w:r>
+          </w:p>
+        </w:tc>
+        <w:tc>
+          <w:tcPr>
+            <w:tcW w:type="dxa" w:w="1234"/>
+          </w:tcPr>
+          <w:p>
+            <w:r>
+              <w:rPr>
+                <w:b/>
+              </w:rPr>
+              <w:t>조치 기한</w:t>
+            </w:r>
+          </w:p>
+        </w:tc>
+      </w:tr>
+      <w:tr>
+        <w:tc>
+          <w:tcPr>
+            <w:tcW w:type="dxa" w:w="1234"/>
+          </w:tcPr>
+          <w:p>
+            <w:r>
+              <w:rPr>
+                <w:b w:val="0"/>
+              </w:rPr>
+              <w:t>________</w:t>
+            </w:r>
+          </w:p>
+        </w:tc>
+        <w:tc>
+          <w:tcPr>
+            <w:tcW w:type="dxa" w:w="1234"/>
+          </w:tcPr>
+          <w:p>
+            <w:r>
+              <w:rPr>
+                <w:b w:val="0"/>
+              </w:rPr>
+              <w:t>________</w:t>
+            </w:r>
+          </w:p>
+        </w:tc>
+        <w:tc>
+          <w:tcPr>
+            <w:tcW w:type="dxa" w:w="1234"/>
+          </w:tcPr>
+          <w:p>
+            <w:r>
+              <w:rPr>
+                <w:b w:val="0"/>
+              </w:rPr>
+              <w:t>________</w:t>
+            </w:r>
+          </w:p>
+        </w:tc>
+        <w:tc>
+          <w:tcPr>
+            <w:tcW w:type="dxa" w:w="1234"/>
+          </w:tcPr>
+          <w:p>
+            <w:r>
+              <w:rPr>
+                <w:b w:val="0"/>
+              </w:rPr>
+              <w:t>________</w:t>
+            </w:r>
+          </w:p>
+        </w:tc>
+        <w:tc>
+          <w:tcPr>
+            <w:tcW w:type="dxa" w:w="1234"/>
+          </w:tcPr>
+          <w:p>
+            <w:r>
+              <w:rPr>
+                <w:b w:val="0"/>
+              </w:rPr>
+              <w:t>________</w:t>
+            </w:r>
+          </w:p>
+        </w:tc>
+        <w:tc>
+          <w:tcPr>
+            <w:tcW w:type="dxa" w:w="1234"/>
+          </w:tcPr>
+          <w:p>
+            <w:r>
+              <w:rPr>
+                <w:b w:val="0"/>
+              </w:rPr>
+              <w:t>________</w:t>
+            </w:r>
+          </w:p>
+        </w:tc>
+        <w:tc>
+          <w:tcPr>
+            <w:tcW w:type="dxa" w:w="1234"/>
+          </w:tcPr>
+          <w:p>
+            <w:r>
+              <w:rPr>
+                <w:b w:val="0"/>
+              </w:rPr>
+              <w:t>________</w:t>
+            </w:r>
+          </w:p>
+        </w:tc>
+      </w:tr>
+      <w:tr>
+        <w:tc>
+          <w:tcPr>
+            <w:tcW w:type="dxa" w:w="1234"/>
+          </w:tcPr>
+          <w:p>
+            <w:r>
+              <w:rPr>
+                <w:b w:val="0"/>
+              </w:rPr>
+              <w:t>________</w:t>
+            </w:r>
+          </w:p>
+        </w:tc>
+        <w:tc>
+          <w:tcPr>
+            <w:tcW w:type="dxa" w:w="1234"/>
+          </w:tcPr>
+          <w:p>
+            <w:r>
+              <w:rPr>
+                <w:b w:val="0"/>
+              </w:rPr>
+              <w:t>________</w:t>
+            </w:r>
+          </w:p>
+        </w:tc>
+        <w:tc>
+          <w:tcPr>
+            <w:tcW w:type="dxa" w:w="1234"/>
+          </w:tcPr>
+          <w:p>
+            <w:r>
+              <w:rPr>
+                <w:b w:val="0"/>
+              </w:rPr>
+              <w:t>________</w:t>
+            </w:r>
+          </w:p>
+        </w:tc>
+        <w:tc>
+          <w:tcPr>
+            <w:tcW w:type="dxa" w:w="1234"/>
+          </w:tcPr>
+          <w:p>
+            <w:r>
+              <w:rPr>
+                <w:b w:val="0"/>
+              </w:rPr>
+              <w:t>________</w:t>
+            </w:r>
+          </w:p>
+        </w:tc>
+        <w:tc>
+          <w:tcPr>
+            <w:tcW w:type="dxa" w:w="1234"/>
+          </w:tcPr>
+          <w:p>
+            <w:r>
+              <w:rPr>
+                <w:b w:val="0"/>
+              </w:rPr>
+              <w:t>________</w:t>
+            </w:r>
+          </w:p>
+        </w:tc>
+        <w:tc>
+          <w:tcPr>
+            <w:tcW w:type="dxa" w:w="1234"/>
+          </w:tcPr>
+          <w:p>
+            <w:r>
+              <w:rPr>
+                <w:b w:val="0"/>
+              </w:rPr>
+              <w:t>________</w:t>
+            </w:r>
+          </w:p>
+        </w:tc>
+        <w:tc>
+          <w:tcPr>
+            <w:tcW w:type="dxa" w:w="1234"/>
+          </w:tcPr>
+          <w:p>
+            <w:r>
+              <w:rPr>
+                <w:b w:val="0"/>
+              </w:rPr>
+              <w:t>________</w:t>
+            </w:r>
+          </w:p>
+        </w:tc>
+      </w:tr>
+    </w:tbl>
+    <w:p/>
+    <w:p>
+      <w:r>
+        <w:rPr>
+          <w:b w:val="0"/>
+        </w:rPr>
+        <w:t>다. 정착 여부 평가 기준</w:t>
+      </w:r>
+    </w:p>
+    <w:tbl>
+      <w:tblPr>
+        <w:tblStyle w:val="TableGrid"/>
+        <w:tblW w:type="auto" w:w="0"/>
+        <w:tblLook w:firstColumn="1" w:firstRow="1" w:lastColumn="0" w:lastRow="0" w:noHBand="0" w:noVBand="1" w:val="04A0"/>
+      </w:tblPr>
+      <w:tblGrid>
+        <w:gridCol w:w="2880"/>
+        <w:gridCol w:w="2880"/>
+        <w:gridCol w:w="2880"/>
+      </w:tblGrid>
+      <w:tr>
+        <w:tc>
+          <w:tcPr>
+            <w:tcW w:type="dxa" w:w="2880"/>
+          </w:tcPr>
+          <w:p>
+            <w:r>
+              <w:rPr>
+                <w:b/>
+              </w:rPr>
+              <w:t>평가 항목</w:t>
+            </w:r>
+          </w:p>
+        </w:tc>
+        <w:tc>
+          <w:tcPr>
+            <w:tcW w:type="dxa" w:w="2880"/>
+          </w:tcPr>
+          <w:p>
+            <w:r>
+              <w:rPr>
+                <w:b/>
+              </w:rPr>
+              <w:t>확인 기준</w:t>
+            </w:r>
+          </w:p>
+        </w:tc>
+        <w:tc>
+          <w:tcPr>
+            <w:tcW w:type="dxa" w:w="2880"/>
+          </w:tcPr>
+          <w:p>
+            <w:r>
+              <w:rPr>
+                <w:b/>
+              </w:rPr>
+              <w:t>결과</w:t>
+            </w:r>
+          </w:p>
+        </w:tc>
+      </w:tr>
+      <w:tr>
+        <w:tc>
+          <w:tcPr>
+            <w:tcW w:type="dxa" w:w="2880"/>
+          </w:tcPr>
+          <w:p>
+            <w:r>
+              <w:rPr>
+                <w:b w:val="0"/>
+              </w:rPr>
+              <w:t>예배 참여</w:t>
+            </w:r>
+          </w:p>
+        </w:tc>
+        <w:tc>
+          <w:tcPr>
+            <w:tcW w:type="dxa" w:w="2880"/>
+          </w:tcPr>
+          <w:p>
+            <w:r>
+              <w:rPr>
+                <w:b w:val="0"/>
+              </w:rPr>
+              <w:t>본인이 지속할 예배 참여 방식과 여건을 확인함</w:t>
+            </w:r>
+          </w:p>
+        </w:tc>
+        <w:tc>
+          <w:tcPr>
+            <w:tcW w:type="dxa" w:w="2880"/>
+          </w:tcPr>
+          <w:p>
+            <w:r>
+              <w:rPr>
+                <w:b w:val="0"/>
+              </w:rPr>
+              <w:t>________</w:t>
+            </w:r>
+          </w:p>
+        </w:tc>
+      </w:tr>
+      <w:tr>
+        <w:tc>
+          <w:tcPr>
+            <w:tcW w:type="dxa" w:w="2880"/>
+          </w:tcPr>
+          <w:p>
+            <w:r>
+              <w:rPr>
+                <w:b w:val="0"/>
+              </w:rPr>
+              <w:t>소그룹 연결</w:t>
+            </w:r>
+          </w:p>
+        </w:tc>
+        <w:tc>
+          <w:tcPr>
+            <w:tcW w:type="dxa" w:w="2880"/>
+          </w:tcPr>
+          <w:p>
+            <w:r>
+              <w:rPr>
+                <w:b w:val="0"/>
+              </w:rPr>
+              <w:t>참여 가능한 모임 또는 대체 교제 경로를 확인함</w:t>
+            </w:r>
+          </w:p>
+        </w:tc>
+        <w:tc>
+          <w:tcPr>
+            <w:tcW w:type="dxa" w:w="2880"/>
+          </w:tcPr>
+          <w:p>
+            <w:r>
+              <w:rPr>
+                <w:b w:val="0"/>
+              </w:rPr>
+              <w:t>________</w:t>
+            </w:r>
+          </w:p>
+        </w:tc>
+      </w:tr>
+      <w:tr>
+        <w:tc>
+          <w:tcPr>
+            <w:tcW w:type="dxa" w:w="2880"/>
+          </w:tcPr>
+          <w:p>
+            <w:r>
+              <w:rPr>
+                <w:b w:val="0"/>
+              </w:rPr>
+              <w:t>관계 형성</w:t>
+            </w:r>
+          </w:p>
+        </w:tc>
+        <w:tc>
+          <w:tcPr>
+            <w:tcW w:type="dxa" w:w="2880"/>
+          </w:tcPr>
+          <w:p>
+            <w:r>
+              <w:rPr>
+                <w:b w:val="0"/>
+              </w:rPr>
+              <w:t>도움을 요청할 담당자 또는 공동체 관계를 확인함</w:t>
+            </w:r>
+          </w:p>
+        </w:tc>
+        <w:tc>
+          <w:tcPr>
+            <w:tcW w:type="dxa" w:w="2880"/>
+          </w:tcPr>
+          <w:p>
+            <w:r>
+              <w:rPr>
+                <w:b w:val="0"/>
+              </w:rPr>
+              <w:t>________</w:t>
+            </w:r>
+          </w:p>
+        </w:tc>
+      </w:tr>
+      <w:tr>
+        <w:tc>
+          <w:tcPr>
+            <w:tcW w:type="dxa" w:w="2880"/>
+          </w:tcPr>
+          <w:p>
+            <w:r>
+              <w:rPr>
+                <w:b w:val="0"/>
+              </w:rPr>
+              <w:t>본인 의사</w:t>
+            </w:r>
+          </w:p>
+        </w:tc>
+        <w:tc>
+          <w:tcPr>
+            <w:tcW w:type="dxa" w:w="2880"/>
+          </w:tcPr>
+          <w:p>
+            <w:r>
+              <w:rPr>
+                <w:b w:val="0"/>
+              </w:rPr>
+              <w:t>교회생활 지속 의사와 필요한 지원을 직접 확인함</w:t>
+            </w:r>
+          </w:p>
+        </w:tc>
+        <w:tc>
+          <w:tcPr>
+            <w:tcW w:type="dxa" w:w="2880"/>
+          </w:tcPr>
+          <w:p>
+            <w:r>
+              <w:rPr>
+                <w:b w:val="0"/>
+              </w:rPr>
+              <w:t>________</w:t>
+            </w:r>
+          </w:p>
+        </w:tc>
+      </w:tr>
+      <w:tr>
+        <w:tc>
+          <w:tcPr>
+            <w:tcW w:type="dxa" w:w="2880"/>
+          </w:tcPr>
+          <w:p>
+            <w:r>
+              <w:rPr>
+                <w:b w:val="0"/>
+              </w:rPr>
+              <w:t>후속 돌봄</w:t>
+            </w:r>
+          </w:p>
+        </w:tc>
+        <w:tc>
+          <w:tcPr>
+            <w:tcW w:type="dxa" w:w="2880"/>
+          </w:tcPr>
+          <w:p>
+            <w:r>
+              <w:rPr>
+                <w:b w:val="0"/>
+              </w:rPr>
+              <w:t>담당자·연락 방식·다음 확인 일정을 정함</w:t>
+            </w:r>
+          </w:p>
+        </w:tc>
+        <w:tc>
+          <w:tcPr>
+            <w:tcW w:type="dxa" w:w="2880"/>
+          </w:tcPr>
+          <w:p>
+            <w:r>
+              <w:rPr>
+                <w:b w:val="0"/>
+              </w:rPr>
+              <w:t>________</w:t>
+            </w:r>
+          </w:p>
+        </w:tc>
+      </w:tr>
+    </w:tbl>
+    <w:p/>
+    <w:p>
+      <w:r>
+        <w:rPr>
+          <w:b w:val="0"/>
+        </w:rPr>
+        <w:t>라. 종합 판정</w:t>
+      </w:r>
+    </w:p>
+    <w:tbl>
+      <w:tblPr>
+        <w:tblStyle w:val="TableGrid"/>
+        <w:tblW w:type="auto" w:w="0"/>
+        <w:tblLook w:firstColumn="1" w:firstRow="1" w:lastColumn="0" w:lastRow="0" w:noHBand="0" w:noVBand="1" w:val="04A0"/>
+      </w:tblPr>
+      <w:tblGrid>
+        <w:gridCol w:w="1234"/>
+        <w:gridCol w:w="1234"/>
+        <w:gridCol w:w="1234"/>
+        <w:gridCol w:w="1234"/>
+        <w:gridCol w:w="1234"/>
+        <w:gridCol w:w="1234"/>
+        <w:gridCol w:w="1234"/>
+      </w:tblGrid>
+      <w:tr>
+        <w:tc>
+          <w:tcPr>
+            <w:tcW w:type="dxa" w:w="1234"/>
+          </w:tcPr>
+          <w:p>
+            <w:r>
+              <w:rPr>
+                <w:b/>
+              </w:rPr>
+              <w:t>관리번호</w:t>
+            </w:r>
+          </w:p>
+        </w:tc>
+        <w:tc>
+          <w:tcPr>
+            <w:tcW w:type="dxa" w:w="1234"/>
+          </w:tcPr>
+          <w:p>
+            <w:r>
+              <w:rPr>
+                <w:b/>
+              </w:rPr>
+              <w:t>판정(정착/지원 지속/판정 유보)</w:t>
+            </w:r>
+          </w:p>
+        </w:tc>
+        <w:tc>
+          <w:tcPr>
+            <w:tcW w:type="dxa" w:w="1234"/>
+          </w:tcPr>
+          <w:p>
+            <w:r>
+              <w:rPr>
+                <w:b/>
+              </w:rPr>
+              <w:t>판단 근거</w:t>
+            </w:r>
+          </w:p>
+        </w:tc>
+        <w:tc>
+          <w:tcPr>
+            <w:tcW w:type="dxa" w:w="1234"/>
+          </w:tcPr>
+          <w:p>
+            <w:r>
+              <w:rPr>
+                <w:b/>
+              </w:rPr>
+              <w:t>평가 담당</w:t>
+            </w:r>
+          </w:p>
+        </w:tc>
+        <w:tc>
+          <w:tcPr>
+            <w:tcW w:type="dxa" w:w="1234"/>
+          </w:tcPr>
+          <w:p>
+            <w:r>
+              <w:rPr>
+                <w:b/>
+              </w:rPr>
+              <w:t>평가일</w:t>
+            </w:r>
+          </w:p>
+        </w:tc>
+        <w:tc>
+          <w:tcPr>
+            <w:tcW w:type="dxa" w:w="1234"/>
+          </w:tcPr>
+          <w:p>
+            <w:r>
+              <w:rPr>
+                <w:b/>
+              </w:rPr>
+              <w:t>다음 확인 기한</w:t>
+            </w:r>
+          </w:p>
+        </w:tc>
+        <w:tc>
+          <w:tcPr>
+            <w:tcW w:type="dxa" w:w="1234"/>
+          </w:tcPr>
+          <w:p/>
+        </w:tc>
+      </w:tr>
+      <w:tr>
+        <w:tc>
+          <w:tcPr>
+            <w:tcW w:type="dxa" w:w="1234"/>
+          </w:tcPr>
+          <w:p>
+            <w:r>
+              <w:rPr>
+                <w:b w:val="0"/>
+              </w:rPr>
+              <w:t>________</w:t>
+            </w:r>
+          </w:p>
+        </w:tc>
+        <w:tc>
+          <w:tcPr>
+            <w:tcW w:type="dxa" w:w="1234"/>
+          </w:tcPr>
+          <w:p>
+            <w:r>
+              <w:rPr>
+                <w:b w:val="0"/>
+              </w:rPr>
+              <w:t>________</w:t>
+            </w:r>
+          </w:p>
+        </w:tc>
+        <w:tc>
+          <w:tcPr>
+            <w:tcW w:type="dxa" w:w="1234"/>
+          </w:tcPr>
+          <w:p>
+            <w:r>
+              <w:rPr>
+                <w:b w:val="0"/>
+              </w:rPr>
+              <w:t>________</w:t>
+            </w:r>
+          </w:p>
+        </w:tc>
+        <w:tc>
+          <w:tcPr>
+            <w:tcW w:type="dxa" w:w="1234"/>
+          </w:tcPr>
+          <w:p>
+            <w:r>
+              <w:rPr>
+                <w:b w:val="0"/>
+              </w:rPr>
+              <w:t>________</w:t>
+            </w:r>
+          </w:p>
+        </w:tc>
+        <w:tc>
+          <w:tcPr>
+            <w:tcW w:type="dxa" w:w="1234"/>
+          </w:tcPr>
+          <w:p>
+            <w:r>
+              <w:rPr>
+                <w:b w:val="0"/>
+              </w:rPr>
+              <w:t>________</w:t>
+            </w:r>
+          </w:p>
+        </w:tc>
+        <w:tc>
+          <w:tcPr>
+            <w:tcW w:type="dxa" w:w="1234"/>
+          </w:tcPr>
+          <w:p>
+            <w:r>
+              <w:rPr>
+                <w:b w:val="0"/>
+              </w:rPr>
+              <w:t>________</w:t>
+            </w:r>
+          </w:p>
+        </w:tc>
+        <w:tc>
+          <w:tcPr>
+            <w:tcW w:type="dxa" w:w="1234"/>
+          </w:tcPr>
+          <w:p>
+            <w:r>
+              <w:rPr>
+                <w:b w:val="0"/>
+              </w:rPr>
+              <w:t>________</w:t>
+            </w:r>
+          </w:p>
+        </w:tc>
+      </w:tr>
+      <w:tr>
+        <w:tc>
+          <w:tcPr>
+            <w:tcW w:type="dxa" w:w="1234"/>
+          </w:tcPr>
+          <w:p>
+            <w:r>
+              <w:rPr>
+                <w:b w:val="0"/>
+              </w:rPr>
+              <w:t>________</w:t>
+            </w:r>
+          </w:p>
+        </w:tc>
+        <w:tc>
+          <w:tcPr>
+            <w:tcW w:type="dxa" w:w="1234"/>
+          </w:tcPr>
+          <w:p>
+            <w:r>
+              <w:rPr>
+                <w:b w:val="0"/>
+              </w:rPr>
+              <w:t>________</w:t>
+            </w:r>
+          </w:p>
+        </w:tc>
+        <w:tc>
+          <w:tcPr>
+            <w:tcW w:type="dxa" w:w="1234"/>
+          </w:tcPr>
+          <w:p>
+            <w:r>
+              <w:rPr>
+                <w:b w:val="0"/>
+              </w:rPr>
+              <w:t>________</w:t>
+            </w:r>
+          </w:p>
+        </w:tc>
+        <w:tc>
+          <w:tcPr>
+            <w:tcW w:type="dxa" w:w="1234"/>
+          </w:tcPr>
+          <w:p>
+            <w:r>
+              <w:rPr>
+                <w:b w:val="0"/>
+              </w:rPr>
+              <w:t>________</w:t>
+            </w:r>
+          </w:p>
+        </w:tc>
+        <w:tc>
+          <w:tcPr>
+            <w:tcW w:type="dxa" w:w="1234"/>
+          </w:tcPr>
+          <w:p>
+            <w:r>
+              <w:rPr>
+                <w:b w:val="0"/>
+              </w:rPr>
+              <w:t>________</w:t>
+            </w:r>
+          </w:p>
+        </w:tc>
+        <w:tc>
+          <w:tcPr>
+            <w:tcW w:type="dxa" w:w="1234"/>
+          </w:tcPr>
+          <w:p>
+            <w:r>
+              <w:rPr>
+                <w:b w:val="0"/>
+              </w:rPr>
+              <w:t>________</w:t>
+            </w:r>
+          </w:p>
+        </w:tc>
+        <w:tc>
+          <w:tcPr>
+            <w:tcW w:type="dxa" w:w="1234"/>
+          </w:tcPr>
+          <w:p>
+            <w:r>
+              <w:rPr>
+                <w:b w:val="0"/>
+              </w:rPr>
+              <w:t>________</w:t>
+            </w:r>
+          </w:p>
+        </w:tc>
+      </w:tr>
+    </w:tbl>
+    <w:p/>
+    <w:p>
+      <w:r>
+        <w:rPr>
+          <w:b w:val="0"/>
+        </w:rPr>
+        <w:t>1) ‘정착’은 본인 의사, 참여 경로, 관계 및 후속 돌봄이 확인된 경우로 합니다.</w:t>
+      </w:r>
+    </w:p>
+    <w:p>
+      <w:r>
+        <w:rPr>
+          <w:b w:val="0"/>
+        </w:rPr>
+        <w:t>2) 추가 지원이 필요한 경우 ‘지원 지속’, 본인 의견이나 참여 여건을 충분히 확인하지 못한 경우 ‘판정 유보’로 기록합니다.</w:t>
+      </w:r>
+    </w:p>
+    <w:p>
+      <w:r>
+        <w:rPr>
+          <w:b w:val="0"/>
+        </w:rPr>
+        <w:t>3) 출석 횟수만으로 신앙의 성숙도나 정착 여부를 단정하지 않습니다.</w:t>
+      </w:r>
+    </w:p>
+    <w:p>
+      <w:pPr>
+        <w:pStyle w:val="Heading2"/>
+      </w:pPr>
+      <w:r>
+        <w:rPr>
+          <w:b w:val="0"/>
+        </w:rPr>
+        <w:t>4. 예산 집행 및 정산</w:t>
+      </w:r>
+    </w:p>
+    <w:p>
+      <w:r>
+        <w:rPr>
+          <w:b w:val="0"/>
+        </w:rPr>
+        <w:t>가. 집행 현황</w:t>
+      </w:r>
+    </w:p>
+    <w:p>
+      <w:r>
+        <w:rPr>
+          <w:b w:val="0"/>
+        </w:rPr>
+        <w:t>(단위: 원)</w:t>
+      </w:r>
+    </w:p>
+    <w:tbl>
+      <w:tblPr>
+        <w:tblStyle w:val="TableGrid"/>
+        <w:tblW w:type="auto" w:w="0"/>
+        <w:tblLook w:firstColumn="1" w:firstRow="1" w:lastColumn="0" w:lastRow="0" w:noHBand="0" w:noVBand="1" w:val="04A0"/>
+      </w:tblPr>
+      <w:tblGrid>
+        <w:gridCol w:w="1440"/>
+        <w:gridCol w:w="1440"/>
+        <w:gridCol w:w="1440"/>
+        <w:gridCol w:w="1440"/>
+        <w:gridCol w:w="1440"/>
+        <w:gridCol w:w="1440"/>
+      </w:tblGrid>
+      <w:tr>
+        <w:tc>
+          <w:tcPr>
+            <w:tcW w:type="dxa" w:w="1440"/>
+          </w:tcPr>
+          <w:p>
+            <w:r>
+              <w:rPr>
+                <w:b/>
+              </w:rPr>
+              <w:t>항목</w:t>
+            </w:r>
+          </w:p>
+        </w:tc>
+        <w:tc>
+          <w:tcPr>
+            <w:tcW w:type="dxa" w:w="1440"/>
+          </w:tcPr>
+          <w:p>
+            <w:r>
+              <w:rPr>
+                <w:b/>
+              </w:rPr>
+              <w:t>산출근거</w:t>
+            </w:r>
+          </w:p>
+        </w:tc>
+        <w:tc>
+          <w:tcPr>
+            <w:tcW w:type="dxa" w:w="1440"/>
+          </w:tcPr>
+          <w:p>
+            <w:r>
+              <w:rPr>
+                <w:b/>
+              </w:rPr>
+              <w:t>예산</w:t>
+            </w:r>
+          </w:p>
+        </w:tc>
+        <w:tc>
+          <w:tcPr>
+            <w:tcW w:type="dxa" w:w="1440"/>
+          </w:tcPr>
+          <w:p>
+            <w:r>
+              <w:rPr>
+                <w:b/>
+              </w:rPr>
+              <w:t>집행</w:t>
+            </w:r>
+          </w:p>
+        </w:tc>
+        <w:tc>
+          <w:tcPr>
+            <w:tcW w:type="dxa" w:w="1440"/>
+          </w:tcPr>
+          <w:p>
+            <w:r>
+              <w:rPr>
+                <w:b/>
+              </w:rPr>
+              <w:t>잔액</w:t>
+            </w:r>
+          </w:p>
+        </w:tc>
+        <w:tc>
+          <w:tcPr>
+            <w:tcW w:type="dxa" w:w="1440"/>
+          </w:tcPr>
+          <w:p>
+            <w:r>
+              <w:rPr>
+                <w:b/>
+              </w:rPr>
+              <w:t>차액 사유</w:t>
+            </w:r>
+          </w:p>
+        </w:tc>
+      </w:tr>
+      <w:tr>
+        <w:tc>
+          <w:tcPr>
+            <w:tcW w:type="dxa" w:w="1440"/>
+          </w:tcPr>
+          <w:p>
+            <w:r>
+              <w:rPr>
+                <w:b w:val="0"/>
+              </w:rPr>
+              <w:t>안내·교육 자료</w:t>
+            </w:r>
+          </w:p>
+        </w:tc>
+        <w:tc>
+          <w:tcPr>
+            <w:tcW w:type="dxa" w:w="1440"/>
+          </w:tcPr>
+          <w:p>
+            <w:r>
+              <w:rPr>
+                <w:b w:val="0"/>
+              </w:rPr>
+              <w:t>________원 × ________부</w:t>
+            </w:r>
+          </w:p>
+        </w:tc>
+        <w:tc>
+          <w:tcPr>
+            <w:tcW w:type="dxa" w:w="1440"/>
+          </w:tcPr>
+          <w:p>
+            <w:r>
+              <w:rPr>
+                <w:b w:val="0"/>
+              </w:rPr>
+              <w:t>________</w:t>
+            </w:r>
+          </w:p>
+        </w:tc>
+        <w:tc>
+          <w:tcPr>
+            <w:tcW w:type="dxa" w:w="1440"/>
+          </w:tcPr>
+          <w:p>
+            <w:r>
+              <w:rPr>
+                <w:b w:val="0"/>
+              </w:rPr>
+              <w:t>________</w:t>
+            </w:r>
+          </w:p>
+        </w:tc>
+        <w:tc>
+          <w:tcPr>
+            <w:tcW w:type="dxa" w:w="1440"/>
+          </w:tcPr>
+          <w:p>
+            <w:r>
+              <w:rPr>
+                <w:b w:val="0"/>
+              </w:rPr>
+              <w:t>________</w:t>
+            </w:r>
+          </w:p>
+        </w:tc>
+        <w:tc>
+          <w:tcPr>
+            <w:tcW w:type="dxa" w:w="1440"/>
+          </w:tcPr>
+          <w:p>
+            <w:r>
+              <w:rPr>
+                <w:b w:val="0"/>
+              </w:rPr>
+              <w:t>________</w:t>
+            </w:r>
+          </w:p>
+        </w:tc>
+      </w:tr>
+      <w:tr>
+        <w:tc>
+          <w:tcPr>
+            <w:tcW w:type="dxa" w:w="1440"/>
+          </w:tcPr>
+          <w:p>
+            <w:r>
+              <w:rPr>
+                <w:b w:val="0"/>
+              </w:rPr>
+              <w:t>환영·교제 운영</w:t>
+            </w:r>
+          </w:p>
+        </w:tc>
+        <w:tc>
+          <w:tcPr>
+            <w:tcW w:type="dxa" w:w="1440"/>
+          </w:tcPr>
+          <w:p>
+            <w:r>
+              <w:rPr>
+                <w:b w:val="0"/>
+              </w:rPr>
+              <w:t>________원 × ________명</w:t>
+            </w:r>
+          </w:p>
+        </w:tc>
+        <w:tc>
+          <w:tcPr>
+            <w:tcW w:type="dxa" w:w="1440"/>
+          </w:tcPr>
+          <w:p>
+            <w:r>
+              <w:rPr>
+                <w:b w:val="0"/>
+              </w:rPr>
+              <w:t>________</w:t>
+            </w:r>
+          </w:p>
+        </w:tc>
+        <w:tc>
+          <w:tcPr>
+            <w:tcW w:type="dxa" w:w="1440"/>
+          </w:tcPr>
+          <w:p>
+            <w:r>
+              <w:rPr>
+                <w:b w:val="0"/>
+              </w:rPr>
+              <w:t>________</w:t>
+            </w:r>
+          </w:p>
+        </w:tc>
+        <w:tc>
+          <w:tcPr>
+            <w:tcW w:type="dxa" w:w="1440"/>
+          </w:tcPr>
+          <w:p>
+            <w:r>
+              <w:rPr>
+                <w:b w:val="0"/>
+              </w:rPr>
+              <w:t>________</w:t>
+            </w:r>
+          </w:p>
+        </w:tc>
+        <w:tc>
+          <w:tcPr>
+            <w:tcW w:type="dxa" w:w="1440"/>
+          </w:tcPr>
+          <w:p>
+            <w:r>
+              <w:rPr>
+                <w:b w:val="0"/>
+              </w:rPr>
+              <w:t>________</w:t>
+            </w:r>
+          </w:p>
+        </w:tc>
+      </w:tr>
+      <w:tr>
+        <w:tc>
+          <w:tcPr>
+            <w:tcW w:type="dxa" w:w="1440"/>
+          </w:tcPr>
+          <w:p>
+            <w:r>
+              <w:rPr>
+                <w:b w:val="0"/>
+              </w:rPr>
+              <w:t>기타: ________</w:t>
+            </w:r>
+          </w:p>
+        </w:tc>
+        <w:tc>
+          <w:tcPr>
+            <w:tcW w:type="dxa" w:w="1440"/>
+          </w:tcPr>
+          <w:p>
+            <w:r>
+              <w:rPr>
+                <w:b w:val="0"/>
+              </w:rPr>
+              <w:t>________</w:t>
+            </w:r>
+          </w:p>
+        </w:tc>
+        <w:tc>
+          <w:tcPr>
+            <w:tcW w:type="dxa" w:w="1440"/>
+          </w:tcPr>
+          <w:p>
+            <w:r>
+              <w:rPr>
+                <w:b w:val="0"/>
+              </w:rPr>
+              <w:t>________</w:t>
+            </w:r>
+          </w:p>
+        </w:tc>
+        <w:tc>
+          <w:tcPr>
+            <w:tcW w:type="dxa" w:w="1440"/>
+          </w:tcPr>
+          <w:p>
+            <w:r>
+              <w:rPr>
+                <w:b w:val="0"/>
+              </w:rPr>
+              <w:t>________</w:t>
+            </w:r>
+          </w:p>
+        </w:tc>
+        <w:tc>
+          <w:tcPr>
+            <w:tcW w:type="dxa" w:w="1440"/>
+          </w:tcPr>
+          <w:p>
+            <w:r>
+              <w:rPr>
+                <w:b w:val="0"/>
+              </w:rPr>
+              <w:t>________</w:t>
+            </w:r>
+          </w:p>
+        </w:tc>
+        <w:tc>
+          <w:tcPr>
+            <w:tcW w:type="dxa" w:w="1440"/>
+          </w:tcPr>
+          <w:p>
+            <w:r>
+              <w:rPr>
+                <w:b w:val="0"/>
+              </w:rPr>
+              <w:t>________</w:t>
+            </w:r>
+          </w:p>
+        </w:tc>
+      </w:tr>
+      <w:tr>
+        <w:tc>
+          <w:tcPr>
+            <w:tcW w:type="dxa" w:w="1440"/>
+          </w:tcPr>
+          <w:p>
+            <w:r>
+              <w:rPr>
+                <w:b w:val="0"/>
+              </w:rPr>
+              <w:t>합계</w:t>
+            </w:r>
+          </w:p>
+        </w:tc>
+        <w:tc>
+          <w:tcPr>
+            <w:tcW w:type="dxa" w:w="1440"/>
+          </w:tcPr>
+          <w:p/>
+        </w:tc>
+        <w:tc>
+          <w:tcPr>
+            <w:tcW w:type="dxa" w:w="1440"/>
+          </w:tcPr>
+          <w:p>
+            <w:r>
+              <w:rPr>
+                <w:b w:val="0"/>
+              </w:rPr>
+              <w:t>________</w:t>
+            </w:r>
+          </w:p>
+        </w:tc>
+        <w:tc>
+          <w:tcPr>
+            <w:tcW w:type="dxa" w:w="1440"/>
+          </w:tcPr>
+          <w:p>
+            <w:r>
+              <w:rPr>
+                <w:b w:val="0"/>
+              </w:rPr>
+              <w:t>________</w:t>
+            </w:r>
+          </w:p>
+        </w:tc>
+        <w:tc>
+          <w:tcPr>
+            <w:tcW w:type="dxa" w:w="1440"/>
+          </w:tcPr>
+          <w:p>
+            <w:r>
+              <w:rPr>
+                <w:b w:val="0"/>
+              </w:rPr>
+              <w:t>________</w:t>
+            </w:r>
+          </w:p>
+        </w:tc>
+        <w:tc>
+          <w:tcPr>
+            <w:tcW w:type="dxa" w:w="1440"/>
+          </w:tcPr>
+          <w:p>
+            <w:r>
+              <w:rPr>
+                <w:b w:val="0"/>
+              </w:rPr>
+              <w:t>________</w:t>
+            </w:r>
+          </w:p>
+        </w:tc>
+      </w:tr>
+    </w:tbl>
+    <w:p/>
+    <w:p>
+      <w:r>
+        <w:rPr>
+          <w:b w:val="0"/>
+        </w:rPr>
+        <w:t>총집행액: 금________원(금________) / 재원: ________</w:t>
+      </w:r>
+    </w:p>
+    <w:p>
+      <w:r>
+        <w:rPr>
+          <w:b w:val="0"/>
+        </w:rPr>
+        <w:t>집행이 없는 경우: ________</w:t>
+      </w:r>
+    </w:p>
+    <w:p>
+      <w:r>
+        <w:rPr>
+          <w:b w:val="0"/>
+        </w:rPr>
+        <w:t>나. 정산 확인</w:t>
+      </w:r>
+    </w:p>
+    <w:tbl>
+      <w:tblPr>
+        <w:tblStyle w:val="TableGrid"/>
+        <w:tblW w:type="auto" w:w="0"/>
+        <w:tblLook w:firstColumn="1" w:firstRow="1" w:lastColumn="0" w:lastRow="0" w:noHBand="0" w:noVBand="1" w:val="04A0"/>
+      </w:tblPr>
+      <w:tblGrid>
+        <w:gridCol w:w="2160"/>
+        <w:gridCol w:w="2160"/>
+        <w:gridCol w:w="2160"/>
+        <w:gridCol w:w="2160"/>
+      </w:tblGrid>
+      <w:tr>
+        <w:tc>
+          <w:tcPr>
+            <w:tcW w:type="dxa" w:w="2160"/>
+          </w:tcPr>
+          <w:p>
+            <w:r>
+              <w:rPr>
+                <w:b/>
+              </w:rPr>
+              <w:t>확인 사항</w:t>
+            </w:r>
+          </w:p>
+        </w:tc>
+        <w:tc>
+          <w:tcPr>
+            <w:tcW w:type="dxa" w:w="2160"/>
+          </w:tcPr>
+          <w:p>
+            <w:r>
+              <w:rPr>
+                <w:b/>
+              </w:rPr>
+              <w:t>확인 결과·증빙번호</w:t>
+            </w:r>
+          </w:p>
+        </w:tc>
+        <w:tc>
+          <w:tcPr>
+            <w:tcW w:type="dxa" w:w="2160"/>
+          </w:tcPr>
+          <w:p>
+            <w:r>
+              <w:rPr>
+                <w:b/>
+              </w:rPr>
+              <w:t>담당</w:t>
+            </w:r>
+          </w:p>
+        </w:tc>
+        <w:tc>
+          <w:tcPr>
+            <w:tcW w:type="dxa" w:w="2160"/>
+          </w:tcPr>
+          <w:p>
+            <w:r>
+              <w:rPr>
+                <w:b/>
+              </w:rPr>
+              <w:t>확인 기한</w:t>
+            </w:r>
+          </w:p>
+        </w:tc>
+      </w:tr>
+      <w:tr>
+        <w:tc>
+          <w:tcPr>
+            <w:tcW w:type="dxa" w:w="2160"/>
+          </w:tcPr>
+          <w:p>
+            <w:r>
+              <w:rPr>
+                <w:b w:val="0"/>
+              </w:rPr>
+              <w:t>사전 승인 및 승인 범위 내 집행</w:t>
+            </w:r>
+          </w:p>
+        </w:tc>
+        <w:tc>
+          <w:tcPr>
+            <w:tcW w:type="dxa" w:w="2160"/>
+          </w:tcPr>
+          <w:p>
+            <w:r>
+              <w:rPr>
+                <w:b w:val="0"/>
+              </w:rPr>
+              <w:t>________</w:t>
+            </w:r>
+          </w:p>
+        </w:tc>
+        <w:tc>
+          <w:tcPr>
+            <w:tcW w:type="dxa" w:w="2160"/>
+          </w:tcPr>
+          <w:p>
+            <w:r>
+              <w:rPr>
+                <w:b w:val="0"/>
+              </w:rPr>
+              <w:t>________</w:t>
+            </w:r>
+          </w:p>
+        </w:tc>
+        <w:tc>
+          <w:tcPr>
+            <w:tcW w:type="dxa" w:w="2160"/>
+          </w:tcPr>
+          <w:p>
+            <w:r>
+              <w:rPr>
+                <w:b w:val="0"/>
+              </w:rPr>
+              <w:t>________</w:t>
+            </w:r>
+          </w:p>
+        </w:tc>
+      </w:tr>
+      <w:tr>
+        <w:tc>
+          <w:tcPr>
+            <w:tcW w:type="dxa" w:w="2160"/>
+          </w:tcPr>
+          <w:p>
+            <w:r>
+              <w:rPr>
+                <w:b w:val="0"/>
+              </w:rPr>
+              <w:t>거래별 일자·용도·금액·영수증 연결</w:t>
+            </w:r>
+          </w:p>
+        </w:tc>
+        <w:tc>
+          <w:tcPr>
+            <w:tcW w:type="dxa" w:w="2160"/>
+          </w:tcPr>
+          <w:p>
+            <w:r>
+              <w:rPr>
+                <w:b w:val="0"/>
+              </w:rPr>
+              <w:t>________</w:t>
+            </w:r>
+          </w:p>
+        </w:tc>
+        <w:tc>
+          <w:tcPr>
+            <w:tcW w:type="dxa" w:w="2160"/>
+          </w:tcPr>
+          <w:p>
+            <w:r>
+              <w:rPr>
+                <w:b w:val="0"/>
+              </w:rPr>
+              <w:t>________</w:t>
+            </w:r>
+          </w:p>
+        </w:tc>
+        <w:tc>
+          <w:tcPr>
+            <w:tcW w:type="dxa" w:w="2160"/>
+          </w:tcPr>
+          <w:p>
+            <w:r>
+              <w:rPr>
+                <w:b w:val="0"/>
+              </w:rPr>
+              <w:t>________</w:t>
+            </w:r>
+          </w:p>
+        </w:tc>
+      </w:tr>
+      <w:tr>
+        <w:tc>
+          <w:tcPr>
+            <w:tcW w:type="dxa" w:w="2160"/>
+          </w:tcPr>
+          <w:p>
+            <w:r>
+              <w:rPr>
+                <w:b w:val="0"/>
+              </w:rPr>
+              <w:t>작성자 외 다른 사람의 증빙·잔액 확인</w:t>
+            </w:r>
+          </w:p>
+        </w:tc>
+        <w:tc>
+          <w:tcPr>
+            <w:tcW w:type="dxa" w:w="2160"/>
+          </w:tcPr>
+          <w:p>
+            <w:r>
+              <w:rPr>
+                <w:b w:val="0"/>
+              </w:rPr>
+              <w:t>________</w:t>
+            </w:r>
+          </w:p>
+        </w:tc>
+        <w:tc>
+          <w:tcPr>
+            <w:tcW w:type="dxa" w:w="2160"/>
+          </w:tcPr>
+          <w:p>
+            <w:r>
+              <w:rPr>
+                <w:b w:val="0"/>
+              </w:rPr>
+              <w:t>________</w:t>
+            </w:r>
+          </w:p>
+        </w:tc>
+        <w:tc>
+          <w:tcPr>
+            <w:tcW w:type="dxa" w:w="2160"/>
+          </w:tcPr>
+          <w:p>
+            <w:r>
+              <w:rPr>
+                <w:b w:val="0"/>
+              </w:rPr>
+              <w:t>________</w:t>
+            </w:r>
+          </w:p>
+        </w:tc>
+      </w:tr>
+      <w:tr>
+        <w:tc>
+          <w:tcPr>
+            <w:tcW w:type="dxa" w:w="2160"/>
+          </w:tcPr>
+          <w:p>
+            <w:r>
+              <w:rPr>
+                <w:b w:val="0"/>
+              </w:rPr>
+              <w:t>현금 취급 시 두 사람 공동 계수·서명</w:t>
+            </w:r>
+          </w:p>
+        </w:tc>
+        <w:tc>
+          <w:tcPr>
+            <w:tcW w:type="dxa" w:w="2160"/>
+          </w:tcPr>
+          <w:p>
+            <w:r>
+              <w:rPr>
+                <w:b w:val="0"/>
+              </w:rPr>
+              <w:t>________</w:t>
+            </w:r>
+          </w:p>
+        </w:tc>
+        <w:tc>
+          <w:tcPr>
+            <w:tcW w:type="dxa" w:w="2160"/>
+          </w:tcPr>
+          <w:p>
+            <w:r>
+              <w:rPr>
+                <w:b w:val="0"/>
+              </w:rPr>
+              <w:t>________ / ________</w:t>
+            </w:r>
+          </w:p>
+        </w:tc>
+        <w:tc>
+          <w:tcPr>
+            <w:tcW w:type="dxa" w:w="2160"/>
+          </w:tcPr>
+          <w:p>
+            <w:r>
+              <w:rPr>
+                <w:b w:val="0"/>
+              </w:rPr>
+              <w:t>________</w:t>
+            </w:r>
+          </w:p>
+        </w:tc>
+      </w:tr>
+      <w:tr>
+        <w:tc>
+          <w:tcPr>
+            <w:tcW w:type="dxa" w:w="2160"/>
+          </w:tcPr>
+          <w:p>
+            <w:r>
+              <w:rPr>
+                <w:b w:val="0"/>
+              </w:rPr>
+              <w:t>교회 지정 계좌 사용 및 개인 계좌 혼용 여부 확인</w:t>
+            </w:r>
+          </w:p>
+        </w:tc>
+        <w:tc>
+          <w:tcPr>
+            <w:tcW w:type="dxa" w:w="2160"/>
+          </w:tcPr>
+          <w:p>
+            <w:r>
+              <w:rPr>
+                <w:b w:val="0"/>
+              </w:rPr>
+              <w:t>________</w:t>
+            </w:r>
+          </w:p>
+        </w:tc>
+        <w:tc>
+          <w:tcPr>
+            <w:tcW w:type="dxa" w:w="2160"/>
+          </w:tcPr>
+          <w:p>
+            <w:r>
+              <w:rPr>
+                <w:b w:val="0"/>
+              </w:rPr>
+              <w:t>________</w:t>
+            </w:r>
+          </w:p>
+        </w:tc>
+        <w:tc>
+          <w:tcPr>
+            <w:tcW w:type="dxa" w:w="2160"/>
+          </w:tcPr>
+          <w:p>
+            <w:r>
+              <w:rPr>
+                <w:b w:val="0"/>
+              </w:rPr>
+              <w:t>________</w:t>
+            </w:r>
+          </w:p>
+        </w:tc>
+      </w:tr>
+      <w:tr>
+        <w:tc>
+          <w:tcPr>
+            <w:tcW w:type="dxa" w:w="2160"/>
+          </w:tcPr>
+          <w:p>
+            <w:r>
+              <w:rPr>
+                <w:b w:val="0"/>
+              </w:rPr>
+              <w:t>월별·해당 정착 지원 사업별 보고</w:t>
             </w:r>
           </w:p>
         </w:tc>
@@ -1653,7 +4262,929 @@
         <w:rPr>
           <w:b w:val="0"/>
         </w:rPr>
-        <w:t>정착 여부 평가</w:t>
+        <w:t>5. 안전·운영 사항</w:t>
+      </w:r>
+    </w:p>
+    <w:tbl>
+      <w:tblPr>
+        <w:tblStyle w:val="TableGrid"/>
+        <w:tblW w:type="auto" w:w="0"/>
+        <w:tblLook w:firstColumn="1" w:firstRow="1" w:lastColumn="0" w:lastRow="0" w:noHBand="0" w:noVBand="1" w:val="04A0"/>
+      </w:tblPr>
+      <w:tblGrid>
+        <w:gridCol w:w="2160"/>
+        <w:gridCol w:w="2160"/>
+        <w:gridCol w:w="2160"/>
+        <w:gridCol w:w="2160"/>
+      </w:tblGrid>
+      <w:tr>
+        <w:tc>
+          <w:tcPr>
+            <w:tcW w:type="dxa" w:w="2160"/>
+          </w:tcPr>
+          <w:p>
+            <w:r>
+              <w:rPr>
+                <w:b/>
+              </w:rPr>
+              <w:t>점검 사항</w:t>
+            </w:r>
+          </w:p>
+        </w:tc>
+        <w:tc>
+          <w:tcPr>
+            <w:tcW w:type="dxa" w:w="2160"/>
+          </w:tcPr>
+          <w:p>
+            <w:r>
+              <w:rPr>
+                <w:b/>
+              </w:rPr>
+              <w:t>확인 결과·조치 내용</w:t>
+            </w:r>
+          </w:p>
+        </w:tc>
+        <w:tc>
+          <w:tcPr>
+            <w:tcW w:type="dxa" w:w="2160"/>
+          </w:tcPr>
+          <w:p>
+            <w:r>
+              <w:rPr>
+                <w:b/>
+              </w:rPr>
+              <w:t>담당</w:t>
+            </w:r>
+          </w:p>
+        </w:tc>
+        <w:tc>
+          <w:tcPr>
+            <w:tcW w:type="dxa" w:w="2160"/>
+          </w:tcPr>
+          <w:p>
+            <w:r>
+              <w:rPr>
+                <w:b/>
+              </w:rPr>
+              <w:t>조치 기한</w:t>
+            </w:r>
+          </w:p>
+        </w:tc>
+      </w:tr>
+      <w:tr>
+        <w:tc>
+          <w:tcPr>
+            <w:tcW w:type="dxa" w:w="2160"/>
+          </w:tcPr>
+          <w:p>
+            <w:r>
+              <w:rPr>
+                <w:b w:val="0"/>
+              </w:rPr>
+              <w:t>참여·면담·연락에 대한 본인 의사 존중</w:t>
+            </w:r>
+          </w:p>
+        </w:tc>
+        <w:tc>
+          <w:tcPr>
+            <w:tcW w:type="dxa" w:w="2160"/>
+          </w:tcPr>
+          <w:p>
+            <w:r>
+              <w:rPr>
+                <w:b w:val="0"/>
+              </w:rPr>
+              <w:t>________</w:t>
+            </w:r>
+          </w:p>
+        </w:tc>
+        <w:tc>
+          <w:tcPr>
+            <w:tcW w:type="dxa" w:w="2160"/>
+          </w:tcPr>
+          <w:p>
+            <w:r>
+              <w:rPr>
+                <w:b w:val="0"/>
+              </w:rPr>
+              <w:t>________</w:t>
+            </w:r>
+          </w:p>
+        </w:tc>
+        <w:tc>
+          <w:tcPr>
+            <w:tcW w:type="dxa" w:w="2160"/>
+          </w:tcPr>
+          <w:p>
+            <w:r>
+              <w:rPr>
+                <w:b w:val="0"/>
+              </w:rPr>
+              <w:t>________</w:t>
+            </w:r>
+          </w:p>
+        </w:tc>
+      </w:tr>
+      <w:tr>
+        <w:tc>
+          <w:tcPr>
+            <w:tcW w:type="dxa" w:w="2160"/>
+          </w:tcPr>
+          <w:p>
+            <w:r>
+              <w:rPr>
+                <w:b w:val="0"/>
+              </w:rPr>
+              <w:t>면담 장소·시간의 적절성 및 비밀 유지</w:t>
+            </w:r>
+          </w:p>
+        </w:tc>
+        <w:tc>
+          <w:tcPr>
+            <w:tcW w:type="dxa" w:w="2160"/>
+          </w:tcPr>
+          <w:p>
+            <w:r>
+              <w:rPr>
+                <w:b w:val="0"/>
+              </w:rPr>
+              <w:t>________</w:t>
+            </w:r>
+          </w:p>
+        </w:tc>
+        <w:tc>
+          <w:tcPr>
+            <w:tcW w:type="dxa" w:w="2160"/>
+          </w:tcPr>
+          <w:p>
+            <w:r>
+              <w:rPr>
+                <w:b w:val="0"/>
+              </w:rPr>
+              <w:t>________</w:t>
+            </w:r>
+          </w:p>
+        </w:tc>
+        <w:tc>
+          <w:tcPr>
+            <w:tcW w:type="dxa" w:w="2160"/>
+          </w:tcPr>
+          <w:p>
+            <w:r>
+              <w:rPr>
+                <w:b w:val="0"/>
+              </w:rPr>
+              <w:t>________</w:t>
+            </w:r>
+          </w:p>
+        </w:tc>
+      </w:tr>
+      <w:tr>
+        <w:tc>
+          <w:tcPr>
+            <w:tcW w:type="dxa" w:w="2160"/>
+          </w:tcPr>
+          <w:p>
+            <w:r>
+              <w:rPr>
+                <w:b w:val="0"/>
+              </w:rPr>
+              <w:t>개인정보 별도 보관 및 접근 권한 제한</w:t>
+            </w:r>
+          </w:p>
+        </w:tc>
+        <w:tc>
+          <w:tcPr>
+            <w:tcW w:type="dxa" w:w="2160"/>
+          </w:tcPr>
+          <w:p>
+            <w:r>
+              <w:rPr>
+                <w:b w:val="0"/>
+              </w:rPr>
+              <w:t>________</w:t>
+            </w:r>
+          </w:p>
+        </w:tc>
+        <w:tc>
+          <w:tcPr>
+            <w:tcW w:type="dxa" w:w="2160"/>
+          </w:tcPr>
+          <w:p>
+            <w:r>
+              <w:rPr>
+                <w:b w:val="0"/>
+              </w:rPr>
+              <w:t>________</w:t>
+            </w:r>
+          </w:p>
+        </w:tc>
+        <w:tc>
+          <w:tcPr>
+            <w:tcW w:type="dxa" w:w="2160"/>
+          </w:tcPr>
+          <w:p>
+            <w:r>
+              <w:rPr>
+                <w:b w:val="0"/>
+              </w:rPr>
+              <w:t>________</w:t>
+            </w:r>
+          </w:p>
+        </w:tc>
+      </w:tr>
+      <w:tr>
+        <w:tc>
+          <w:tcPr>
+            <w:tcW w:type="dxa" w:w="2160"/>
+          </w:tcPr>
+          <w:p>
+            <w:r>
+              <w:rPr>
+                <w:b w:val="0"/>
+              </w:rPr>
+              <w:t>건강 등 민감정보의 불필요한 수집 방지</w:t>
+            </w:r>
+          </w:p>
+        </w:tc>
+        <w:tc>
+          <w:tcPr>
+            <w:tcW w:type="dxa" w:w="2160"/>
+          </w:tcPr>
+          <w:p>
+            <w:r>
+              <w:rPr>
+                <w:b w:val="0"/>
+              </w:rPr>
+              <w:t>________</w:t>
+            </w:r>
+          </w:p>
+        </w:tc>
+        <w:tc>
+          <w:tcPr>
+            <w:tcW w:type="dxa" w:w="2160"/>
+          </w:tcPr>
+          <w:p>
+            <w:r>
+              <w:rPr>
+                <w:b w:val="0"/>
+              </w:rPr>
+              <w:t>________</w:t>
+            </w:r>
+          </w:p>
+        </w:tc>
+        <w:tc>
+          <w:tcPr>
+            <w:tcW w:type="dxa" w:w="2160"/>
+          </w:tcPr>
+          <w:p>
+            <w:r>
+              <w:rPr>
+                <w:b w:val="0"/>
+              </w:rPr>
+              <w:t>________</w:t>
+            </w:r>
+          </w:p>
+        </w:tc>
+      </w:tr>
+      <w:tr>
+        <w:tc>
+          <w:tcPr>
+            <w:tcW w:type="dxa" w:w="2160"/>
+          </w:tcPr>
+          <w:p>
+            <w:r>
+              <w:rPr>
+                <w:b w:val="0"/>
+              </w:rPr>
+              <w:t>사고·갈등·지원 요청 발생 시 내부 보고 및 연계</w:t>
+            </w:r>
+          </w:p>
+        </w:tc>
+        <w:tc>
+          <w:tcPr>
+            <w:tcW w:type="dxa" w:w="2160"/>
+          </w:tcPr>
+          <w:p>
+            <w:r>
+              <w:rPr>
+                <w:b w:val="0"/>
+              </w:rPr>
+              <w:t>________</w:t>
+            </w:r>
+          </w:p>
+        </w:tc>
+        <w:tc>
+          <w:tcPr>
+            <w:tcW w:type="dxa" w:w="2160"/>
+          </w:tcPr>
+          <w:p>
+            <w:r>
+              <w:rPr>
+                <w:b w:val="0"/>
+              </w:rPr>
+              <w:t>________</w:t>
+            </w:r>
+          </w:p>
+        </w:tc>
+        <w:tc>
+          <w:tcPr>
+            <w:tcW w:type="dxa" w:w="2160"/>
+          </w:tcPr>
+          <w:p>
+            <w:r>
+              <w:rPr>
+                <w:b w:val="0"/>
+              </w:rPr>
+              <w:t>________</w:t>
+            </w:r>
+          </w:p>
+        </w:tc>
+      </w:tr>
+    </w:tbl>
+    <w:p/>
+    <w:p>
+      <w:pPr>
+        <w:pStyle w:val="Heading2"/>
+      </w:pPr>
+      <w:r>
+        <w:rPr>
+          <w:b w:val="0"/>
+        </w:rPr>
+        <w:t>6. 문제점 및 개선사항</w:t>
+      </w:r>
+    </w:p>
+    <w:tbl>
+      <w:tblPr>
+        <w:tblStyle w:val="TableGrid"/>
+        <w:tblW w:type="auto" w:w="0"/>
+        <w:tblLook w:firstColumn="1" w:firstRow="1" w:lastColumn="0" w:lastRow="0" w:noHBand="0" w:noVBand="1" w:val="04A0"/>
+      </w:tblPr>
+      <w:tblGrid>
+        <w:gridCol w:w="1728"/>
+        <w:gridCol w:w="1728"/>
+        <w:gridCol w:w="1728"/>
+        <w:gridCol w:w="1728"/>
+        <w:gridCol w:w="1728"/>
+      </w:tblGrid>
+      <w:tr>
+        <w:tc>
+          <w:tcPr>
+            <w:tcW w:type="dxa" w:w="1728"/>
+          </w:tcPr>
+          <w:p>
+            <w:r>
+              <w:rPr>
+                <w:b/>
+              </w:rPr>
+              <w:t>문제점</w:t>
+            </w:r>
+          </w:p>
+        </w:tc>
+        <w:tc>
+          <w:tcPr>
+            <w:tcW w:type="dxa" w:w="1728"/>
+          </w:tcPr>
+          <w:p>
+            <w:r>
+              <w:rPr>
+                <w:b/>
+              </w:rPr>
+              <w:t>확인된 원인</w:t>
+            </w:r>
+          </w:p>
+        </w:tc>
+        <w:tc>
+          <w:tcPr>
+            <w:tcW w:type="dxa" w:w="1728"/>
+          </w:tcPr>
+          <w:p>
+            <w:r>
+              <w:rPr>
+                <w:b/>
+              </w:rPr>
+              <w:t>개선사항</w:t>
+            </w:r>
+          </w:p>
+        </w:tc>
+        <w:tc>
+          <w:tcPr>
+            <w:tcW w:type="dxa" w:w="1728"/>
+          </w:tcPr>
+          <w:p>
+            <w:r>
+              <w:rPr>
+                <w:b/>
+              </w:rPr>
+              <w:t>담당</w:t>
+            </w:r>
+          </w:p>
+        </w:tc>
+        <w:tc>
+          <w:tcPr>
+            <w:tcW w:type="dxa" w:w="1728"/>
+          </w:tcPr>
+          <w:p>
+            <w:r>
+              <w:rPr>
+                <w:b/>
+              </w:rPr>
+              <w:t>기한</w:t>
+            </w:r>
+          </w:p>
+        </w:tc>
+      </w:tr>
+      <w:tr>
+        <w:tc>
+          <w:tcPr>
+            <w:tcW w:type="dxa" w:w="1728"/>
+          </w:tcPr>
+          <w:p>
+            <w:r>
+              <w:rPr>
+                <w:b w:val="0"/>
+              </w:rPr>
+              <w:t>________</w:t>
+            </w:r>
+          </w:p>
+        </w:tc>
+        <w:tc>
+          <w:tcPr>
+            <w:tcW w:type="dxa" w:w="1728"/>
+          </w:tcPr>
+          <w:p>
+            <w:r>
+              <w:rPr>
+                <w:b w:val="0"/>
+              </w:rPr>
+              <w:t>________</w:t>
+            </w:r>
+          </w:p>
+        </w:tc>
+        <w:tc>
+          <w:tcPr>
+            <w:tcW w:type="dxa" w:w="1728"/>
+          </w:tcPr>
+          <w:p>
+            <w:r>
+              <w:rPr>
+                <w:b w:val="0"/>
+              </w:rPr>
+              <w:t>________</w:t>
+            </w:r>
+          </w:p>
+        </w:tc>
+        <w:tc>
+          <w:tcPr>
+            <w:tcW w:type="dxa" w:w="1728"/>
+          </w:tcPr>
+          <w:p>
+            <w:r>
+              <w:rPr>
+                <w:b w:val="0"/>
+              </w:rPr>
+              <w:t>________</w:t>
+            </w:r>
+          </w:p>
+        </w:tc>
+        <w:tc>
+          <w:tcPr>
+            <w:tcW w:type="dxa" w:w="1728"/>
+          </w:tcPr>
+          <w:p>
+            <w:r>
+              <w:rPr>
+                <w:b w:val="0"/>
+              </w:rPr>
+              <w:t>________</w:t>
+            </w:r>
+          </w:p>
+        </w:tc>
+      </w:tr>
+      <w:tr>
+        <w:tc>
+          <w:tcPr>
+            <w:tcW w:type="dxa" w:w="1728"/>
+          </w:tcPr>
+          <w:p>
+            <w:r>
+              <w:rPr>
+                <w:b w:val="0"/>
+              </w:rPr>
+              <w:t>________</w:t>
+            </w:r>
+          </w:p>
+        </w:tc>
+        <w:tc>
+          <w:tcPr>
+            <w:tcW w:type="dxa" w:w="1728"/>
+          </w:tcPr>
+          <w:p>
+            <w:r>
+              <w:rPr>
+                <w:b w:val="0"/>
+              </w:rPr>
+              <w:t>________</w:t>
+            </w:r>
+          </w:p>
+        </w:tc>
+        <w:tc>
+          <w:tcPr>
+            <w:tcW w:type="dxa" w:w="1728"/>
+          </w:tcPr>
+          <w:p>
+            <w:r>
+              <w:rPr>
+                <w:b w:val="0"/>
+              </w:rPr>
+              <w:t>________</w:t>
+            </w:r>
+          </w:p>
+        </w:tc>
+        <w:tc>
+          <w:tcPr>
+            <w:tcW w:type="dxa" w:w="1728"/>
+          </w:tcPr>
+          <w:p>
+            <w:r>
+              <w:rPr>
+                <w:b w:val="0"/>
+              </w:rPr>
+              <w:t>________</w:t>
+            </w:r>
+          </w:p>
+        </w:tc>
+        <w:tc>
+          <w:tcPr>
+            <w:tcW w:type="dxa" w:w="1728"/>
+          </w:tcPr>
+          <w:p>
+            <w:r>
+              <w:rPr>
+                <w:b w:val="0"/>
+              </w:rPr>
+              <w:t>________</w:t>
+            </w:r>
+          </w:p>
+        </w:tc>
+      </w:tr>
+    </w:tbl>
+    <w:p/>
+    <w:p>
+      <w:pPr>
+        <w:pStyle w:val="Heading2"/>
+      </w:pPr>
+      <w:r>
+        <w:rPr>
+          <w:b w:val="0"/>
+        </w:rPr>
+        <w:t>7. 후속조치</w:t>
+      </w:r>
+    </w:p>
+    <w:tbl>
+      <w:tblPr>
+        <w:tblStyle w:val="TableGrid"/>
+        <w:tblW w:type="auto" w:w="0"/>
+        <w:tblLook w:firstColumn="1" w:firstRow="1" w:lastColumn="0" w:lastRow="0" w:noHBand="0" w:noVBand="1" w:val="04A0"/>
+      </w:tblPr>
+      <w:tblGrid>
+        <w:gridCol w:w="2160"/>
+        <w:gridCol w:w="2160"/>
+        <w:gridCol w:w="2160"/>
+        <w:gridCol w:w="2160"/>
+      </w:tblGrid>
+      <w:tr>
+        <w:tc>
+          <w:tcPr>
+            <w:tcW w:type="dxa" w:w="2160"/>
+          </w:tcPr>
+          <w:p>
+            <w:r>
+              <w:rPr>
+                <w:b/>
+              </w:rPr>
+              <w:t>내용</w:t>
+            </w:r>
+          </w:p>
+        </w:tc>
+        <w:tc>
+          <w:tcPr>
+            <w:tcW w:type="dxa" w:w="2160"/>
+          </w:tcPr>
+          <w:p>
+            <w:r>
+              <w:rPr>
+                <w:b/>
+              </w:rPr>
+              <w:t>담당</w:t>
+            </w:r>
+          </w:p>
+        </w:tc>
+        <w:tc>
+          <w:tcPr>
+            <w:tcW w:type="dxa" w:w="2160"/>
+          </w:tcPr>
+          <w:p>
+            <w:r>
+              <w:rPr>
+                <w:b/>
+              </w:rPr>
+              <w:t>기한</w:t>
+            </w:r>
+          </w:p>
+        </w:tc>
+        <w:tc>
+          <w:tcPr>
+            <w:tcW w:type="dxa" w:w="2160"/>
+          </w:tcPr>
+          <w:p>
+            <w:r>
+              <w:rPr>
+                <w:b/>
+              </w:rPr>
+              <w:t>완료 확인</w:t>
+            </w:r>
+          </w:p>
+        </w:tc>
+      </w:tr>
+      <w:tr>
+        <w:tc>
+          <w:tcPr>
+            <w:tcW w:type="dxa" w:w="2160"/>
+          </w:tcPr>
+          <w:p>
+            <w:r>
+              <w:rPr>
+                <w:b w:val="0"/>
+              </w:rPr>
+              <w:t>지원 지속·판정 유보 대상의 개별 후속 일정 협의</w:t>
+            </w:r>
+          </w:p>
+        </w:tc>
+        <w:tc>
+          <w:tcPr>
+            <w:tcW w:type="dxa" w:w="2160"/>
+          </w:tcPr>
+          <w:p>
+            <w:r>
+              <w:rPr>
+                <w:b w:val="0"/>
+              </w:rPr>
+              <w:t>________</w:t>
+            </w:r>
+          </w:p>
+        </w:tc>
+        <w:tc>
+          <w:tcPr>
+            <w:tcW w:type="dxa" w:w="2160"/>
+          </w:tcPr>
+          <w:p>
+            <w:r>
+              <w:rPr>
+                <w:b w:val="0"/>
+              </w:rPr>
+              <w:t>________</w:t>
+            </w:r>
+          </w:p>
+        </w:tc>
+        <w:tc>
+          <w:tcPr>
+            <w:tcW w:type="dxa" w:w="2160"/>
+          </w:tcPr>
+          <w:p>
+            <w:r>
+              <w:rPr>
+                <w:b w:val="0"/>
+              </w:rPr>
+              <w:t>________</w:t>
+            </w:r>
+          </w:p>
+        </w:tc>
+      </w:tr>
+      <w:tr>
+        <w:tc>
+          <w:tcPr>
+            <w:tcW w:type="dxa" w:w="2160"/>
+          </w:tcPr>
+          <w:p>
+            <w:r>
+              <w:rPr>
+                <w:b w:val="0"/>
+              </w:rPr>
+              <w:t>소그룹 미연결·조정 희망 대상의 연결 재협의</w:t>
+            </w:r>
+          </w:p>
+        </w:tc>
+        <w:tc>
+          <w:tcPr>
+            <w:tcW w:type="dxa" w:w="2160"/>
+          </w:tcPr>
+          <w:p>
+            <w:r>
+              <w:rPr>
+                <w:b w:val="0"/>
+              </w:rPr>
+              <w:t>________</w:t>
+            </w:r>
+          </w:p>
+        </w:tc>
+        <w:tc>
+          <w:tcPr>
+            <w:tcW w:type="dxa" w:w="2160"/>
+          </w:tcPr>
+          <w:p>
+            <w:r>
+              <w:rPr>
+                <w:b w:val="0"/>
+              </w:rPr>
+              <w:t>________</w:t>
+            </w:r>
+          </w:p>
+        </w:tc>
+        <w:tc>
+          <w:tcPr>
+            <w:tcW w:type="dxa" w:w="2160"/>
+          </w:tcPr>
+          <w:p>
+            <w:r>
+              <w:rPr>
+                <w:b w:val="0"/>
+              </w:rPr>
+              <w:t>________</w:t>
+            </w:r>
+          </w:p>
+        </w:tc>
+      </w:tr>
+      <w:tr>
+        <w:tc>
+          <w:tcPr>
+            <w:tcW w:type="dxa" w:w="2160"/>
+          </w:tcPr>
+          <w:p>
+            <w:r>
+              <w:rPr>
+                <w:b w:val="0"/>
+              </w:rPr>
+              <w:t>미실시 과정의 사유 확인 및 대체 일정 안내</w:t>
+            </w:r>
+          </w:p>
+        </w:tc>
+        <w:tc>
+          <w:tcPr>
+            <w:tcW w:type="dxa" w:w="2160"/>
+          </w:tcPr>
+          <w:p>
+            <w:r>
+              <w:rPr>
+                <w:b w:val="0"/>
+              </w:rPr>
+              <w:t>________</w:t>
+            </w:r>
+          </w:p>
+        </w:tc>
+        <w:tc>
+          <w:tcPr>
+            <w:tcW w:type="dxa" w:w="2160"/>
+          </w:tcPr>
+          <w:p>
+            <w:r>
+              <w:rPr>
+                <w:b w:val="0"/>
+              </w:rPr>
+              <w:t>________</w:t>
+            </w:r>
+          </w:p>
+        </w:tc>
+        <w:tc>
+          <w:tcPr>
+            <w:tcW w:type="dxa" w:w="2160"/>
+          </w:tcPr>
+          <w:p>
+            <w:r>
+              <w:rPr>
+                <w:b w:val="0"/>
+              </w:rPr>
+              <w:t>________</w:t>
+            </w:r>
+          </w:p>
+        </w:tc>
+      </w:tr>
+      <w:tr>
+        <w:tc>
+          <w:tcPr>
+            <w:tcW w:type="dxa" w:w="2160"/>
+          </w:tcPr>
+          <w:p>
+            <w:r>
+              <w:rPr>
+                <w:b w:val="0"/>
+              </w:rPr>
+              <w:t>정착 대상의 일상 돌봄 담당 인계</w:t>
+            </w:r>
+          </w:p>
+        </w:tc>
+        <w:tc>
+          <w:tcPr>
+            <w:tcW w:type="dxa" w:w="2160"/>
+          </w:tcPr>
+          <w:p>
+            <w:r>
+              <w:rPr>
+                <w:b w:val="0"/>
+              </w:rPr>
+              <w:t>________</w:t>
+            </w:r>
+          </w:p>
+        </w:tc>
+        <w:tc>
+          <w:tcPr>
+            <w:tcW w:type="dxa" w:w="2160"/>
+          </w:tcPr>
+          <w:p>
+            <w:r>
+              <w:rPr>
+                <w:b w:val="0"/>
+              </w:rPr>
+              <w:t>________</w:t>
+            </w:r>
+          </w:p>
+        </w:tc>
+        <w:tc>
+          <w:tcPr>
+            <w:tcW w:type="dxa" w:w="2160"/>
+          </w:tcPr>
+          <w:p>
+            <w:r>
+              <w:rPr>
+                <w:b w:val="0"/>
+              </w:rPr>
+              <w:t>________</w:t>
+            </w:r>
+          </w:p>
+        </w:tc>
+      </w:tr>
+      <w:tr>
+        <w:tc>
+          <w:tcPr>
+            <w:tcW w:type="dxa" w:w="2160"/>
+          </w:tcPr>
+          <w:p>
+            <w:r>
+              <w:rPr>
+                <w:b w:val="0"/>
+              </w:rPr>
+              <w:t>별도 기록의 보관기간·열람 권한 확인 및 만료 자료 파기</w:t>
+            </w:r>
+          </w:p>
+        </w:tc>
+        <w:tc>
+          <w:tcPr>
+            <w:tcW w:type="dxa" w:w="2160"/>
+          </w:tcPr>
+          <w:p>
+            <w:r>
+              <w:rPr>
+                <w:b w:val="0"/>
+              </w:rPr>
+              <w:t>________</w:t>
+            </w:r>
+          </w:p>
+        </w:tc>
+        <w:tc>
+          <w:tcPr>
+            <w:tcW w:type="dxa" w:w="2160"/>
+          </w:tcPr>
+          <w:p>
+            <w:r>
+              <w:rPr>
+                <w:b w:val="0"/>
+              </w:rPr>
+              <w:t>________</w:t>
+            </w:r>
+          </w:p>
+        </w:tc>
+        <w:tc>
+          <w:tcPr>
+            <w:tcW w:type="dxa" w:w="2160"/>
+          </w:tcPr>
+          <w:p>
+            <w:r>
+              <w:rPr>
+                <w:b w:val="0"/>
+              </w:rPr>
+              <w:t>________</w:t>
+            </w:r>
+          </w:p>
+        </w:tc>
+      </w:tr>
+    </w:tbl>
+    <w:p/>
+    <w:p>
+      <w:r>
+        <w:rPr>
+          <w:b w:val="0"/>
+        </w:rPr>
+        <w:t>붙임 1. 새가족 등록·회신 및 개인정보 수집·이용 동의서 1부.</w:t>
       </w:r>
     </w:p>
     <w:p>
@@ -1661,7 +5192,23 @@
         <w:rPr>
           <w:b w:val="0"/>
         </w:rPr>
-        <w:t>※ 출석 횟수만으로 판단하지 않고 본인의 의사와 생활 여건을 함께 살핍니다.</w:t>
+        <w:t>붙임 2. 새가족 면담 기록지 1부.</w:t>
+      </w:r>
+    </w:p>
+    <w:p>
+      <w:r>
+        <w:rPr>
+          <w:b/>
+        </w:rPr>
+        <w:t>붙임 1. 새가족 등록·회신 및 개인정보 수집·이용 동의서</w:t>
+      </w:r>
+    </w:p>
+    <w:p>
+      <w:r>
+        <w:rPr>
+          <w:b w:val="0"/>
+        </w:rPr>
+        <w:t>별도 보관용 · 공개·공유 보고서에서 분리</w:t>
       </w:r>
     </w:p>
     <w:tbl>
@@ -1684,7 +5231,7 @@
               <w:rPr>
                 <w:b/>
               </w:rPr>
-              <w:t>평가 항목</w:t>
+              <w:t>항목</w:t>
             </w:r>
           </w:p>
         </w:tc>
@@ -1697,7 +5244,7 @@
               <w:rPr>
                 <w:b/>
               </w:rPr>
-              <w:t>확인 결과</w:t>
+              <w:t>기재 내용</w:t>
             </w:r>
           </w:p>
         </w:tc>
@@ -1712,7 +5259,7 @@
               <w:rPr>
                 <w:b w:val="0"/>
               </w:rPr>
-              <w:t>예배 참여가 이어지고 있는가</w:t>
+              <w:t>관리번호 / 부서</w:t>
             </w:r>
           </w:p>
         </w:tc>
@@ -1725,7 +5272,7 @@
               <w:rPr>
                 <w:b w:val="0"/>
               </w:rPr>
-              <w:t>□ 예 □ 일부 □ 확인 필요</w:t>
+              <w:t>________ / ________</w:t>
             </w:r>
           </w:p>
         </w:tc>
@@ -1740,7 +5287,7 @@
               <w:rPr>
                 <w:b w:val="0"/>
               </w:rPr>
-              <w:t>소그룹에 연결되어 교제하고 있는가</w:t>
+              <w:t>성명</w:t>
             </w:r>
           </w:p>
         </w:tc>
@@ -1753,7 +5300,7 @@
               <w:rPr>
                 <w:b w:val="0"/>
               </w:rPr>
-              <w:t>□ 예 □ 일부 □ 확인 필요</w:t>
+              <w:t>________</w:t>
             </w:r>
           </w:p>
         </w:tc>
@@ -1768,7 +5315,7 @@
               <w:rPr>
                 <w:b w:val="0"/>
               </w:rPr>
-              <w:t>교회 안에 편하게 연락할 사람이 있는가</w:t>
+              <w:t>연락처 / 희망 연락 방식</w:t>
             </w:r>
           </w:p>
         </w:tc>
@@ -1781,7 +5328,7 @@
               <w:rPr>
                 <w:b w:val="0"/>
               </w:rPr>
-              <w:t>□ 예 □ 일부 □ 확인 필요</w:t>
+              <w:t>________ / ________</w:t>
             </w:r>
           </w:p>
         </w:tc>
@@ -1796,7 +5343,7 @@
               <w:rPr>
                 <w:b w:val="0"/>
               </w:rPr>
-              <w:t>새가족 교육을 마쳤거나 일정이 정해졌는가</w:t>
+              <w:t>참여 가능한 시간</w:t>
             </w:r>
           </w:p>
         </w:tc>
@@ -1809,7 +5356,7 @@
               <w:rPr>
                 <w:b w:val="0"/>
               </w:rPr>
-              <w:t>□ 예 □ 일부 □ 확인 필요</w:t>
+              <w:t>________</w:t>
             </w:r>
           </w:p>
         </w:tc>
@@ -1824,7 +5371,7 @@
               <w:rPr>
                 <w:b w:val="0"/>
               </w:rPr>
-              <w:t>본인이 계속 함께할 의사를 표현했는가</w:t>
+              <w:t>소그룹 연결 희망</w:t>
             </w:r>
           </w:p>
         </w:tc>
@@ -1837,7 +5384,7 @@
               <w:rPr>
                 <w:b w:val="0"/>
               </w:rPr>
-              <w:t>□ 예 □ 유보 □ 확인 필요</w:t>
+              <w:t>________</w:t>
             </w:r>
           </w:p>
         </w:tc>
@@ -1852,7 +5399,7 @@
               <w:rPr>
                 <w:b w:val="0"/>
               </w:rPr>
-              <w:t>생활 여건·돌봄 요청을 확인했는가</w:t>
+              <w:t>정착 지원 관련 요청 사항</w:t>
             </w:r>
           </w:p>
         </w:tc>
@@ -1865,13 +5412,195 @@
               <w:rPr>
                 <w:b w:val="0"/>
               </w:rPr>
-              <w:t>□ 예 □ 추가 확인 필요</w:t>
+              <w:t>________</w:t>
+            </w:r>
+          </w:p>
+        </w:tc>
+      </w:tr>
+      <w:tr>
+        <w:tc>
+          <w:tcPr>
+            <w:tcW w:type="dxa" w:w="4320"/>
+          </w:tcPr>
+          <w:p>
+            <w:r>
+              <w:rPr>
+                <w:b w:val="0"/>
+              </w:rPr>
+              <w:t>작성일 / 본인 서명</w:t>
+            </w:r>
+          </w:p>
+        </w:tc>
+        <w:tc>
+          <w:tcPr>
+            <w:tcW w:type="dxa" w:w="4320"/>
+          </w:tcPr>
+          <w:p>
+            <w:r>
+              <w:rPr>
+                <w:b w:val="0"/>
+              </w:rPr>
+              <w:t>________ / ________</w:t>
             </w:r>
           </w:p>
         </w:tc>
       </w:tr>
     </w:tbl>
     <w:p/>
+    <w:p>
+      <w:r>
+        <w:rPr>
+          <w:b w:val="0"/>
+        </w:rPr>
+        <w:t>개인정보 수집·이용 동의: (교회명)이 새가족 안내·소그룹 연결·정착 지원을 위해 성명·연락처·회신 내용을 ________까지 보유·이용하는 데 □ 동의함 □ 동의하지 않음. 동의를 거부할 수 있으며, 거부 시 개별 연락·연결 지원이 제한될 수 있습니다. 본인 서명: ________</w:t>
+      </w:r>
+    </w:p>
+    <w:p>
+      <w:r>
+        <w:rPr>
+          <w:b w:val="0"/>
+        </w:rPr>
+        <w:t>※ 건강정보는 이 서식에 기재하지 않습니다. 필요한 경우 수집 항목·목적·보유기간을 정하고 별도 민감정보 동의를 받아 관리합니다.</w:t>
+      </w:r>
+    </w:p>
+    <w:tbl>
+      <w:tblPr>
+        <w:tblStyle w:val="TableGrid"/>
+        <w:tblW w:type="auto" w:w="0"/>
+        <w:tblLook w:firstColumn="1" w:firstRow="1" w:lastColumn="0" w:lastRow="0" w:noHBand="0" w:noVBand="1" w:val="04A0"/>
+      </w:tblPr>
+      <w:tblGrid>
+        <w:gridCol w:w="2160"/>
+        <w:gridCol w:w="2160"/>
+        <w:gridCol w:w="2160"/>
+        <w:gridCol w:w="2160"/>
+      </w:tblGrid>
+      <w:tr>
+        <w:tc>
+          <w:tcPr>
+            <w:tcW w:type="dxa" w:w="2160"/>
+          </w:tcPr>
+          <w:p>
+            <w:r>
+              <w:rPr>
+                <w:b/>
+              </w:rPr>
+              <w:t>보관 담당</w:t>
+            </w:r>
+          </w:p>
+        </w:tc>
+        <w:tc>
+          <w:tcPr>
+            <w:tcW w:type="dxa" w:w="2160"/>
+          </w:tcPr>
+          <w:p>
+            <w:r>
+              <w:rPr>
+                <w:b/>
+              </w:rPr>
+              <w:t>접근 허용 대상</w:t>
+            </w:r>
+          </w:p>
+        </w:tc>
+        <w:tc>
+          <w:tcPr>
+            <w:tcW w:type="dxa" w:w="2160"/>
+          </w:tcPr>
+          <w:p>
+            <w:r>
+              <w:rPr>
+                <w:b/>
+              </w:rPr>
+              <w:t>보관 종료일</w:t>
+            </w:r>
+          </w:p>
+        </w:tc>
+        <w:tc>
+          <w:tcPr>
+            <w:tcW w:type="dxa" w:w="2160"/>
+          </w:tcPr>
+          <w:p>
+            <w:r>
+              <w:rPr>
+                <w:b/>
+              </w:rPr>
+              <w:t>파기 담당·기한</w:t>
+            </w:r>
+          </w:p>
+        </w:tc>
+      </w:tr>
+      <w:tr>
+        <w:tc>
+          <w:tcPr>
+            <w:tcW w:type="dxa" w:w="2160"/>
+          </w:tcPr>
+          <w:p>
+            <w:r>
+              <w:rPr>
+                <w:b w:val="0"/>
+              </w:rPr>
+              <w:t>________</w:t>
+            </w:r>
+          </w:p>
+        </w:tc>
+        <w:tc>
+          <w:tcPr>
+            <w:tcW w:type="dxa" w:w="2160"/>
+          </w:tcPr>
+          <w:p>
+            <w:r>
+              <w:rPr>
+                <w:b w:val="0"/>
+              </w:rPr>
+              <w:t>________</w:t>
+            </w:r>
+          </w:p>
+        </w:tc>
+        <w:tc>
+          <w:tcPr>
+            <w:tcW w:type="dxa" w:w="2160"/>
+          </w:tcPr>
+          <w:p>
+            <w:r>
+              <w:rPr>
+                <w:b w:val="0"/>
+              </w:rPr>
+              <w:t>________</w:t>
+            </w:r>
+          </w:p>
+        </w:tc>
+        <w:tc>
+          <w:tcPr>
+            <w:tcW w:type="dxa" w:w="2160"/>
+          </w:tcPr>
+          <w:p>
+            <w:r>
+              <w:rPr>
+                <w:b w:val="0"/>
+              </w:rPr>
+              <w:t>________ / ________</w:t>
+            </w:r>
+          </w:p>
+        </w:tc>
+      </w:tr>
+    </w:tbl>
+    <w:p/>
+    <w:p>
+      <w:r>
+        <w:rPr>
+          <w:b/>
+        </w:rPr>
+        <w:t>붙임 2. 새가족 면담 기록지</w:t>
+      </w:r>
+    </w:p>
+    <w:p>
+      <w:r>
+        <w:rPr>
+          <w:b w:val="0"/>
+        </w:rPr>
+        <w:t>별도 보관용 · 면담 목적에 필요한 최소 내용만 기록</w:t>
+      </w:r>
+    </w:p>
     <w:tbl>
       <w:tblPr>
         <w:tblStyle w:val="TableGrid"/>
@@ -1905,7 +5634,7 @@
               <w:rPr>
                 <w:b/>
               </w:rPr>
-              <w:t>내용</w:t>
+              <w:t>기재 내용</w:t>
             </w:r>
           </w:p>
         </w:tc>
@@ -1920,7 +5649,7 @@
               <w:rPr>
                 <w:b w:val="0"/>
               </w:rPr>
-              <w:t>종합 판단</w:t>
+              <w:t>관리번호 / 기록번호</w:t>
             </w:r>
           </w:p>
         </w:tc>
@@ -1933,7 +5662,7 @@
               <w:rPr>
                 <w:b w:val="0"/>
               </w:rPr>
-              <w:t>□ 정착 □ 정착 중·추가 돌봄 □ 참여 보류 □ 확인 필요</w:t>
+              <w:t>________ / ________</w:t>
             </w:r>
           </w:p>
         </w:tc>
@@ -1948,7 +5677,7 @@
               <w:rPr>
                 <w:b w:val="0"/>
               </w:rPr>
-              <w:t>판단 근거·본인 의사</w:t>
+              <w:t>면담 일시 / 장소·방식</w:t>
             </w:r>
           </w:p>
         </w:tc>
@@ -1961,7 +5690,7 @@
               <w:rPr>
                 <w:b w:val="0"/>
               </w:rPr>
-              <w:t>________</w:t>
+              <w:t>________ / ________</w:t>
             </w:r>
           </w:p>
         </w:tc>
@@ -1976,7 +5705,7 @@
               <w:rPr>
                 <w:b w:val="0"/>
               </w:rPr>
-              <w:t>잘된 점</w:t>
+              <w:t>면담 담당</w:t>
             </w:r>
           </w:p>
         </w:tc>
@@ -2004,7 +5733,7 @@
               <w:rPr>
                 <w:b w:val="0"/>
               </w:rPr>
-              <w:t>아쉬운 점</w:t>
+              <w:t>면담 및 기록 의사 확인</w:t>
             </w:r>
           </w:p>
         </w:tc>
@@ -2032,7 +5761,7 @@
               <w:rPr>
                 <w:b w:val="0"/>
               </w:rPr>
-              <w:t>다음에 할 일</w:t>
+              <w:t>예배·교회생활 관련 본인 의견</w:t>
             </w:r>
           </w:p>
         </w:tc>
@@ -2060,7 +5789,7 @@
               <w:rPr>
                 <w:b w:val="0"/>
               </w:rPr>
-              <w:t>후속 돌봄 기간 / 담당</w:t>
+              <w:t>소그룹 참여·관계 관련 본인 의견</w:t>
             </w:r>
           </w:p>
         </w:tc>
@@ -2073,7 +5802,7 @@
               <w:rPr>
                 <w:b w:val="0"/>
               </w:rPr>
-              <w:t>________ / ________</w:t>
+              <w:t>________</w:t>
             </w:r>
           </w:p>
         </w:tc>
@@ -2088,7 +5817,91 @@
               <w:rPr>
                 <w:b w:val="0"/>
               </w:rPr>
-              <w:t>다음 확인일</w:t>
+              <w:t>요청한 지원 및 합의 사항</w:t>
+            </w:r>
+          </w:p>
+        </w:tc>
+        <w:tc>
+          <w:tcPr>
+            <w:tcW w:type="dxa" w:w="4320"/>
+          </w:tcPr>
+          <w:p>
+            <w:r>
+              <w:rPr>
+                <w:b w:val="0"/>
+              </w:rPr>
+              <w:t>________</w:t>
+            </w:r>
+          </w:p>
+        </w:tc>
+      </w:tr>
+      <w:tr>
+        <w:tc>
+          <w:tcPr>
+            <w:tcW w:type="dxa" w:w="4320"/>
+          </w:tcPr>
+          <w:p>
+            <w:r>
+              <w:rPr>
+                <w:b w:val="0"/>
+              </w:rPr>
+              <w:t>공유에 동의한 내용·대상</w:t>
+            </w:r>
+          </w:p>
+        </w:tc>
+        <w:tc>
+          <w:tcPr>
+            <w:tcW w:type="dxa" w:w="4320"/>
+          </w:tcPr>
+          <w:p>
+            <w:r>
+              <w:rPr>
+                <w:b w:val="0"/>
+              </w:rPr>
+              <w:t>________</w:t>
+            </w:r>
+          </w:p>
+        </w:tc>
+      </w:tr>
+      <w:tr>
+        <w:tc>
+          <w:tcPr>
+            <w:tcW w:type="dxa" w:w="4320"/>
+          </w:tcPr>
+          <w:p>
+            <w:r>
+              <w:rPr>
+                <w:b w:val="0"/>
+              </w:rPr>
+              <w:t>후속조치 / 담당 / 기한</w:t>
+            </w:r>
+          </w:p>
+        </w:tc>
+        <w:tc>
+          <w:tcPr>
+            <w:tcW w:type="dxa" w:w="4320"/>
+          </w:tcPr>
+          <w:p>
+            <w:r>
+              <w:rPr>
+                <w:b w:val="0"/>
+              </w:rPr>
+              <w:t>________ / ________ / ________</w:t>
+            </w:r>
+          </w:p>
+        </w:tc>
+      </w:tr>
+      <w:tr>
+        <w:tc>
+          <w:tcPr>
+            <w:tcW w:type="dxa" w:w="4320"/>
+          </w:tcPr>
+          <w:p>
+            <w:r>
+              <w:rPr>
+                <w:b w:val="0"/>
+              </w:rPr>
+              <w:t>다음 면담·확인 예정일</w:t>
             </w:r>
           </w:p>
         </w:tc>
@@ -2109,27 +5922,135 @@
     </w:tbl>
     <w:p/>
     <w:p>
-      <w:pPr>
-        <w:pStyle w:val="Heading2"/>
-      </w:pPr>
       <w:r>
         <w:rPr>
           <w:b w:val="0"/>
         </w:rPr>
-        <w:t>첨부</w:t>
+        <w:t>개인정보 수집·이용 동의: (교회명)이 정착 상담과 후속 지원을 위해 관리번호·면담일·본인 의견·합의 사항을 ________까지 보유·이용하는 데 □ 동의함 □ 동의하지 않음. 동의를 거부할 수 있으며, 거부 시 기록에 기반한 후속 지원이 제한될 수 있습니다. 본인 서명: ________</w:t>
       </w:r>
     </w:p>
-    <w:p>
-      <w:pPr>
-        <w:pStyle w:val="ListBullet"/>
-      </w:pPr>
-      <w:r>
-        <w:rPr>
-          <w:b w:val="0"/>
-        </w:rPr>
-        <w:t>□ 없음 □ 새가족 교육 기록 □ 기타 : ________</w:t>
-      </w:r>
-    </w:p>
+    <w:tbl>
+      <w:tblPr>
+        <w:tblStyle w:val="TableGrid"/>
+        <w:tblW w:type="auto" w:w="0"/>
+        <w:tblLook w:firstColumn="1" w:firstRow="1" w:lastColumn="0" w:lastRow="0" w:noHBand="0" w:noVBand="1" w:val="04A0"/>
+      </w:tblPr>
+      <w:tblGrid>
+        <w:gridCol w:w="2160"/>
+        <w:gridCol w:w="2160"/>
+        <w:gridCol w:w="2160"/>
+        <w:gridCol w:w="2160"/>
+      </w:tblGrid>
+      <w:tr>
+        <w:tc>
+          <w:tcPr>
+            <w:tcW w:type="dxa" w:w="2160"/>
+          </w:tcPr>
+          <w:p>
+            <w:r>
+              <w:rPr>
+                <w:b/>
+              </w:rPr>
+              <w:t>기록자 확인</w:t>
+            </w:r>
+          </w:p>
+        </w:tc>
+        <w:tc>
+          <w:tcPr>
+            <w:tcW w:type="dxa" w:w="2160"/>
+          </w:tcPr>
+          <w:p>
+            <w:r>
+              <w:rPr>
+                <w:b/>
+              </w:rPr>
+              <w:t>보관 담당</w:t>
+            </w:r>
+          </w:p>
+        </w:tc>
+        <w:tc>
+          <w:tcPr>
+            <w:tcW w:type="dxa" w:w="2160"/>
+          </w:tcPr>
+          <w:p>
+            <w:r>
+              <w:rPr>
+                <w:b/>
+              </w:rPr>
+              <w:t>열람 허용 대상</w:t>
+            </w:r>
+          </w:p>
+        </w:tc>
+        <w:tc>
+          <w:tcPr>
+            <w:tcW w:type="dxa" w:w="2160"/>
+          </w:tcPr>
+          <w:p>
+            <w:r>
+              <w:rPr>
+                <w:b/>
+              </w:rPr>
+              <w:t>파기 담당·기한</w:t>
+            </w:r>
+          </w:p>
+        </w:tc>
+      </w:tr>
+      <w:tr>
+        <w:tc>
+          <w:tcPr>
+            <w:tcW w:type="dxa" w:w="2160"/>
+          </w:tcPr>
+          <w:p>
+            <w:r>
+              <w:rPr>
+                <w:b w:val="0"/>
+              </w:rPr>
+              <w:t>________</w:t>
+            </w:r>
+          </w:p>
+        </w:tc>
+        <w:tc>
+          <w:tcPr>
+            <w:tcW w:type="dxa" w:w="2160"/>
+          </w:tcPr>
+          <w:p>
+            <w:r>
+              <w:rPr>
+                <w:b w:val="0"/>
+              </w:rPr>
+              <w:t>________</w:t>
+            </w:r>
+          </w:p>
+        </w:tc>
+        <w:tc>
+          <w:tcPr>
+            <w:tcW w:type="dxa" w:w="2160"/>
+          </w:tcPr>
+          <w:p>
+            <w:r>
+              <w:rPr>
+                <w:b w:val="0"/>
+              </w:rPr>
+              <w:t>________</w:t>
+            </w:r>
+          </w:p>
+        </w:tc>
+        <w:tc>
+          <w:tcPr>
+            <w:tcW w:type="dxa" w:w="2160"/>
+          </w:tcPr>
+          <w:p>
+            <w:r>
+              <w:rPr>
+                <w:b w:val="0"/>
+              </w:rPr>
+              <w:t>________ / ________</w:t>
+            </w:r>
+          </w:p>
+        </w:tc>
+      </w:tr>
+    </w:tbl>
+    <w:p/>
     <w:sectPr>
       <w:pgSz w:w="12240" w:h="15840"/>
       <w:pgMar w:top="1440" w:right="1800" w:bottom="1440" w:left="1800" w:header="720" w:footer="720" w:gutter="0"/>
